--- a/Memoria/Memoria.docx
+++ b/Memoria/Memoria.docx
@@ -33,7 +33,7 @@
                     <pic:cNvPicPr/>
                   </pic:nvPicPr>
                   <pic:blipFill>
-                    <a:blip r:embed="rId7" cstate="print"/>
+                    <a:blip r:embed="rId8" cstate="print"/>
                     <a:stretch>
                       <a:fillRect/>
                     </a:stretch>
@@ -263,46 +263,6 @@
     <w:p>
       <w:pPr>
         <w:pStyle w:val="Textoindependiente"/>
-        <w:rPr>
-          <w:sz w:val="40"/>
-        </w:rPr>
-      </w:pPr>
-    </w:p>
-    <w:p>
-      <w:pPr>
-        <w:pStyle w:val="Textoindependiente"/>
-        <w:rPr>
-          <w:sz w:val="40"/>
-        </w:rPr>
-      </w:pPr>
-    </w:p>
-    <w:p>
-      <w:pPr>
-        <w:pStyle w:val="Textoindependiente"/>
-        <w:rPr>
-          <w:sz w:val="40"/>
-        </w:rPr>
-      </w:pPr>
-    </w:p>
-    <w:p>
-      <w:pPr>
-        <w:pStyle w:val="Textoindependiente"/>
-        <w:rPr>
-          <w:sz w:val="40"/>
-        </w:rPr>
-      </w:pPr>
-    </w:p>
-    <w:p>
-      <w:pPr>
-        <w:pStyle w:val="Textoindependiente"/>
-        <w:rPr>
-          <w:sz w:val="40"/>
-        </w:rPr>
-      </w:pPr>
-    </w:p>
-    <w:p>
-      <w:pPr>
-        <w:pStyle w:val="Textoindependiente"/>
         <w:spacing w:before="457"/>
         <w:rPr>
           <w:sz w:val="40"/>
@@ -418,7 +378,6 @@
           <w:noProof/>
           <w:sz w:val="20"/>
         </w:rPr>
-        <w:lastRenderedPageBreak/>
         <w:drawing>
           <wp:inline distT="0" distB="0" distL="0" distR="0" wp14:anchorId="48D22A31" wp14:editId="7E548581">
             <wp:extent cx="2673431" cy="1036129"/>
@@ -435,7 +394,7 @@
                     <pic:cNvPicPr/>
                   </pic:nvPicPr>
                   <pic:blipFill>
-                    <a:blip r:embed="rId7" cstate="print"/>
+                    <a:blip r:embed="rId8" cstate="print"/>
                     <a:stretch>
                       <a:fillRect/>
                     </a:stretch>
@@ -665,46 +624,6 @@
     <w:p>
       <w:pPr>
         <w:pStyle w:val="Textoindependiente"/>
-        <w:rPr>
-          <w:sz w:val="40"/>
-        </w:rPr>
-      </w:pPr>
-    </w:p>
-    <w:p>
-      <w:pPr>
-        <w:pStyle w:val="Textoindependiente"/>
-        <w:rPr>
-          <w:sz w:val="40"/>
-        </w:rPr>
-      </w:pPr>
-    </w:p>
-    <w:p>
-      <w:pPr>
-        <w:pStyle w:val="Textoindependiente"/>
-        <w:rPr>
-          <w:sz w:val="40"/>
-        </w:rPr>
-      </w:pPr>
-    </w:p>
-    <w:p>
-      <w:pPr>
-        <w:pStyle w:val="Textoindependiente"/>
-        <w:rPr>
-          <w:sz w:val="40"/>
-        </w:rPr>
-      </w:pPr>
-    </w:p>
-    <w:p>
-      <w:pPr>
-        <w:pStyle w:val="Textoindependiente"/>
-        <w:rPr>
-          <w:sz w:val="40"/>
-        </w:rPr>
-      </w:pPr>
-    </w:p>
-    <w:p>
-      <w:pPr>
-        <w:pStyle w:val="Textoindependiente"/>
         <w:spacing w:before="457"/>
         <w:rPr>
           <w:sz w:val="40"/>
@@ -902,12 +821,11 @@
         <w:t>6</w:t>
       </w:r>
     </w:p>
-    <w:p/>
     <w:p>
       <w:pPr>
         <w:sectPr>
-          <w:headerReference w:type="default" r:id="rId8"/>
-          <w:footerReference w:type="default" r:id="rId9"/>
+          <w:headerReference w:type="default" r:id="rId9"/>
+          <w:footerReference w:type="default" r:id="rId10"/>
           <w:pgSz w:w="11906" w:h="16838"/>
           <w:pgMar w:top="601" w:right="1134" w:bottom="278" w:left="851" w:header="709" w:footer="709" w:gutter="0"/>
           <w:pgNumType w:fmt="lowerRoman"/>
@@ -926,21 +844,17 @@
         <w:spacing w:before="240" w:line="300" w:lineRule="exact"/>
         <w:jc w:val="both"/>
         <w:rPr>
-          <w:rFonts w:ascii="Calibri" w:eastAsiaTheme="minorEastAsia" w:hAnsi="Calibri" w:cs="Calibri"/>
+          <w:rFonts w:ascii="Calibri" w:hAnsi="Calibri" w:cs="Calibri"/>
           <w:b/>
-          <w:color w:val="5A5A5A" w:themeColor="text1" w:themeTint="A5"/>
           <w:sz w:val="24"/>
-          <w:szCs w:val="22"/>
           <w:lang w:val="es-ES_tradnl" w:eastAsia="es-ES"/>
         </w:rPr>
       </w:pPr>
       <w:r>
         <w:rPr>
-          <w:rFonts w:ascii="Calibri" w:eastAsiaTheme="minorEastAsia" w:hAnsi="Calibri" w:cs="Calibri"/>
+          <w:rFonts w:ascii="Calibri" w:hAnsi="Calibri" w:cs="Calibri"/>
           <w:b/>
-          <w:color w:val="5A5A5A" w:themeColor="text1" w:themeTint="A5"/>
           <w:sz w:val="24"/>
-          <w:szCs w:val="22"/>
           <w:lang w:val="es-ES_tradnl" w:eastAsia="es-ES"/>
         </w:rPr>
         <w:lastRenderedPageBreak/>
@@ -956,8 +870,6 @@
           <w:rFonts w:ascii="Calibri" w:eastAsia="Arial MT" w:hAnsi="Calibri" w:cs="Calibri"/>
           <w:color w:val="auto"/>
           <w:spacing w:val="0"/>
-          <w:sz w:val="22"/>
-          <w:szCs w:val="22"/>
         </w:rPr>
       </w:pPr>
       <w:r>
@@ -965,8 +877,6 @@
           <w:rFonts w:ascii="Calibri" w:eastAsia="Arial MT" w:hAnsi="Calibri" w:cs="Calibri"/>
           <w:color w:val="auto"/>
           <w:spacing w:val="0"/>
-          <w:sz w:val="22"/>
-          <w:szCs w:val="22"/>
         </w:rPr>
         <w:t xml:space="preserve">Este trabajo presenta el diseño y desarrollo de un videojuego de carreras de coches en Unity que integra generación procedural de circuitos y técnicas de aprendizaje por refuerzo para la inteligencia artificial. El sistema de generación procedural permite crear pistas de forma automática mediante un algoritmo por fases: una primera fase de generación aleatoria controlada por reglas de variedad y un sistema de ocupación espacial por </w:t>
       </w:r>
@@ -976,8 +886,6 @@
           <w:rFonts w:ascii="Calibri" w:eastAsia="Arial MT" w:hAnsi="Calibri" w:cs="Calibri"/>
           <w:color w:val="auto"/>
           <w:spacing w:val="0"/>
-          <w:sz w:val="22"/>
-          <w:szCs w:val="22"/>
         </w:rPr>
         <w:t>grid</w:t>
       </w:r>
@@ -987,8 +895,6 @@
           <w:rFonts w:ascii="Calibri" w:eastAsia="Arial MT" w:hAnsi="Calibri" w:cs="Calibri"/>
           <w:color w:val="auto"/>
           <w:spacing w:val="0"/>
-          <w:sz w:val="22"/>
-          <w:szCs w:val="22"/>
         </w:rPr>
         <w:t xml:space="preserve">, y una segunda fase de cierre del circuito que garantiza que la pista forme un bucle válido. De este modo se asegura que cada circuito sea diferente, evitando la repetitividad y aumentando la </w:t>
       </w:r>
@@ -998,8 +904,6 @@
           <w:rFonts w:ascii="Calibri" w:eastAsia="Arial MT" w:hAnsi="Calibri" w:cs="Calibri"/>
           <w:color w:val="auto"/>
           <w:spacing w:val="0"/>
-          <w:sz w:val="22"/>
-          <w:szCs w:val="22"/>
         </w:rPr>
         <w:t>rejugabilidad</w:t>
       </w:r>
@@ -1009,8 +913,6 @@
           <w:rFonts w:ascii="Calibri" w:eastAsia="Arial MT" w:hAnsi="Calibri" w:cs="Calibri"/>
           <w:color w:val="auto"/>
           <w:spacing w:val="0"/>
-          <w:sz w:val="22"/>
-          <w:szCs w:val="22"/>
         </w:rPr>
         <w:t xml:space="preserve"> y la sensación de novedad en cada partida.</w:t>
       </w:r>
@@ -1024,8 +926,6 @@
           <w:rFonts w:ascii="Calibri" w:eastAsia="Arial MT" w:hAnsi="Calibri" w:cs="Calibri"/>
           <w:color w:val="auto"/>
           <w:spacing w:val="0"/>
-          <w:sz w:val="22"/>
-          <w:szCs w:val="22"/>
         </w:rPr>
       </w:pPr>
       <w:r>
@@ -1033,8 +933,6 @@
           <w:rFonts w:ascii="Calibri" w:eastAsia="Arial MT" w:hAnsi="Calibri" w:cs="Calibri"/>
           <w:color w:val="auto"/>
           <w:spacing w:val="0"/>
-          <w:sz w:val="22"/>
-          <w:szCs w:val="22"/>
         </w:rPr>
         <w:t>Los vehículos controlados por inteligencia artificial han sido entrenados mediante la librería ML-</w:t>
       </w:r>
@@ -1044,8 +942,6 @@
           <w:rFonts w:ascii="Calibri" w:eastAsia="Arial MT" w:hAnsi="Calibri" w:cs="Calibri"/>
           <w:color w:val="auto"/>
           <w:spacing w:val="0"/>
-          <w:sz w:val="22"/>
-          <w:szCs w:val="22"/>
         </w:rPr>
         <w:t>Agents</w:t>
       </w:r>
@@ -1055,8 +951,6 @@
           <w:rFonts w:ascii="Calibri" w:eastAsia="Arial MT" w:hAnsi="Calibri" w:cs="Calibri"/>
           <w:color w:val="auto"/>
           <w:spacing w:val="0"/>
-          <w:sz w:val="22"/>
-          <w:szCs w:val="22"/>
         </w:rPr>
         <w:t xml:space="preserve"> de Unity, utilizando el algoritmo de aprendizaje por refuerzo para aprender a recorrer correctamente los circuitos generados dinámicamente. Gracias a este enfoque, los agentes son capaces de adaptarse a configuraciones de pista no vistas previamente, manteniendo un comportamiento competitivo. El entrenamiento se llevó a cabo sobre un conjunto de circuitos guardados, rotando entre ellos de forma automática para favorecer la generalización del agente.</w:t>
       </w:r>
@@ -1074,8 +968,6 @@
           <w:rFonts w:ascii="Calibri" w:eastAsia="Arial MT" w:hAnsi="Calibri" w:cs="Calibri"/>
           <w:color w:val="auto"/>
           <w:spacing w:val="0"/>
-          <w:sz w:val="22"/>
-          <w:szCs w:val="22"/>
         </w:rPr>
       </w:pPr>
       <w:r>
@@ -1083,8 +975,6 @@
           <w:rFonts w:ascii="Calibri" w:eastAsia="Arial MT" w:hAnsi="Calibri" w:cs="Calibri"/>
           <w:color w:val="auto"/>
           <w:spacing w:val="0"/>
-          <w:sz w:val="22"/>
-          <w:szCs w:val="22"/>
         </w:rPr>
         <w:t xml:space="preserve">Además, el videojuego un sistema de </w:t>
       </w:r>
@@ -1094,8 +984,6 @@
           <w:rFonts w:ascii="Calibri" w:eastAsia="Arial MT" w:hAnsi="Calibri" w:cs="Calibri"/>
           <w:color w:val="auto"/>
           <w:spacing w:val="0"/>
-          <w:sz w:val="22"/>
-          <w:szCs w:val="22"/>
         </w:rPr>
         <w:t>checkpoints</w:t>
       </w:r>
@@ -1105,8 +993,6 @@
           <w:rFonts w:ascii="Calibri" w:eastAsia="Arial MT" w:hAnsi="Calibri" w:cs="Calibri"/>
           <w:color w:val="auto"/>
           <w:spacing w:val="0"/>
-          <w:sz w:val="22"/>
-          <w:szCs w:val="22"/>
         </w:rPr>
         <w:t xml:space="preserve"> que guía al agente a lo largo del circuito, ofreciendo recompensas parciales que orientan el aprendizaje. El resultado es un sistema flexible que combina generación procedural y aprendizaje automático para mejorar la experiencia de juego y fomentar la motivación y el desafío continuo del jugador.</w:t>
       </w:r>
@@ -1127,11 +1013,9 @@
       </w:pPr>
       <w:r>
         <w:rPr>
-          <w:rFonts w:ascii="Calibri" w:eastAsiaTheme="minorEastAsia" w:hAnsi="Calibri" w:cs="Calibri"/>
+          <w:rFonts w:ascii="Calibri" w:hAnsi="Calibri" w:cs="Calibri"/>
           <w:b/>
-          <w:color w:val="5A5A5A" w:themeColor="text1" w:themeTint="A5"/>
           <w:sz w:val="24"/>
-          <w:szCs w:val="22"/>
           <w:lang w:val="es-ES_tradnl" w:eastAsia="es-ES"/>
         </w:rPr>
         <w:t>Descriptores</w:t>
@@ -1264,76 +1148,11 @@
     <w:p/>
     <w:p/>
     <w:p/>
-    <w:p/>
-    <w:p/>
-    <w:p/>
-    <w:p/>
-    <w:p/>
-    <w:p/>
-    <w:p/>
-    <w:p/>
-    <w:p/>
-    <w:p/>
-    <w:p/>
-    <w:p/>
-    <w:p/>
-    <w:p/>
-    <w:p/>
-    <w:p/>
-    <w:p/>
-    <w:p/>
-    <w:p/>
-    <w:p/>
-    <w:p/>
-    <w:p/>
-    <w:p/>
-    <w:p/>
-    <w:p/>
-    <w:p/>
-    <w:p/>
-    <w:p/>
-    <w:p/>
-    <w:p/>
-    <w:p/>
-    <w:p/>
-    <w:p/>
-    <w:p/>
-    <w:p/>
-    <w:p/>
-    <w:p/>
-    <w:p/>
-    <w:p/>
-    <w:p/>
-    <w:p/>
-    <w:p/>
-    <w:p/>
-    <w:p/>
-    <w:p/>
-    <w:p/>
-    <w:p/>
-    <w:p/>
-    <w:p/>
-    <w:p/>
-    <w:p/>
-    <w:p/>
-    <w:p/>
-    <w:p/>
-    <w:p/>
-    <w:p/>
-    <w:p/>
-    <w:p/>
-    <w:p/>
-    <w:p/>
-    <w:p/>
-    <w:p/>
-    <w:p/>
-    <w:p/>
-    <w:p/>
     <w:p>
       <w:pPr>
         <w:sectPr>
-          <w:headerReference w:type="default" r:id="rId10"/>
-          <w:footerReference w:type="default" r:id="rId11"/>
+          <w:headerReference w:type="default" r:id="rId11"/>
+          <w:footerReference w:type="default" r:id="rId12"/>
           <w:pgSz w:w="11906" w:h="16838"/>
           <w:pgMar w:top="1985" w:right="1418" w:bottom="1418" w:left="1418" w:header="708" w:footer="708" w:gutter="0"/>
           <w:pgNumType w:fmt="lowerRoman" w:start="1"/>
@@ -1342,55 +1161,621 @@
         </w:sectPr>
       </w:pPr>
     </w:p>
-    <w:p/>
-    <w:p/>
-    <w:p/>
-    <w:p/>
-    <w:p/>
-    <w:p/>
-    <w:p/>
-    <w:p/>
-    <w:p/>
-    <w:p/>
-    <w:p/>
-    <w:p/>
-    <w:p/>
-    <w:p/>
-    <w:p/>
-    <w:p/>
-    <w:p/>
-    <w:p/>
-    <w:p/>
-    <w:p/>
-    <w:p/>
-    <w:p/>
-    <w:p/>
-    <w:p/>
-    <w:p/>
-    <w:p/>
-    <w:p/>
-    <w:p/>
-    <w:p/>
-    <w:p/>
-    <w:p/>
-    <w:p/>
-    <w:p/>
-    <w:p/>
-    <w:p/>
-    <w:p/>
-    <w:p/>
-    <w:p/>
-    <w:p/>
-    <w:p/>
-    <w:p/>
-    <w:p/>
-    <w:p/>
-    <w:p/>
-    <w:p/>
-    <w:p/>
-    <w:p/>
-    <w:p/>
-    <w:p/>
+    <w:p>
+      <w:pPr>
+        <w:pStyle w:val="Ttulo1"/>
+        <w:numPr>
+          <w:ilvl w:val="0"/>
+          <w:numId w:val="2"/>
+        </w:numPr>
+        <w:jc w:val="right"/>
+        <w:rPr>
+          <w:rFonts w:ascii="Calibri" w:hAnsi="Calibri" w:cs="Calibri"/>
+          <w:color w:val="auto"/>
+          <w:sz w:val="32"/>
+          <w:szCs w:val="32"/>
+        </w:rPr>
+      </w:pPr>
+      <w:r>
+        <w:rPr>
+          <w:rFonts w:ascii="Calibri" w:hAnsi="Calibri" w:cs="Calibri"/>
+          <w:color w:val="auto"/>
+          <w:sz w:val="32"/>
+          <w:szCs w:val="32"/>
+        </w:rPr>
+        <w:lastRenderedPageBreak/>
+        <w:t>INTRODUCCION</w:t>
+      </w:r>
+    </w:p>
+    <w:p>
+      <w:r>
+        <w:t xml:space="preserve">Esta memoria presenta de forma detallada el trabajo realizado para el desarrollo del proyecto fin de grado, el cual ha permitido aplicar gran parte del conocimiento adquirido durante cuatro años de aprendizaje en la Universidad. El proyecto desarrollado consiste en un videojuego de carreras en tres dimensiones con generación procedural de circuitos e inteligencia artificial, construido sobre el motor Unity y el </w:t>
+      </w:r>
+      <w:proofErr w:type="spellStart"/>
+      <w:r>
+        <w:t>framework</w:t>
+      </w:r>
+      <w:proofErr w:type="spellEnd"/>
+      <w:r>
+        <w:t xml:space="preserve"> de aprendizaje por refuerzo ML-</w:t>
+      </w:r>
+      <w:proofErr w:type="spellStart"/>
+      <w:r>
+        <w:t>Agents</w:t>
+      </w:r>
+      <w:proofErr w:type="spellEnd"/>
+      <w:r>
+        <w:t xml:space="preserve"> de Unity Technologies.</w:t>
+      </w:r>
+    </w:p>
+    <w:p>
+      <w:r>
+        <w:t xml:space="preserve">El núcleo del proyecto es un agente autónomo capaz de aprender a conducir un vehículo a lo largo de circuitos generados de forma aleatoria, sin intervención humana durante el entrenamiento. Para ello, se ha diseñado e implementado un sistema completo que abarca desde la generación dinámica de los circuitos hasta el entrenamiento del agente mediante técnicas de aprendizaje por refuerzo profundo, pasando por la física del vehículo, la gestión de </w:t>
+      </w:r>
+      <w:proofErr w:type="spellStart"/>
+      <w:r>
+        <w:t>checkpoints</w:t>
+      </w:r>
+      <w:proofErr w:type="spellEnd"/>
+      <w:r>
+        <w:t xml:space="preserve"> y la lógica de carrera.</w:t>
+      </w:r>
+    </w:p>
+    <w:p>
+      <w:r>
+        <w:t>Para facilitar la comprensión de este documento, se ha decidido dividirlo en una serie de capítulos que siguen la estructura definida en la normativa de trabajos fin de grado de la universidad. Estos capítulos, excluyendo el presente, serían los siguientes:</w:t>
+      </w:r>
+    </w:p>
+    <w:p>
+      <w:pPr>
+        <w:pStyle w:val="Prrafodelista"/>
+        <w:numPr>
+          <w:ilvl w:val="0"/>
+          <w:numId w:val="51"/>
+        </w:numPr>
+      </w:pPr>
+      <w:r>
+        <w:t>Objetivos y alcance: En este capítulo se expondrá el motivo por el cual se ha elegido desarrollar este proyecto, así como los objetivos concretos que se pretenden alcanzar con su realización. Se delimitará también el alcance del trabajo, detallando qué funcionalidades y sistemas forman parte del proyecto y cuáles quedan fuera de él.</w:t>
+      </w:r>
+    </w:p>
+    <w:p>
+      <w:pPr>
+        <w:pStyle w:val="Prrafodelista"/>
+        <w:numPr>
+          <w:ilvl w:val="0"/>
+          <w:numId w:val="51"/>
+        </w:numPr>
+      </w:pPr>
+      <w:r>
+        <w:t>Estado del arte: En este capítulo se ofrecerá una visión general del contexto en el que se enmarca el proyecto, analizando los antecedentes más relevantes en el campo de la inteligencia artificial aplicada a los videojuegos y la generación procedural de contenido. Se estudiarán trabajos académicos y títulos comerciales que han servido de referencia e inspiración, evaluando el estado actual de estas tecnologías y las oportunidades que justifican el enfoque adoptado en este trabajo.</w:t>
+      </w:r>
+    </w:p>
+    <w:p>
+      <w:pPr>
+        <w:pStyle w:val="Prrafodelista"/>
+        <w:numPr>
+          <w:ilvl w:val="0"/>
+          <w:numId w:val="51"/>
+        </w:numPr>
+      </w:pPr>
+      <w:r>
+        <w:t>Planificación y presupuesto: A la hora de desarrollar cualquier proyecto informático es importante contar con una planificación de las tareas a realizar para garantizar su correcta finalización. En este apartado se detallarán todas las tareas llevadas a cabo durante el desarrollo, indicando su duración y fechas de inicio y fin mediante un diagrama de Gantt. Asimismo, se incluirá una estimación del presupuesto necesario para la realización del proyecto, desglosando los costes asociados a los recursos humanos, las herramientas utilizadas y otros gastos derivados del desarrollo.</w:t>
+      </w:r>
+    </w:p>
+    <w:p>
+      <w:pPr>
+        <w:pStyle w:val="Prrafodelista"/>
+        <w:numPr>
+          <w:ilvl w:val="0"/>
+          <w:numId w:val="51"/>
+        </w:numPr>
+      </w:pPr>
+      <w:r>
+        <w:t xml:space="preserve">Memoria técnica: Este capítulo recogerá toda la información técnica generada durante el transcurso del proyecto. Se explicarán los requisitos funcionales y no funcionales que el sistema debe cumplir para considerarse exitoso, las herramientas y tecnologías utilizadas, y la terminología específica empleada. Para finalizar, se describirá en detalle el diseño e implementación del videojuego, incluyendo el generador procedural de circuitos, el sistema de </w:t>
+      </w:r>
+      <w:proofErr w:type="spellStart"/>
+      <w:r>
+        <w:t>checkpoints</w:t>
+      </w:r>
+      <w:proofErr w:type="spellEnd"/>
+      <w:r>
+        <w:t>, la física del vehículo, el entrenamiento del agente mediante aprendizaje por refuerzo y la gestión de la lógica de carrera.</w:t>
+      </w:r>
+    </w:p>
+    <w:p>
+      <w:pPr>
+        <w:pStyle w:val="Prrafodelista"/>
+        <w:numPr>
+          <w:ilvl w:val="0"/>
+          <w:numId w:val="51"/>
+        </w:numPr>
+      </w:pPr>
+      <w:r>
+        <w:t>Resultados: En este capítulo se presentarán y analizarán los resultados obtenidos durante el entrenamiento del agente y las pruebas realizadas sobre el sistema. Se evaluará el comportamiento del agente en distintos circuitos, su capacidad de generalización y el rendimiento global del videojuego desarrollado.</w:t>
+      </w:r>
+    </w:p>
+    <w:p>
+      <w:pPr>
+        <w:pStyle w:val="Prrafodelista"/>
+        <w:numPr>
+          <w:ilvl w:val="0"/>
+          <w:numId w:val="51"/>
+        </w:numPr>
+      </w:pPr>
+      <w:r>
+        <w:lastRenderedPageBreak/>
+        <w:t>Valoración ética: Todo proyecto o trabajo informático tiene una serie de implicaciones derivadas de su desarrollo y publicación. Por ello, es imprescindible evaluar dichas implicaciones desde un punto de vista no solo legal, sino también ético, prestando especial atención al uso de inteligencia artificial y a las posibles repercusiones del producto desarrollado.</w:t>
+      </w:r>
+    </w:p>
+    <w:p>
+      <w:pPr>
+        <w:pStyle w:val="Prrafodelista"/>
+        <w:numPr>
+          <w:ilvl w:val="0"/>
+          <w:numId w:val="51"/>
+        </w:numPr>
+      </w:pPr>
+      <w:r>
+        <w:t>Conclusiones y trabajo futuro: En este último capítulo se expondrán las conclusiones obtenidas una vez concluido el desarrollo del proyecto, valorando en qué medida se han alcanzado los objetivos planteados inicialmente. Adicionalmente, se incluirá un apartado dedicado a las posibles líneas de trabajo futuro, describiendo mejoras y funcionalidades que podrían incorporarse en versiones posteriores del sistema.</w:t>
+      </w:r>
+    </w:p>
+    <w:p>
+      <w:pPr>
+        <w:pStyle w:val="Prrafodelista"/>
+        <w:numPr>
+          <w:ilvl w:val="0"/>
+          <w:numId w:val="51"/>
+        </w:numPr>
+      </w:pPr>
+      <w:r>
+        <w:t>Bibliografía: Este apartado recogerá todas las fuentes de información consultadas a lo largo del trabajo fin de grado, ya sean referencias académicas, documentación técnica o recursos web utilizados tanto para el desarrollo del proyecto como para la elaboración de esta memoria.</w:t>
+      </w:r>
+    </w:p>
+    <w:p>
+      <w:r>
+        <w:br w:type="page"/>
+      </w:r>
+    </w:p>
+    <w:p>
+      <w:pPr>
+        <w:pStyle w:val="Ttulo1"/>
+        <w:numPr>
+          <w:ilvl w:val="0"/>
+          <w:numId w:val="2"/>
+        </w:numPr>
+        <w:jc w:val="right"/>
+        <w:rPr>
+          <w:rFonts w:ascii="Calibri" w:hAnsi="Calibri" w:cs="Calibri"/>
+          <w:color w:val="auto"/>
+          <w:sz w:val="32"/>
+          <w:szCs w:val="32"/>
+        </w:rPr>
+      </w:pPr>
+      <w:r>
+        <w:rPr>
+          <w:rFonts w:ascii="Calibri" w:hAnsi="Calibri" w:cs="Calibri"/>
+          <w:color w:val="auto"/>
+          <w:sz w:val="32"/>
+          <w:szCs w:val="32"/>
+        </w:rPr>
+        <w:lastRenderedPageBreak/>
+        <w:t>OBJETIVOS Y ALCANCE</w:t>
+      </w:r>
+      <w:bookmarkStart w:id="0" w:name="_Toc166857601"/>
+      <w:bookmarkStart w:id="1" w:name="_Toc166858264"/>
+      <w:bookmarkStart w:id="2" w:name="_Toc166858343"/>
+    </w:p>
+    <w:bookmarkEnd w:id="0"/>
+    <w:bookmarkEnd w:id="1"/>
+    <w:bookmarkEnd w:id="2"/>
+    <w:p>
+      <w:pPr>
+        <w:ind w:left="360"/>
+      </w:pPr>
+    </w:p>
+    <w:p/>
+    <w:p/>
+    <w:p/>
+    <w:p/>
+    <w:p/>
+    <w:p/>
+    <w:p/>
+    <w:p/>
+    <w:p/>
+    <w:p/>
+    <w:p/>
+    <w:p/>
+    <w:p/>
+    <w:p/>
+    <w:p/>
+    <w:p/>
+    <w:p/>
+    <w:p/>
+    <w:p/>
+    <w:p/>
+    <w:p/>
+    <w:p/>
+    <w:p/>
+    <w:p/>
+    <w:p/>
+    <w:p>
+      <w:r>
+        <w:br w:type="page"/>
+      </w:r>
+    </w:p>
+    <w:p>
+      <w:pPr>
+        <w:pStyle w:val="Ttulo1"/>
+        <w:numPr>
+          <w:ilvl w:val="0"/>
+          <w:numId w:val="55"/>
+        </w:numPr>
+        <w:jc w:val="right"/>
+        <w:rPr>
+          <w:rFonts w:ascii="Calibri" w:hAnsi="Calibri" w:cs="Calibri"/>
+          <w:color w:val="auto"/>
+          <w:sz w:val="32"/>
+          <w:szCs w:val="32"/>
+        </w:rPr>
+      </w:pPr>
+      <w:r>
+        <w:rPr>
+          <w:rFonts w:ascii="Calibri" w:hAnsi="Calibri" w:cs="Calibri"/>
+          <w:color w:val="auto"/>
+          <w:sz w:val="32"/>
+          <w:szCs w:val="32"/>
+        </w:rPr>
+        <w:lastRenderedPageBreak/>
+        <w:t>Estado del arte</w:t>
+      </w:r>
+    </w:p>
+    <w:p/>
+    <w:p/>
+    <w:p/>
+    <w:p/>
+    <w:p/>
+    <w:p/>
+    <w:p/>
+    <w:p/>
+    <w:p/>
+    <w:p/>
+    <w:p/>
+    <w:p/>
+    <w:p/>
+    <w:p/>
+    <w:p/>
+    <w:p/>
+    <w:p/>
+    <w:p/>
+    <w:p/>
+    <w:p/>
+    <w:p/>
+    <w:p/>
+    <w:p/>
+    <w:p/>
+    <w:p/>
+    <w:p/>
+    <w:p/>
+    <w:p>
+      <w:r>
+        <w:br w:type="page"/>
+      </w:r>
+    </w:p>
+    <w:p>
+      <w:pPr>
+        <w:pStyle w:val="Ttulo1"/>
+        <w:numPr>
+          <w:ilvl w:val="0"/>
+          <w:numId w:val="55"/>
+        </w:numPr>
+        <w:jc w:val="right"/>
+        <w:rPr>
+          <w:rFonts w:ascii="Calibri" w:hAnsi="Calibri" w:cs="Calibri"/>
+          <w:color w:val="auto"/>
+          <w:sz w:val="32"/>
+          <w:szCs w:val="32"/>
+        </w:rPr>
+      </w:pPr>
+      <w:r>
+        <w:rPr>
+          <w:rFonts w:ascii="Calibri" w:hAnsi="Calibri" w:cs="Calibri"/>
+          <w:color w:val="auto"/>
+          <w:sz w:val="32"/>
+          <w:szCs w:val="32"/>
+        </w:rPr>
+        <w:lastRenderedPageBreak/>
+        <w:t>Planificación y presupuesto</w:t>
+      </w:r>
+    </w:p>
+    <w:p/>
+    <w:p/>
+    <w:p/>
+    <w:p/>
+    <w:p/>
+    <w:p/>
+    <w:p/>
+    <w:p/>
+    <w:p/>
+    <w:p/>
+    <w:p/>
+    <w:p/>
+    <w:p/>
+    <w:p/>
+    <w:p/>
+    <w:p/>
+    <w:p/>
+    <w:p/>
+    <w:p/>
+    <w:p/>
+    <w:p/>
+    <w:p/>
+    <w:p/>
+    <w:p/>
+    <w:p/>
+    <w:p/>
+    <w:p/>
+    <w:p>
+      <w:r>
+        <w:br w:type="page"/>
+      </w:r>
+    </w:p>
+    <w:p>
+      <w:pPr>
+        <w:pStyle w:val="Ttulo1"/>
+        <w:numPr>
+          <w:ilvl w:val="0"/>
+          <w:numId w:val="55"/>
+        </w:numPr>
+        <w:jc w:val="right"/>
+        <w:rPr>
+          <w:rFonts w:ascii="Calibri" w:hAnsi="Calibri" w:cs="Calibri"/>
+          <w:color w:val="auto"/>
+          <w:sz w:val="32"/>
+          <w:szCs w:val="32"/>
+        </w:rPr>
+      </w:pPr>
+      <w:r>
+        <w:rPr>
+          <w:rFonts w:ascii="Calibri" w:hAnsi="Calibri" w:cs="Calibri"/>
+          <w:color w:val="auto"/>
+          <w:sz w:val="32"/>
+          <w:szCs w:val="32"/>
+        </w:rPr>
+        <w:lastRenderedPageBreak/>
+        <w:t>Memoria técnica</w:t>
+      </w:r>
+    </w:p>
+    <w:p/>
+    <w:p/>
+    <w:p/>
+    <w:p/>
+    <w:p/>
+    <w:p/>
+    <w:p/>
+    <w:p/>
+    <w:p/>
+    <w:p/>
+    <w:p/>
+    <w:p/>
+    <w:p/>
+    <w:p/>
+    <w:p/>
+    <w:p/>
+    <w:p/>
+    <w:p/>
+    <w:p/>
+    <w:p/>
+    <w:p/>
+    <w:p/>
+    <w:p/>
+    <w:p/>
+    <w:p/>
+    <w:p/>
+    <w:p/>
+    <w:p>
+      <w:r>
+        <w:br w:type="page"/>
+      </w:r>
+    </w:p>
+    <w:p>
+      <w:pPr>
+        <w:pStyle w:val="Ttulo1"/>
+        <w:numPr>
+          <w:ilvl w:val="0"/>
+          <w:numId w:val="55"/>
+        </w:numPr>
+        <w:jc w:val="right"/>
+        <w:rPr>
+          <w:rFonts w:ascii="Calibri" w:hAnsi="Calibri" w:cs="Calibri"/>
+          <w:color w:val="auto"/>
+          <w:sz w:val="32"/>
+          <w:szCs w:val="32"/>
+        </w:rPr>
+      </w:pPr>
+      <w:r>
+        <w:rPr>
+          <w:rFonts w:ascii="Calibri" w:hAnsi="Calibri" w:cs="Calibri"/>
+          <w:color w:val="auto"/>
+          <w:sz w:val="32"/>
+          <w:szCs w:val="32"/>
+        </w:rPr>
+        <w:lastRenderedPageBreak/>
+        <w:t>Resultados</w:t>
+      </w:r>
+    </w:p>
+    <w:p/>
+    <w:p/>
+    <w:p/>
+    <w:p/>
+    <w:p/>
+    <w:p/>
+    <w:p/>
+    <w:p/>
+    <w:p/>
+    <w:p/>
+    <w:p/>
+    <w:p/>
+    <w:p/>
+    <w:p/>
+    <w:p/>
+    <w:p/>
+    <w:p/>
+    <w:p/>
+    <w:p/>
+    <w:p/>
+    <w:p/>
+    <w:p/>
+    <w:p/>
+    <w:p/>
+    <w:p/>
+    <w:p/>
+    <w:p/>
+    <w:p>
+      <w:r>
+        <w:br w:type="page"/>
+      </w:r>
+    </w:p>
+    <w:p>
+      <w:pPr>
+        <w:pStyle w:val="Ttulo1"/>
+        <w:numPr>
+          <w:ilvl w:val="0"/>
+          <w:numId w:val="55"/>
+        </w:numPr>
+        <w:jc w:val="right"/>
+        <w:rPr>
+          <w:rFonts w:ascii="Calibri" w:hAnsi="Calibri" w:cs="Calibri"/>
+          <w:color w:val="auto"/>
+          <w:sz w:val="32"/>
+          <w:szCs w:val="32"/>
+        </w:rPr>
+      </w:pPr>
+      <w:r>
+        <w:rPr>
+          <w:rFonts w:ascii="Calibri" w:hAnsi="Calibri" w:cs="Calibri"/>
+          <w:color w:val="auto"/>
+          <w:sz w:val="32"/>
+          <w:szCs w:val="32"/>
+        </w:rPr>
+        <w:lastRenderedPageBreak/>
+        <w:t>Valoración ética</w:t>
+      </w:r>
+    </w:p>
+    <w:p/>
+    <w:p/>
+    <w:p/>
+    <w:p/>
+    <w:p/>
+    <w:p/>
+    <w:p/>
+    <w:p/>
+    <w:p/>
+    <w:p/>
+    <w:p/>
+    <w:p/>
+    <w:p/>
+    <w:p/>
+    <w:p/>
+    <w:p/>
+    <w:p/>
+    <w:p/>
+    <w:p/>
+    <w:p/>
+    <w:p/>
+    <w:p/>
+    <w:p/>
+    <w:p/>
+    <w:p/>
+    <w:p/>
+    <w:p>
+      <w:r>
+        <w:br w:type="page"/>
+      </w:r>
+    </w:p>
+    <w:p>
+      <w:pPr>
+        <w:pStyle w:val="Ttulo1"/>
+        <w:numPr>
+          <w:ilvl w:val="0"/>
+          <w:numId w:val="55"/>
+        </w:numPr>
+        <w:jc w:val="right"/>
+        <w:rPr>
+          <w:rFonts w:ascii="Calibri" w:hAnsi="Calibri" w:cs="Calibri"/>
+          <w:color w:val="auto"/>
+          <w:sz w:val="32"/>
+          <w:szCs w:val="32"/>
+        </w:rPr>
+      </w:pPr>
+      <w:r>
+        <w:rPr>
+          <w:rFonts w:ascii="Calibri" w:hAnsi="Calibri" w:cs="Calibri"/>
+          <w:color w:val="auto"/>
+          <w:sz w:val="32"/>
+          <w:szCs w:val="32"/>
+        </w:rPr>
+        <w:lastRenderedPageBreak/>
+        <w:t>Conclusiones y trabajo futuro</w:t>
+      </w:r>
+    </w:p>
+    <w:p/>
+    <w:p/>
+    <w:p/>
+    <w:p/>
+    <w:p/>
+    <w:p/>
+    <w:p/>
+    <w:p/>
+    <w:p/>
+    <w:p/>
+    <w:p/>
+    <w:p/>
+    <w:p/>
+    <w:p/>
+    <w:p/>
+    <w:p/>
+    <w:p/>
+    <w:p/>
+    <w:p/>
+    <w:p/>
+    <w:p/>
+    <w:p/>
+    <w:p/>
+    <w:p/>
+    <w:p/>
+    <w:p/>
+    <w:p/>
+    <w:p>
+      <w:r>
+        <w:br w:type="page"/>
+      </w:r>
+    </w:p>
+    <w:p>
+      <w:pPr>
+        <w:pStyle w:val="Ttulo1"/>
+        <w:numPr>
+          <w:ilvl w:val="0"/>
+          <w:numId w:val="55"/>
+        </w:numPr>
+        <w:jc w:val="right"/>
+        <w:rPr>
+          <w:rFonts w:ascii="Calibri" w:hAnsi="Calibri" w:cs="Calibri"/>
+          <w:color w:val="auto"/>
+          <w:sz w:val="32"/>
+          <w:szCs w:val="32"/>
+        </w:rPr>
+      </w:pPr>
+      <w:r>
+        <w:rPr>
+          <w:rFonts w:ascii="Calibri" w:hAnsi="Calibri" w:cs="Calibri"/>
+          <w:color w:val="auto"/>
+          <w:sz w:val="32"/>
+          <w:szCs w:val="32"/>
+        </w:rPr>
+        <w:lastRenderedPageBreak/>
+        <w:t>BIBLIOGRAFIA</w:t>
+      </w:r>
+    </w:p>
     <w:p/>
     <w:p/>
     <w:p/>
@@ -1567,22 +1952,1225 @@
 </w:hdr>
 </file>
 
+<file path=word/numbering.xml><?xml version="1.0" encoding="utf-8"?>
+<w:numbering xmlns:wpc="http://schemas.microsoft.com/office/word/2010/wordprocessingCanvas" xmlns:cx="http://schemas.microsoft.com/office/drawing/2014/chartex" xmlns:cx1="http://schemas.microsoft.com/office/drawing/2015/9/8/chartex" xmlns:cx2="http://schemas.microsoft.com/office/drawing/2015/10/21/chartex" xmlns:cx3="http://schemas.microsoft.com/office/drawing/2016/5/9/chartex" xmlns:cx4="http://schemas.microsoft.com/office/drawing/2016/5/10/chartex" xmlns:cx5="http://schemas.microsoft.com/office/drawing/2016/5/11/chartex" xmlns:cx6="http://schemas.microsoft.com/office/drawing/2016/5/12/chartex" xmlns:cx7="http://schemas.microsoft.com/office/drawing/2016/5/13/chartex" xmlns:cx8="http://schemas.microsoft.com/office/drawing/2016/5/14/chartex" xmlns:mc="http://schemas.openxmlformats.org/markup-compatibility/2006" xmlns:aink="http://schemas.microsoft.com/office/drawing/2016/ink" xmlns:am3d="http://schemas.microsoft.com/office/drawing/2017/model3d" xmlns:o="urn:schemas-microsoft-com:office:office" xmlns:oel="http://schemas.microsoft.com/office/2019/extlst" xmlns:r="http://schemas.openxmlformats.org/officeDocument/2006/relationships" xmlns:m="http://schemas.openxmlformats.org/officeDocument/2006/math" xmlns:v="urn:schemas-microsoft-com:vml" xmlns:wp14="http://schemas.microsoft.com/office/word/2010/wordprocessingDrawing" xmlns:wp="http://schemas.openxmlformats.org/drawingml/2006/wordprocessingDrawing" xmlns:w10="urn:schemas-microsoft-com:office:word" xmlns:w="http://schemas.openxmlformats.org/wordprocessingml/2006/main" xmlns:w14="http://schemas.microsoft.com/office/word/2010/wordml" xmlns:w15="http://schemas.microsoft.com/office/word/2012/wordml" xmlns:w16cex="http://schemas.microsoft.com/office/word/2018/wordml/cex" xmlns:w16cid="http://schemas.microsoft.com/office/word/2016/wordml/cid" xmlns:w16="http://schemas.microsoft.com/office/word/2018/wordml" xmlns:w16du="http://schemas.microsoft.com/office/word/2023/wordml/word16du" xmlns:w16sdtdh="http://schemas.microsoft.com/office/word/2020/wordml/sdtdatahash" xmlns:w16se="http://schemas.microsoft.com/office/word/2015/wordml/symex" xmlns:wpg="http://schemas.microsoft.com/office/word/2010/wordprocessingGroup" xmlns:wpi="http://schemas.microsoft.com/office/word/2010/wordprocessingInk" xmlns:wne="http://schemas.microsoft.com/office/word/2006/wordml" xmlns:wps="http://schemas.microsoft.com/office/word/2010/wordprocessingShape" mc:Ignorable="w14 w15 w16se w16cid w16 w16cex w16sdtdh w16du wp14">
+  <w:abstractNum w:abstractNumId="0" w15:restartNumberingAfterBreak="0">
+    <w:nsid w:val="0D4429D3"/>
+    <w:multiLevelType w:val="multilevel"/>
+    <w:tmpl w:val="9E801392"/>
+    <w:lvl w:ilvl="0">
+      <w:start w:val="1"/>
+      <w:numFmt w:val="decimal"/>
+      <w:lvlText w:val="%1."/>
+      <w:lvlJc w:val="left"/>
+      <w:pPr>
+        <w:ind w:left="720" w:hanging="360"/>
+      </w:pPr>
+    </w:lvl>
+    <w:lvl w:ilvl="1">
+      <w:start w:val="1"/>
+      <w:numFmt w:val="decimal"/>
+      <w:isLgl/>
+      <w:lvlText w:val="%1.%2"/>
+      <w:lvlJc w:val="left"/>
+      <w:pPr>
+        <w:ind w:left="735" w:hanging="375"/>
+      </w:pPr>
+      <w:rPr>
+        <w:rFonts w:hint="default"/>
+      </w:rPr>
+    </w:lvl>
+    <w:lvl w:ilvl="2">
+      <w:start w:val="1"/>
+      <w:numFmt w:val="decimal"/>
+      <w:isLgl/>
+      <w:lvlText w:val="%1.%2.%3"/>
+      <w:lvlJc w:val="left"/>
+      <w:pPr>
+        <w:ind w:left="1080" w:hanging="720"/>
+      </w:pPr>
+      <w:rPr>
+        <w:rFonts w:hint="default"/>
+      </w:rPr>
+    </w:lvl>
+    <w:lvl w:ilvl="3">
+      <w:start w:val="1"/>
+      <w:numFmt w:val="decimal"/>
+      <w:isLgl/>
+      <w:lvlText w:val="%1.%2.%3.%4"/>
+      <w:lvlJc w:val="left"/>
+      <w:pPr>
+        <w:ind w:left="1440" w:hanging="1080"/>
+      </w:pPr>
+      <w:rPr>
+        <w:rFonts w:hint="default"/>
+      </w:rPr>
+    </w:lvl>
+    <w:lvl w:ilvl="4">
+      <w:start w:val="1"/>
+      <w:numFmt w:val="decimal"/>
+      <w:isLgl/>
+      <w:lvlText w:val="%1.%2.%3.%4.%5"/>
+      <w:lvlJc w:val="left"/>
+      <w:pPr>
+        <w:ind w:left="1440" w:hanging="1080"/>
+      </w:pPr>
+      <w:rPr>
+        <w:rFonts w:hint="default"/>
+      </w:rPr>
+    </w:lvl>
+    <w:lvl w:ilvl="5">
+      <w:start w:val="1"/>
+      <w:numFmt w:val="decimal"/>
+      <w:isLgl/>
+      <w:lvlText w:val="%1.%2.%3.%4.%5.%6"/>
+      <w:lvlJc w:val="left"/>
+      <w:pPr>
+        <w:ind w:left="1800" w:hanging="1440"/>
+      </w:pPr>
+      <w:rPr>
+        <w:rFonts w:hint="default"/>
+      </w:rPr>
+    </w:lvl>
+    <w:lvl w:ilvl="6">
+      <w:start w:val="1"/>
+      <w:numFmt w:val="decimal"/>
+      <w:isLgl/>
+      <w:lvlText w:val="%1.%2.%3.%4.%5.%6.%7"/>
+      <w:lvlJc w:val="left"/>
+      <w:pPr>
+        <w:ind w:left="1800" w:hanging="1440"/>
+      </w:pPr>
+      <w:rPr>
+        <w:rFonts w:hint="default"/>
+      </w:rPr>
+    </w:lvl>
+    <w:lvl w:ilvl="7">
+      <w:start w:val="1"/>
+      <w:numFmt w:val="decimal"/>
+      <w:isLgl/>
+      <w:lvlText w:val="%1.%2.%3.%4.%5.%6.%7.%8"/>
+      <w:lvlJc w:val="left"/>
+      <w:pPr>
+        <w:ind w:left="2160" w:hanging="1800"/>
+      </w:pPr>
+      <w:rPr>
+        <w:rFonts w:hint="default"/>
+      </w:rPr>
+    </w:lvl>
+    <w:lvl w:ilvl="8">
+      <w:start w:val="1"/>
+      <w:numFmt w:val="decimal"/>
+      <w:isLgl/>
+      <w:lvlText w:val="%1.%2.%3.%4.%5.%6.%7.%8.%9"/>
+      <w:lvlJc w:val="left"/>
+      <w:pPr>
+        <w:ind w:left="2520" w:hanging="2160"/>
+      </w:pPr>
+      <w:rPr>
+        <w:rFonts w:hint="default"/>
+      </w:rPr>
+    </w:lvl>
+  </w:abstractNum>
+  <w:abstractNum w:abstractNumId="1" w15:restartNumberingAfterBreak="0">
+    <w:nsid w:val="1482775B"/>
+    <w:multiLevelType w:val="multilevel"/>
+    <w:tmpl w:val="0EBA3C40"/>
+    <w:lvl w:ilvl="0">
+      <w:start w:val="1"/>
+      <w:numFmt w:val="decimal"/>
+      <w:pStyle w:val="Ttulo1"/>
+      <w:lvlText w:val="%1"/>
+      <w:lvlJc w:val="left"/>
+      <w:pPr>
+        <w:ind w:left="432" w:hanging="432"/>
+      </w:pPr>
+    </w:lvl>
+    <w:lvl w:ilvl="1">
+      <w:start w:val="1"/>
+      <w:numFmt w:val="decimal"/>
+      <w:pStyle w:val="Ttulo2"/>
+      <w:lvlText w:val="%1.%2"/>
+      <w:lvlJc w:val="left"/>
+      <w:pPr>
+        <w:ind w:left="576" w:hanging="576"/>
+      </w:pPr>
+    </w:lvl>
+    <w:lvl w:ilvl="2">
+      <w:start w:val="1"/>
+      <w:numFmt w:val="decimal"/>
+      <w:pStyle w:val="Ttulo3"/>
+      <w:lvlText w:val="%1.%2.%3"/>
+      <w:lvlJc w:val="left"/>
+      <w:pPr>
+        <w:ind w:left="720" w:hanging="720"/>
+      </w:pPr>
+    </w:lvl>
+    <w:lvl w:ilvl="3">
+      <w:start w:val="1"/>
+      <w:numFmt w:val="decimal"/>
+      <w:pStyle w:val="Ttulo4"/>
+      <w:lvlText w:val="%1.%2.%3.%4"/>
+      <w:lvlJc w:val="left"/>
+      <w:pPr>
+        <w:ind w:left="864" w:hanging="864"/>
+      </w:pPr>
+    </w:lvl>
+    <w:lvl w:ilvl="4">
+      <w:start w:val="1"/>
+      <w:numFmt w:val="decimal"/>
+      <w:pStyle w:val="Ttulo5"/>
+      <w:lvlText w:val="%1.%2.%3.%4.%5"/>
+      <w:lvlJc w:val="left"/>
+      <w:pPr>
+        <w:ind w:left="1008" w:hanging="1008"/>
+      </w:pPr>
+    </w:lvl>
+    <w:lvl w:ilvl="5">
+      <w:start w:val="1"/>
+      <w:numFmt w:val="decimal"/>
+      <w:pStyle w:val="Ttulo6"/>
+      <w:lvlText w:val="%1.%2.%3.%4.%5.%6"/>
+      <w:lvlJc w:val="left"/>
+      <w:pPr>
+        <w:ind w:left="1152" w:hanging="1152"/>
+      </w:pPr>
+    </w:lvl>
+    <w:lvl w:ilvl="6">
+      <w:start w:val="1"/>
+      <w:numFmt w:val="decimal"/>
+      <w:pStyle w:val="Ttulo7"/>
+      <w:lvlText w:val="%1.%2.%3.%4.%5.%6.%7"/>
+      <w:lvlJc w:val="left"/>
+      <w:pPr>
+        <w:ind w:left="1296" w:hanging="1296"/>
+      </w:pPr>
+    </w:lvl>
+    <w:lvl w:ilvl="7">
+      <w:start w:val="1"/>
+      <w:numFmt w:val="decimal"/>
+      <w:pStyle w:val="Ttulo8"/>
+      <w:lvlText w:val="%1.%2.%3.%4.%5.%6.%7.%8"/>
+      <w:lvlJc w:val="left"/>
+      <w:pPr>
+        <w:ind w:left="1440" w:hanging="1440"/>
+      </w:pPr>
+    </w:lvl>
+    <w:lvl w:ilvl="8">
+      <w:start w:val="1"/>
+      <w:numFmt w:val="decimal"/>
+      <w:pStyle w:val="Ttulo9"/>
+      <w:lvlText w:val="%1.%2.%3.%4.%5.%6.%7.%8.%9"/>
+      <w:lvlJc w:val="left"/>
+      <w:pPr>
+        <w:ind w:left="1584" w:hanging="1584"/>
+      </w:pPr>
+    </w:lvl>
+  </w:abstractNum>
+  <w:abstractNum w:abstractNumId="2" w15:restartNumberingAfterBreak="0">
+    <w:nsid w:val="1B1F3AE9"/>
+    <w:multiLevelType w:val="hybridMultilevel"/>
+    <w:tmpl w:val="D10E9598"/>
+    <w:lvl w:ilvl="0" w:tplc="0C0A000F">
+      <w:start w:val="2"/>
+      <w:numFmt w:val="decimal"/>
+      <w:lvlText w:val="%1."/>
+      <w:lvlJc w:val="left"/>
+      <w:pPr>
+        <w:ind w:left="720" w:hanging="360"/>
+      </w:pPr>
+      <w:rPr>
+        <w:rFonts w:hint="default"/>
+      </w:rPr>
+    </w:lvl>
+    <w:lvl w:ilvl="1" w:tplc="0C0A0019" w:tentative="1">
+      <w:start w:val="1"/>
+      <w:numFmt w:val="lowerLetter"/>
+      <w:lvlText w:val="%2."/>
+      <w:lvlJc w:val="left"/>
+      <w:pPr>
+        <w:ind w:left="1440" w:hanging="360"/>
+      </w:pPr>
+    </w:lvl>
+    <w:lvl w:ilvl="2" w:tplc="0C0A001B" w:tentative="1">
+      <w:start w:val="1"/>
+      <w:numFmt w:val="lowerRoman"/>
+      <w:lvlText w:val="%3."/>
+      <w:lvlJc w:val="right"/>
+      <w:pPr>
+        <w:ind w:left="2160" w:hanging="180"/>
+      </w:pPr>
+    </w:lvl>
+    <w:lvl w:ilvl="3" w:tplc="0C0A000F" w:tentative="1">
+      <w:start w:val="1"/>
+      <w:numFmt w:val="decimal"/>
+      <w:lvlText w:val="%4."/>
+      <w:lvlJc w:val="left"/>
+      <w:pPr>
+        <w:ind w:left="2880" w:hanging="360"/>
+      </w:pPr>
+    </w:lvl>
+    <w:lvl w:ilvl="4" w:tplc="0C0A0019" w:tentative="1">
+      <w:start w:val="1"/>
+      <w:numFmt w:val="lowerLetter"/>
+      <w:lvlText w:val="%5."/>
+      <w:lvlJc w:val="left"/>
+      <w:pPr>
+        <w:ind w:left="3600" w:hanging="360"/>
+      </w:pPr>
+    </w:lvl>
+    <w:lvl w:ilvl="5" w:tplc="0C0A001B" w:tentative="1">
+      <w:start w:val="1"/>
+      <w:numFmt w:val="lowerRoman"/>
+      <w:lvlText w:val="%6."/>
+      <w:lvlJc w:val="right"/>
+      <w:pPr>
+        <w:ind w:left="4320" w:hanging="180"/>
+      </w:pPr>
+    </w:lvl>
+    <w:lvl w:ilvl="6" w:tplc="0C0A000F" w:tentative="1">
+      <w:start w:val="1"/>
+      <w:numFmt w:val="decimal"/>
+      <w:lvlText w:val="%7."/>
+      <w:lvlJc w:val="left"/>
+      <w:pPr>
+        <w:ind w:left="5040" w:hanging="360"/>
+      </w:pPr>
+    </w:lvl>
+    <w:lvl w:ilvl="7" w:tplc="0C0A0019" w:tentative="1">
+      <w:start w:val="1"/>
+      <w:numFmt w:val="lowerLetter"/>
+      <w:lvlText w:val="%8."/>
+      <w:lvlJc w:val="left"/>
+      <w:pPr>
+        <w:ind w:left="5760" w:hanging="360"/>
+      </w:pPr>
+    </w:lvl>
+    <w:lvl w:ilvl="8" w:tplc="0C0A001B" w:tentative="1">
+      <w:start w:val="1"/>
+      <w:numFmt w:val="lowerRoman"/>
+      <w:lvlText w:val="%9."/>
+      <w:lvlJc w:val="right"/>
+      <w:pPr>
+        <w:ind w:left="6480" w:hanging="180"/>
+      </w:pPr>
+    </w:lvl>
+  </w:abstractNum>
+  <w:abstractNum w:abstractNumId="3" w15:restartNumberingAfterBreak="0">
+    <w:nsid w:val="35814743"/>
+    <w:multiLevelType w:val="multilevel"/>
+    <w:tmpl w:val="0C0A001F"/>
+    <w:lvl w:ilvl="0">
+      <w:start w:val="1"/>
+      <w:numFmt w:val="decimal"/>
+      <w:lvlText w:val="%1."/>
+      <w:lvlJc w:val="left"/>
+      <w:pPr>
+        <w:ind w:left="720" w:hanging="360"/>
+      </w:pPr>
+    </w:lvl>
+    <w:lvl w:ilvl="1">
+      <w:start w:val="1"/>
+      <w:numFmt w:val="decimal"/>
+      <w:lvlText w:val="%1.%2."/>
+      <w:lvlJc w:val="left"/>
+      <w:pPr>
+        <w:ind w:left="1152" w:hanging="432"/>
+      </w:pPr>
+    </w:lvl>
+    <w:lvl w:ilvl="2">
+      <w:start w:val="1"/>
+      <w:numFmt w:val="decimal"/>
+      <w:lvlText w:val="%1.%2.%3."/>
+      <w:lvlJc w:val="left"/>
+      <w:pPr>
+        <w:ind w:left="1584" w:hanging="504"/>
+      </w:pPr>
+    </w:lvl>
+    <w:lvl w:ilvl="3">
+      <w:start w:val="1"/>
+      <w:numFmt w:val="decimal"/>
+      <w:lvlText w:val="%1.%2.%3.%4."/>
+      <w:lvlJc w:val="left"/>
+      <w:pPr>
+        <w:ind w:left="2088" w:hanging="648"/>
+      </w:pPr>
+    </w:lvl>
+    <w:lvl w:ilvl="4">
+      <w:start w:val="1"/>
+      <w:numFmt w:val="decimal"/>
+      <w:lvlText w:val="%1.%2.%3.%4.%5."/>
+      <w:lvlJc w:val="left"/>
+      <w:pPr>
+        <w:ind w:left="2592" w:hanging="792"/>
+      </w:pPr>
+    </w:lvl>
+    <w:lvl w:ilvl="5">
+      <w:start w:val="1"/>
+      <w:numFmt w:val="decimal"/>
+      <w:lvlText w:val="%1.%2.%3.%4.%5.%6."/>
+      <w:lvlJc w:val="left"/>
+      <w:pPr>
+        <w:ind w:left="3096" w:hanging="936"/>
+      </w:pPr>
+    </w:lvl>
+    <w:lvl w:ilvl="6">
+      <w:start w:val="1"/>
+      <w:numFmt w:val="decimal"/>
+      <w:lvlText w:val="%1.%2.%3.%4.%5.%6.%7."/>
+      <w:lvlJc w:val="left"/>
+      <w:pPr>
+        <w:ind w:left="3600" w:hanging="1080"/>
+      </w:pPr>
+    </w:lvl>
+    <w:lvl w:ilvl="7">
+      <w:start w:val="1"/>
+      <w:numFmt w:val="decimal"/>
+      <w:lvlText w:val="%1.%2.%3.%4.%5.%6.%7.%8."/>
+      <w:lvlJc w:val="left"/>
+      <w:pPr>
+        <w:ind w:left="4104" w:hanging="1224"/>
+      </w:pPr>
+    </w:lvl>
+    <w:lvl w:ilvl="8">
+      <w:start w:val="1"/>
+      <w:numFmt w:val="decimal"/>
+      <w:lvlText w:val="%1.%2.%3.%4.%5.%6.%7.%8.%9."/>
+      <w:lvlJc w:val="left"/>
+      <w:pPr>
+        <w:ind w:left="4680" w:hanging="1440"/>
+      </w:pPr>
+    </w:lvl>
+  </w:abstractNum>
+  <w:abstractNum w:abstractNumId="4" w15:restartNumberingAfterBreak="0">
+    <w:nsid w:val="36A34642"/>
+    <w:multiLevelType w:val="hybridMultilevel"/>
+    <w:tmpl w:val="48600288"/>
+    <w:lvl w:ilvl="0" w:tplc="0C0A000F">
+      <w:start w:val="1"/>
+      <w:numFmt w:val="decimal"/>
+      <w:lvlText w:val="%1."/>
+      <w:lvlJc w:val="left"/>
+      <w:pPr>
+        <w:ind w:left="720" w:hanging="360"/>
+      </w:pPr>
+    </w:lvl>
+    <w:lvl w:ilvl="1" w:tplc="0C0A0019" w:tentative="1">
+      <w:start w:val="1"/>
+      <w:numFmt w:val="lowerLetter"/>
+      <w:lvlText w:val="%2."/>
+      <w:lvlJc w:val="left"/>
+      <w:pPr>
+        <w:ind w:left="1440" w:hanging="360"/>
+      </w:pPr>
+    </w:lvl>
+    <w:lvl w:ilvl="2" w:tplc="0C0A001B" w:tentative="1">
+      <w:start w:val="1"/>
+      <w:numFmt w:val="lowerRoman"/>
+      <w:lvlText w:val="%3."/>
+      <w:lvlJc w:val="right"/>
+      <w:pPr>
+        <w:ind w:left="2160" w:hanging="180"/>
+      </w:pPr>
+    </w:lvl>
+    <w:lvl w:ilvl="3" w:tplc="0C0A000F" w:tentative="1">
+      <w:start w:val="1"/>
+      <w:numFmt w:val="decimal"/>
+      <w:lvlText w:val="%4."/>
+      <w:lvlJc w:val="left"/>
+      <w:pPr>
+        <w:ind w:left="2880" w:hanging="360"/>
+      </w:pPr>
+    </w:lvl>
+    <w:lvl w:ilvl="4" w:tplc="0C0A0019" w:tentative="1">
+      <w:start w:val="1"/>
+      <w:numFmt w:val="lowerLetter"/>
+      <w:lvlText w:val="%5."/>
+      <w:lvlJc w:val="left"/>
+      <w:pPr>
+        <w:ind w:left="3600" w:hanging="360"/>
+      </w:pPr>
+    </w:lvl>
+    <w:lvl w:ilvl="5" w:tplc="0C0A001B" w:tentative="1">
+      <w:start w:val="1"/>
+      <w:numFmt w:val="lowerRoman"/>
+      <w:lvlText w:val="%6."/>
+      <w:lvlJc w:val="right"/>
+      <w:pPr>
+        <w:ind w:left="4320" w:hanging="180"/>
+      </w:pPr>
+    </w:lvl>
+    <w:lvl w:ilvl="6" w:tplc="0C0A000F" w:tentative="1">
+      <w:start w:val="1"/>
+      <w:numFmt w:val="decimal"/>
+      <w:lvlText w:val="%7."/>
+      <w:lvlJc w:val="left"/>
+      <w:pPr>
+        <w:ind w:left="5040" w:hanging="360"/>
+      </w:pPr>
+    </w:lvl>
+    <w:lvl w:ilvl="7" w:tplc="0C0A0019" w:tentative="1">
+      <w:start w:val="1"/>
+      <w:numFmt w:val="lowerLetter"/>
+      <w:lvlText w:val="%8."/>
+      <w:lvlJc w:val="left"/>
+      <w:pPr>
+        <w:ind w:left="5760" w:hanging="360"/>
+      </w:pPr>
+    </w:lvl>
+    <w:lvl w:ilvl="8" w:tplc="0C0A001B" w:tentative="1">
+      <w:start w:val="1"/>
+      <w:numFmt w:val="lowerRoman"/>
+      <w:lvlText w:val="%9."/>
+      <w:lvlJc w:val="right"/>
+      <w:pPr>
+        <w:ind w:left="6480" w:hanging="180"/>
+      </w:pPr>
+    </w:lvl>
+  </w:abstractNum>
+  <w:abstractNum w:abstractNumId="5" w15:restartNumberingAfterBreak="0">
+    <w:nsid w:val="455E60FF"/>
+    <w:multiLevelType w:val="hybridMultilevel"/>
+    <w:tmpl w:val="5E648752"/>
+    <w:lvl w:ilvl="0" w:tplc="0C0A000F">
+      <w:start w:val="1"/>
+      <w:numFmt w:val="decimal"/>
+      <w:lvlText w:val="%1."/>
+      <w:lvlJc w:val="left"/>
+      <w:pPr>
+        <w:ind w:left="720" w:hanging="360"/>
+      </w:pPr>
+      <w:rPr>
+        <w:rFonts w:hint="default"/>
+      </w:rPr>
+    </w:lvl>
+    <w:lvl w:ilvl="1" w:tplc="0C0A0019" w:tentative="1">
+      <w:start w:val="1"/>
+      <w:numFmt w:val="lowerLetter"/>
+      <w:lvlText w:val="%2."/>
+      <w:lvlJc w:val="left"/>
+      <w:pPr>
+        <w:ind w:left="1440" w:hanging="360"/>
+      </w:pPr>
+    </w:lvl>
+    <w:lvl w:ilvl="2" w:tplc="0C0A001B" w:tentative="1">
+      <w:start w:val="1"/>
+      <w:numFmt w:val="lowerRoman"/>
+      <w:lvlText w:val="%3."/>
+      <w:lvlJc w:val="right"/>
+      <w:pPr>
+        <w:ind w:left="2160" w:hanging="180"/>
+      </w:pPr>
+    </w:lvl>
+    <w:lvl w:ilvl="3" w:tplc="0C0A000F" w:tentative="1">
+      <w:start w:val="1"/>
+      <w:numFmt w:val="decimal"/>
+      <w:lvlText w:val="%4."/>
+      <w:lvlJc w:val="left"/>
+      <w:pPr>
+        <w:ind w:left="2880" w:hanging="360"/>
+      </w:pPr>
+    </w:lvl>
+    <w:lvl w:ilvl="4" w:tplc="0C0A0019" w:tentative="1">
+      <w:start w:val="1"/>
+      <w:numFmt w:val="lowerLetter"/>
+      <w:lvlText w:val="%5."/>
+      <w:lvlJc w:val="left"/>
+      <w:pPr>
+        <w:ind w:left="3600" w:hanging="360"/>
+      </w:pPr>
+    </w:lvl>
+    <w:lvl w:ilvl="5" w:tplc="0C0A001B" w:tentative="1">
+      <w:start w:val="1"/>
+      <w:numFmt w:val="lowerRoman"/>
+      <w:lvlText w:val="%6."/>
+      <w:lvlJc w:val="right"/>
+      <w:pPr>
+        <w:ind w:left="4320" w:hanging="180"/>
+      </w:pPr>
+    </w:lvl>
+    <w:lvl w:ilvl="6" w:tplc="0C0A000F" w:tentative="1">
+      <w:start w:val="1"/>
+      <w:numFmt w:val="decimal"/>
+      <w:lvlText w:val="%7."/>
+      <w:lvlJc w:val="left"/>
+      <w:pPr>
+        <w:ind w:left="5040" w:hanging="360"/>
+      </w:pPr>
+    </w:lvl>
+    <w:lvl w:ilvl="7" w:tplc="0C0A0019" w:tentative="1">
+      <w:start w:val="1"/>
+      <w:numFmt w:val="lowerLetter"/>
+      <w:lvlText w:val="%8."/>
+      <w:lvlJc w:val="left"/>
+      <w:pPr>
+        <w:ind w:left="5760" w:hanging="360"/>
+      </w:pPr>
+    </w:lvl>
+    <w:lvl w:ilvl="8" w:tplc="0C0A001B" w:tentative="1">
+      <w:start w:val="1"/>
+      <w:numFmt w:val="lowerRoman"/>
+      <w:lvlText w:val="%9."/>
+      <w:lvlJc w:val="right"/>
+      <w:pPr>
+        <w:ind w:left="6480" w:hanging="180"/>
+      </w:pPr>
+    </w:lvl>
+  </w:abstractNum>
+  <w:abstractNum w:abstractNumId="6" w15:restartNumberingAfterBreak="0">
+    <w:nsid w:val="5E2A3319"/>
+    <w:multiLevelType w:val="hybridMultilevel"/>
+    <w:tmpl w:val="7E20F3A4"/>
+    <w:lvl w:ilvl="0" w:tplc="0C0A000F">
+      <w:start w:val="1"/>
+      <w:numFmt w:val="decimal"/>
+      <w:lvlText w:val="%1."/>
+      <w:lvlJc w:val="left"/>
+      <w:pPr>
+        <w:ind w:left="720" w:hanging="360"/>
+      </w:pPr>
+      <w:rPr>
+        <w:rFonts w:hint="default"/>
+      </w:rPr>
+    </w:lvl>
+    <w:lvl w:ilvl="1" w:tplc="0C0A0019" w:tentative="1">
+      <w:start w:val="1"/>
+      <w:numFmt w:val="lowerLetter"/>
+      <w:lvlText w:val="%2."/>
+      <w:lvlJc w:val="left"/>
+      <w:pPr>
+        <w:ind w:left="1440" w:hanging="360"/>
+      </w:pPr>
+    </w:lvl>
+    <w:lvl w:ilvl="2" w:tplc="0C0A001B" w:tentative="1">
+      <w:start w:val="1"/>
+      <w:numFmt w:val="lowerRoman"/>
+      <w:lvlText w:val="%3."/>
+      <w:lvlJc w:val="right"/>
+      <w:pPr>
+        <w:ind w:left="2160" w:hanging="180"/>
+      </w:pPr>
+    </w:lvl>
+    <w:lvl w:ilvl="3" w:tplc="0C0A000F" w:tentative="1">
+      <w:start w:val="1"/>
+      <w:numFmt w:val="decimal"/>
+      <w:lvlText w:val="%4."/>
+      <w:lvlJc w:val="left"/>
+      <w:pPr>
+        <w:ind w:left="2880" w:hanging="360"/>
+      </w:pPr>
+    </w:lvl>
+    <w:lvl w:ilvl="4" w:tplc="0C0A0019" w:tentative="1">
+      <w:start w:val="1"/>
+      <w:numFmt w:val="lowerLetter"/>
+      <w:lvlText w:val="%5."/>
+      <w:lvlJc w:val="left"/>
+      <w:pPr>
+        <w:ind w:left="3600" w:hanging="360"/>
+      </w:pPr>
+    </w:lvl>
+    <w:lvl w:ilvl="5" w:tplc="0C0A001B" w:tentative="1">
+      <w:start w:val="1"/>
+      <w:numFmt w:val="lowerRoman"/>
+      <w:lvlText w:val="%6."/>
+      <w:lvlJc w:val="right"/>
+      <w:pPr>
+        <w:ind w:left="4320" w:hanging="180"/>
+      </w:pPr>
+    </w:lvl>
+    <w:lvl w:ilvl="6" w:tplc="0C0A000F" w:tentative="1">
+      <w:start w:val="1"/>
+      <w:numFmt w:val="decimal"/>
+      <w:lvlText w:val="%7."/>
+      <w:lvlJc w:val="left"/>
+      <w:pPr>
+        <w:ind w:left="5040" w:hanging="360"/>
+      </w:pPr>
+    </w:lvl>
+    <w:lvl w:ilvl="7" w:tplc="0C0A0019" w:tentative="1">
+      <w:start w:val="1"/>
+      <w:numFmt w:val="lowerLetter"/>
+      <w:lvlText w:val="%8."/>
+      <w:lvlJc w:val="left"/>
+      <w:pPr>
+        <w:ind w:left="5760" w:hanging="360"/>
+      </w:pPr>
+    </w:lvl>
+    <w:lvl w:ilvl="8" w:tplc="0C0A001B" w:tentative="1">
+      <w:start w:val="1"/>
+      <w:numFmt w:val="lowerRoman"/>
+      <w:lvlText w:val="%9."/>
+      <w:lvlJc w:val="right"/>
+      <w:pPr>
+        <w:ind w:left="6480" w:hanging="180"/>
+      </w:pPr>
+    </w:lvl>
+  </w:abstractNum>
+  <w:abstractNum w:abstractNumId="7" w15:restartNumberingAfterBreak="0">
+    <w:nsid w:val="65246E26"/>
+    <w:multiLevelType w:val="hybridMultilevel"/>
+    <w:tmpl w:val="F3E4FD30"/>
+    <w:lvl w:ilvl="0" w:tplc="0C0A0001">
+      <w:start w:val="1"/>
+      <w:numFmt w:val="bullet"/>
+      <w:lvlText w:val=""/>
+      <w:lvlJc w:val="left"/>
+      <w:pPr>
+        <w:ind w:left="720" w:hanging="360"/>
+      </w:pPr>
+      <w:rPr>
+        <w:rFonts w:ascii="Symbol" w:hAnsi="Symbol" w:hint="default"/>
+      </w:rPr>
+    </w:lvl>
+    <w:lvl w:ilvl="1" w:tplc="0C0A0003" w:tentative="1">
+      <w:start w:val="1"/>
+      <w:numFmt w:val="bullet"/>
+      <w:lvlText w:val="o"/>
+      <w:lvlJc w:val="left"/>
+      <w:pPr>
+        <w:ind w:left="1440" w:hanging="360"/>
+      </w:pPr>
+      <w:rPr>
+        <w:rFonts w:ascii="Courier New" w:hAnsi="Courier New" w:cs="Courier New" w:hint="default"/>
+      </w:rPr>
+    </w:lvl>
+    <w:lvl w:ilvl="2" w:tplc="0C0A0005" w:tentative="1">
+      <w:start w:val="1"/>
+      <w:numFmt w:val="bullet"/>
+      <w:lvlText w:val=""/>
+      <w:lvlJc w:val="left"/>
+      <w:pPr>
+        <w:ind w:left="2160" w:hanging="360"/>
+      </w:pPr>
+      <w:rPr>
+        <w:rFonts w:ascii="Wingdings" w:hAnsi="Wingdings" w:hint="default"/>
+      </w:rPr>
+    </w:lvl>
+    <w:lvl w:ilvl="3" w:tplc="0C0A0001" w:tentative="1">
+      <w:start w:val="1"/>
+      <w:numFmt w:val="bullet"/>
+      <w:lvlText w:val=""/>
+      <w:lvlJc w:val="left"/>
+      <w:pPr>
+        <w:ind w:left="2880" w:hanging="360"/>
+      </w:pPr>
+      <w:rPr>
+        <w:rFonts w:ascii="Symbol" w:hAnsi="Symbol" w:hint="default"/>
+      </w:rPr>
+    </w:lvl>
+    <w:lvl w:ilvl="4" w:tplc="0C0A0003" w:tentative="1">
+      <w:start w:val="1"/>
+      <w:numFmt w:val="bullet"/>
+      <w:lvlText w:val="o"/>
+      <w:lvlJc w:val="left"/>
+      <w:pPr>
+        <w:ind w:left="3600" w:hanging="360"/>
+      </w:pPr>
+      <w:rPr>
+        <w:rFonts w:ascii="Courier New" w:hAnsi="Courier New" w:cs="Courier New" w:hint="default"/>
+      </w:rPr>
+    </w:lvl>
+    <w:lvl w:ilvl="5" w:tplc="0C0A0005" w:tentative="1">
+      <w:start w:val="1"/>
+      <w:numFmt w:val="bullet"/>
+      <w:lvlText w:val=""/>
+      <w:lvlJc w:val="left"/>
+      <w:pPr>
+        <w:ind w:left="4320" w:hanging="360"/>
+      </w:pPr>
+      <w:rPr>
+        <w:rFonts w:ascii="Wingdings" w:hAnsi="Wingdings" w:hint="default"/>
+      </w:rPr>
+    </w:lvl>
+    <w:lvl w:ilvl="6" w:tplc="0C0A0001" w:tentative="1">
+      <w:start w:val="1"/>
+      <w:numFmt w:val="bullet"/>
+      <w:lvlText w:val=""/>
+      <w:lvlJc w:val="left"/>
+      <w:pPr>
+        <w:ind w:left="5040" w:hanging="360"/>
+      </w:pPr>
+      <w:rPr>
+        <w:rFonts w:ascii="Symbol" w:hAnsi="Symbol" w:hint="default"/>
+      </w:rPr>
+    </w:lvl>
+    <w:lvl w:ilvl="7" w:tplc="0C0A0003" w:tentative="1">
+      <w:start w:val="1"/>
+      <w:numFmt w:val="bullet"/>
+      <w:lvlText w:val="o"/>
+      <w:lvlJc w:val="left"/>
+      <w:pPr>
+        <w:ind w:left="5760" w:hanging="360"/>
+      </w:pPr>
+      <w:rPr>
+        <w:rFonts w:ascii="Courier New" w:hAnsi="Courier New" w:cs="Courier New" w:hint="default"/>
+      </w:rPr>
+    </w:lvl>
+    <w:lvl w:ilvl="8" w:tplc="0C0A0005" w:tentative="1">
+      <w:start w:val="1"/>
+      <w:numFmt w:val="bullet"/>
+      <w:lvlText w:val=""/>
+      <w:lvlJc w:val="left"/>
+      <w:pPr>
+        <w:ind w:left="6480" w:hanging="360"/>
+      </w:pPr>
+      <w:rPr>
+        <w:rFonts w:ascii="Wingdings" w:hAnsi="Wingdings" w:hint="default"/>
+      </w:rPr>
+    </w:lvl>
+  </w:abstractNum>
+  <w:abstractNum w:abstractNumId="8" w15:restartNumberingAfterBreak="0">
+    <w:nsid w:val="6C3E4EDE"/>
+    <w:multiLevelType w:val="multilevel"/>
+    <w:tmpl w:val="0C0A001F"/>
+    <w:lvl w:ilvl="0">
+      <w:start w:val="1"/>
+      <w:numFmt w:val="decimal"/>
+      <w:lvlText w:val="%1."/>
+      <w:lvlJc w:val="left"/>
+      <w:pPr>
+        <w:ind w:left="360" w:hanging="360"/>
+      </w:pPr>
+    </w:lvl>
+    <w:lvl w:ilvl="1">
+      <w:start w:val="1"/>
+      <w:numFmt w:val="decimal"/>
+      <w:lvlText w:val="%1.%2."/>
+      <w:lvlJc w:val="left"/>
+      <w:pPr>
+        <w:ind w:left="792" w:hanging="432"/>
+      </w:pPr>
+    </w:lvl>
+    <w:lvl w:ilvl="2">
+      <w:start w:val="1"/>
+      <w:numFmt w:val="decimal"/>
+      <w:lvlText w:val="%1.%2.%3."/>
+      <w:lvlJc w:val="left"/>
+      <w:pPr>
+        <w:ind w:left="1224" w:hanging="504"/>
+      </w:pPr>
+    </w:lvl>
+    <w:lvl w:ilvl="3">
+      <w:start w:val="1"/>
+      <w:numFmt w:val="decimal"/>
+      <w:lvlText w:val="%1.%2.%3.%4."/>
+      <w:lvlJc w:val="left"/>
+      <w:pPr>
+        <w:ind w:left="1728" w:hanging="648"/>
+      </w:pPr>
+    </w:lvl>
+    <w:lvl w:ilvl="4">
+      <w:start w:val="1"/>
+      <w:numFmt w:val="decimal"/>
+      <w:lvlText w:val="%1.%2.%3.%4.%5."/>
+      <w:lvlJc w:val="left"/>
+      <w:pPr>
+        <w:ind w:left="2232" w:hanging="792"/>
+      </w:pPr>
+    </w:lvl>
+    <w:lvl w:ilvl="5">
+      <w:start w:val="1"/>
+      <w:numFmt w:val="decimal"/>
+      <w:lvlText w:val="%1.%2.%3.%4.%5.%6."/>
+      <w:lvlJc w:val="left"/>
+      <w:pPr>
+        <w:ind w:left="2736" w:hanging="936"/>
+      </w:pPr>
+    </w:lvl>
+    <w:lvl w:ilvl="6">
+      <w:start w:val="1"/>
+      <w:numFmt w:val="decimal"/>
+      <w:lvlText w:val="%1.%2.%3.%4.%5.%6.%7."/>
+      <w:lvlJc w:val="left"/>
+      <w:pPr>
+        <w:ind w:left="3240" w:hanging="1080"/>
+      </w:pPr>
+    </w:lvl>
+    <w:lvl w:ilvl="7">
+      <w:start w:val="1"/>
+      <w:numFmt w:val="decimal"/>
+      <w:lvlText w:val="%1.%2.%3.%4.%5.%6.%7.%8."/>
+      <w:lvlJc w:val="left"/>
+      <w:pPr>
+        <w:ind w:left="3744" w:hanging="1224"/>
+      </w:pPr>
+    </w:lvl>
+    <w:lvl w:ilvl="8">
+      <w:start w:val="1"/>
+      <w:numFmt w:val="decimal"/>
+      <w:lvlText w:val="%1.%2.%3.%4.%5.%6.%7.%8.%9."/>
+      <w:lvlJc w:val="left"/>
+      <w:pPr>
+        <w:ind w:left="4320" w:hanging="1440"/>
+      </w:pPr>
+    </w:lvl>
+  </w:abstractNum>
+  <w:abstractNum w:abstractNumId="9" w15:restartNumberingAfterBreak="0">
+    <w:nsid w:val="73A13C94"/>
+    <w:multiLevelType w:val="multilevel"/>
+    <w:tmpl w:val="0C0A001F"/>
+    <w:lvl w:ilvl="0">
+      <w:start w:val="1"/>
+      <w:numFmt w:val="decimal"/>
+      <w:lvlText w:val="%1."/>
+      <w:lvlJc w:val="left"/>
+      <w:pPr>
+        <w:ind w:left="360" w:hanging="360"/>
+      </w:pPr>
+    </w:lvl>
+    <w:lvl w:ilvl="1">
+      <w:start w:val="1"/>
+      <w:numFmt w:val="decimal"/>
+      <w:lvlText w:val="%1.%2."/>
+      <w:lvlJc w:val="left"/>
+      <w:pPr>
+        <w:ind w:left="792" w:hanging="432"/>
+      </w:pPr>
+    </w:lvl>
+    <w:lvl w:ilvl="2">
+      <w:start w:val="1"/>
+      <w:numFmt w:val="decimal"/>
+      <w:lvlText w:val="%1.%2.%3."/>
+      <w:lvlJc w:val="left"/>
+      <w:pPr>
+        <w:ind w:left="1224" w:hanging="504"/>
+      </w:pPr>
+    </w:lvl>
+    <w:lvl w:ilvl="3">
+      <w:start w:val="1"/>
+      <w:numFmt w:val="decimal"/>
+      <w:lvlText w:val="%1.%2.%3.%4."/>
+      <w:lvlJc w:val="left"/>
+      <w:pPr>
+        <w:ind w:left="1728" w:hanging="648"/>
+      </w:pPr>
+    </w:lvl>
+    <w:lvl w:ilvl="4">
+      <w:start w:val="1"/>
+      <w:numFmt w:val="decimal"/>
+      <w:lvlText w:val="%1.%2.%3.%4.%5."/>
+      <w:lvlJc w:val="left"/>
+      <w:pPr>
+        <w:ind w:left="2232" w:hanging="792"/>
+      </w:pPr>
+    </w:lvl>
+    <w:lvl w:ilvl="5">
+      <w:start w:val="1"/>
+      <w:numFmt w:val="decimal"/>
+      <w:lvlText w:val="%1.%2.%3.%4.%5.%6."/>
+      <w:lvlJc w:val="left"/>
+      <w:pPr>
+        <w:ind w:left="2736" w:hanging="936"/>
+      </w:pPr>
+    </w:lvl>
+    <w:lvl w:ilvl="6">
+      <w:start w:val="1"/>
+      <w:numFmt w:val="decimal"/>
+      <w:lvlText w:val="%1.%2.%3.%4.%5.%6.%7."/>
+      <w:lvlJc w:val="left"/>
+      <w:pPr>
+        <w:ind w:left="3240" w:hanging="1080"/>
+      </w:pPr>
+    </w:lvl>
+    <w:lvl w:ilvl="7">
+      <w:start w:val="1"/>
+      <w:numFmt w:val="decimal"/>
+      <w:lvlText w:val="%1.%2.%3.%4.%5.%6.%7.%8."/>
+      <w:lvlJc w:val="left"/>
+      <w:pPr>
+        <w:ind w:left="3744" w:hanging="1224"/>
+      </w:pPr>
+    </w:lvl>
+    <w:lvl w:ilvl="8">
+      <w:start w:val="1"/>
+      <w:numFmt w:val="decimal"/>
+      <w:lvlText w:val="%1.%2.%3.%4.%5.%6.%7.%8.%9."/>
+      <w:lvlJc w:val="left"/>
+      <w:pPr>
+        <w:ind w:left="4320" w:hanging="1440"/>
+      </w:pPr>
+    </w:lvl>
+  </w:abstractNum>
+  <w:abstractNum w:abstractNumId="10" w15:restartNumberingAfterBreak="0">
+    <w:nsid w:val="7DF8610F"/>
+    <w:multiLevelType w:val="hybridMultilevel"/>
+    <w:tmpl w:val="87C41088"/>
+    <w:lvl w:ilvl="0" w:tplc="82CEBB42">
+      <w:start w:val="2"/>
+      <w:numFmt w:val="decimal"/>
+      <w:lvlText w:val="%1"/>
+      <w:lvlJc w:val="left"/>
+      <w:pPr>
+        <w:ind w:left="720" w:hanging="360"/>
+      </w:pPr>
+      <w:rPr>
+        <w:rFonts w:hint="default"/>
+      </w:rPr>
+    </w:lvl>
+    <w:lvl w:ilvl="1" w:tplc="0C0A0019" w:tentative="1">
+      <w:start w:val="1"/>
+      <w:numFmt w:val="lowerLetter"/>
+      <w:lvlText w:val="%2."/>
+      <w:lvlJc w:val="left"/>
+      <w:pPr>
+        <w:ind w:left="1440" w:hanging="360"/>
+      </w:pPr>
+    </w:lvl>
+    <w:lvl w:ilvl="2" w:tplc="0C0A001B" w:tentative="1">
+      <w:start w:val="1"/>
+      <w:numFmt w:val="lowerRoman"/>
+      <w:lvlText w:val="%3."/>
+      <w:lvlJc w:val="right"/>
+      <w:pPr>
+        <w:ind w:left="2160" w:hanging="180"/>
+      </w:pPr>
+    </w:lvl>
+    <w:lvl w:ilvl="3" w:tplc="0C0A000F" w:tentative="1">
+      <w:start w:val="1"/>
+      <w:numFmt w:val="decimal"/>
+      <w:lvlText w:val="%4."/>
+      <w:lvlJc w:val="left"/>
+      <w:pPr>
+        <w:ind w:left="2880" w:hanging="360"/>
+      </w:pPr>
+    </w:lvl>
+    <w:lvl w:ilvl="4" w:tplc="0C0A0019" w:tentative="1">
+      <w:start w:val="1"/>
+      <w:numFmt w:val="lowerLetter"/>
+      <w:lvlText w:val="%5."/>
+      <w:lvlJc w:val="left"/>
+      <w:pPr>
+        <w:ind w:left="3600" w:hanging="360"/>
+      </w:pPr>
+    </w:lvl>
+    <w:lvl w:ilvl="5" w:tplc="0C0A001B" w:tentative="1">
+      <w:start w:val="1"/>
+      <w:numFmt w:val="lowerRoman"/>
+      <w:lvlText w:val="%6."/>
+      <w:lvlJc w:val="right"/>
+      <w:pPr>
+        <w:ind w:left="4320" w:hanging="180"/>
+      </w:pPr>
+    </w:lvl>
+    <w:lvl w:ilvl="6" w:tplc="0C0A000F" w:tentative="1">
+      <w:start w:val="1"/>
+      <w:numFmt w:val="decimal"/>
+      <w:lvlText w:val="%7."/>
+      <w:lvlJc w:val="left"/>
+      <w:pPr>
+        <w:ind w:left="5040" w:hanging="360"/>
+      </w:pPr>
+    </w:lvl>
+    <w:lvl w:ilvl="7" w:tplc="0C0A0019" w:tentative="1">
+      <w:start w:val="1"/>
+      <w:numFmt w:val="lowerLetter"/>
+      <w:lvlText w:val="%8."/>
+      <w:lvlJc w:val="left"/>
+      <w:pPr>
+        <w:ind w:left="5760" w:hanging="360"/>
+      </w:pPr>
+    </w:lvl>
+    <w:lvl w:ilvl="8" w:tplc="0C0A001B" w:tentative="1">
+      <w:start w:val="1"/>
+      <w:numFmt w:val="lowerRoman"/>
+      <w:lvlText w:val="%9."/>
+      <w:lvlJc w:val="right"/>
+      <w:pPr>
+        <w:ind w:left="6480" w:hanging="180"/>
+      </w:pPr>
+    </w:lvl>
+  </w:abstractNum>
+  <w:num w:numId="1" w16cid:durableId="2034067891">
+    <w:abstractNumId w:val="4"/>
+  </w:num>
+  <w:num w:numId="2" w16cid:durableId="858394404">
+    <w:abstractNumId w:val="0"/>
+  </w:num>
+  <w:num w:numId="3" w16cid:durableId="2143302085">
+    <w:abstractNumId w:val="1"/>
+  </w:num>
+  <w:num w:numId="4" w16cid:durableId="328797445">
+    <w:abstractNumId w:val="1"/>
+  </w:num>
+  <w:num w:numId="5" w16cid:durableId="937130264">
+    <w:abstractNumId w:val="1"/>
+  </w:num>
+  <w:num w:numId="6" w16cid:durableId="1637222232">
+    <w:abstractNumId w:val="1"/>
+  </w:num>
+  <w:num w:numId="7" w16cid:durableId="1852185790">
+    <w:abstractNumId w:val="1"/>
+  </w:num>
+  <w:num w:numId="8" w16cid:durableId="1591701034">
+    <w:abstractNumId w:val="1"/>
+  </w:num>
+  <w:num w:numId="9" w16cid:durableId="457725252">
+    <w:abstractNumId w:val="1"/>
+  </w:num>
+  <w:num w:numId="10" w16cid:durableId="1301227990">
+    <w:abstractNumId w:val="1"/>
+  </w:num>
+  <w:num w:numId="11" w16cid:durableId="644045631">
+    <w:abstractNumId w:val="1"/>
+  </w:num>
+  <w:num w:numId="12" w16cid:durableId="1269432323">
+    <w:abstractNumId w:val="1"/>
+  </w:num>
+  <w:num w:numId="13" w16cid:durableId="220822917">
+    <w:abstractNumId w:val="1"/>
+  </w:num>
+  <w:num w:numId="14" w16cid:durableId="1184049671">
+    <w:abstractNumId w:val="1"/>
+  </w:num>
+  <w:num w:numId="15" w16cid:durableId="1686859818">
+    <w:abstractNumId w:val="1"/>
+  </w:num>
+  <w:num w:numId="16" w16cid:durableId="1239636193">
+    <w:abstractNumId w:val="1"/>
+  </w:num>
+  <w:num w:numId="17" w16cid:durableId="1152873571">
+    <w:abstractNumId w:val="1"/>
+  </w:num>
+  <w:num w:numId="18" w16cid:durableId="377894900">
+    <w:abstractNumId w:val="1"/>
+  </w:num>
+  <w:num w:numId="19" w16cid:durableId="939145795">
+    <w:abstractNumId w:val="1"/>
+  </w:num>
+  <w:num w:numId="20" w16cid:durableId="1872379092">
+    <w:abstractNumId w:val="1"/>
+  </w:num>
+  <w:num w:numId="21" w16cid:durableId="1992517146">
+    <w:abstractNumId w:val="1"/>
+  </w:num>
+  <w:num w:numId="22" w16cid:durableId="1004436757">
+    <w:abstractNumId w:val="1"/>
+  </w:num>
+  <w:num w:numId="23" w16cid:durableId="606427502">
+    <w:abstractNumId w:val="1"/>
+  </w:num>
+  <w:num w:numId="24" w16cid:durableId="1063530813">
+    <w:abstractNumId w:val="1"/>
+  </w:num>
+  <w:num w:numId="25" w16cid:durableId="1017465530">
+    <w:abstractNumId w:val="1"/>
+  </w:num>
+  <w:num w:numId="26" w16cid:durableId="1836647609">
+    <w:abstractNumId w:val="1"/>
+  </w:num>
+  <w:num w:numId="27" w16cid:durableId="676275574">
+    <w:abstractNumId w:val="1"/>
+  </w:num>
+  <w:num w:numId="28" w16cid:durableId="1388644420">
+    <w:abstractNumId w:val="1"/>
+  </w:num>
+  <w:num w:numId="29" w16cid:durableId="1468666964">
+    <w:abstractNumId w:val="1"/>
+  </w:num>
+  <w:num w:numId="30" w16cid:durableId="430515839">
+    <w:abstractNumId w:val="1"/>
+  </w:num>
+  <w:num w:numId="31" w16cid:durableId="1098604387">
+    <w:abstractNumId w:val="1"/>
+  </w:num>
+  <w:num w:numId="32" w16cid:durableId="541598745">
+    <w:abstractNumId w:val="1"/>
+  </w:num>
+  <w:num w:numId="33" w16cid:durableId="874734616">
+    <w:abstractNumId w:val="1"/>
+  </w:num>
+  <w:num w:numId="34" w16cid:durableId="1169561325">
+    <w:abstractNumId w:val="1"/>
+  </w:num>
+  <w:num w:numId="35" w16cid:durableId="1464343843">
+    <w:abstractNumId w:val="1"/>
+  </w:num>
+  <w:num w:numId="36" w16cid:durableId="1703438837">
+    <w:abstractNumId w:val="1"/>
+  </w:num>
+  <w:num w:numId="37" w16cid:durableId="284773268">
+    <w:abstractNumId w:val="1"/>
+  </w:num>
+  <w:num w:numId="38" w16cid:durableId="1216504695">
+    <w:abstractNumId w:val="1"/>
+  </w:num>
+  <w:num w:numId="39" w16cid:durableId="302665675">
+    <w:abstractNumId w:val="1"/>
+  </w:num>
+  <w:num w:numId="40" w16cid:durableId="1155995593">
+    <w:abstractNumId w:val="1"/>
+  </w:num>
+  <w:num w:numId="41" w16cid:durableId="1653024233">
+    <w:abstractNumId w:val="1"/>
+  </w:num>
+  <w:num w:numId="42" w16cid:durableId="809714061">
+    <w:abstractNumId w:val="1"/>
+  </w:num>
+  <w:num w:numId="43" w16cid:durableId="1730569668">
+    <w:abstractNumId w:val="1"/>
+  </w:num>
+  <w:num w:numId="44" w16cid:durableId="777868264">
+    <w:abstractNumId w:val="1"/>
+  </w:num>
+  <w:num w:numId="45" w16cid:durableId="1174029237">
+    <w:abstractNumId w:val="1"/>
+  </w:num>
+  <w:num w:numId="46" w16cid:durableId="314379998">
+    <w:abstractNumId w:val="1"/>
+  </w:num>
+  <w:num w:numId="47" w16cid:durableId="1686789047">
+    <w:abstractNumId w:val="1"/>
+  </w:num>
+  <w:num w:numId="48" w16cid:durableId="967053150">
+    <w:abstractNumId w:val="1"/>
+  </w:num>
+  <w:num w:numId="49" w16cid:durableId="1592664610">
+    <w:abstractNumId w:val="1"/>
+  </w:num>
+  <w:num w:numId="50" w16cid:durableId="1715084563">
+    <w:abstractNumId w:val="1"/>
+  </w:num>
+  <w:num w:numId="51" w16cid:durableId="483468886">
+    <w:abstractNumId w:val="7"/>
+  </w:num>
+  <w:num w:numId="52" w16cid:durableId="1842312576">
+    <w:abstractNumId w:val="9"/>
+  </w:num>
+  <w:num w:numId="53" w16cid:durableId="1965307783">
+    <w:abstractNumId w:val="8"/>
+  </w:num>
+  <w:num w:numId="54" w16cid:durableId="1224367675">
+    <w:abstractNumId w:val="3"/>
+  </w:num>
+  <w:num w:numId="55" w16cid:durableId="1249845438">
+    <w:abstractNumId w:val="6"/>
+  </w:num>
+  <w:num w:numId="56" w16cid:durableId="294992634">
+    <w:abstractNumId w:val="10"/>
+  </w:num>
+  <w:num w:numId="57" w16cid:durableId="456988854">
+    <w:abstractNumId w:val="5"/>
+  </w:num>
+  <w:num w:numId="58" w16cid:durableId="280889026">
+    <w:abstractNumId w:val="2"/>
+  </w:num>
+</w:numbering>
+</file>
+
 <file path=word/styles.xml><?xml version="1.0" encoding="utf-8"?>
 <w:styles xmlns:mc="http://schemas.openxmlformats.org/markup-compatibility/2006" xmlns:r="http://schemas.openxmlformats.org/officeDocument/2006/relationships" xmlns:w="http://schemas.openxmlformats.org/wordprocessingml/2006/main" xmlns:w14="http://schemas.microsoft.com/office/word/2010/wordml" xmlns:w15="http://schemas.microsoft.com/office/word/2012/wordml" xmlns:w16cex="http://schemas.microsoft.com/office/word/2018/wordml/cex" xmlns:w16cid="http://schemas.microsoft.com/office/word/2016/wordml/cid" xmlns:w16="http://schemas.microsoft.com/office/word/2018/wordml" xmlns:w16du="http://schemas.microsoft.com/office/word/2023/wordml/word16du" xmlns:w16sdtdh="http://schemas.microsoft.com/office/word/2020/wordml/sdtdatahash" xmlns:w16se="http://schemas.microsoft.com/office/word/2015/wordml/symex" mc:Ignorable="w14 w15 w16se w16cid w16 w16cex w16sdtdh w16du">
   <w:docDefaults>
     <w:rPrDefault>
       <w:rPr>
-        <w:rFonts w:asciiTheme="minorHAnsi" w:eastAsiaTheme="minorHAnsi" w:hAnsiTheme="minorHAnsi" w:cstheme="minorBidi"/>
-        <w:kern w:val="2"/>
-        <w:sz w:val="24"/>
-        <w:szCs w:val="24"/>
+        <w:rFonts w:asciiTheme="minorHAnsi" w:eastAsiaTheme="minorEastAsia" w:hAnsiTheme="minorHAnsi" w:cstheme="minorBidi"/>
+        <w:sz w:val="22"/>
+        <w:szCs w:val="22"/>
         <w:lang w:val="es-ES" w:eastAsia="en-US" w:bidi="ar-SA"/>
-        <w14:ligatures w14:val="standardContextual"/>
       </w:rPr>
     </w:rPrDefault>
     <w:pPrDefault>
       <w:pPr>
-        <w:spacing w:after="160" w:line="278" w:lineRule="auto"/>
+        <w:spacing w:after="160" w:line="259" w:lineRule="auto"/>
       </w:pPr>
     </w:pPrDefault>
   </w:docDefaults>
@@ -1653,7 +3241,7 @@
     <w:lsdException w:name="Closing" w:semiHidden="1" w:unhideWhenUsed="1"/>
     <w:lsdException w:name="Signature" w:semiHidden="1" w:unhideWhenUsed="1"/>
     <w:lsdException w:name="Default Paragraph Font" w:semiHidden="1" w:uiPriority="1" w:unhideWhenUsed="1"/>
-    <w:lsdException w:name="Body Text" w:semiHidden="1" w:uiPriority="1" w:unhideWhenUsed="1" w:qFormat="1"/>
+    <w:lsdException w:name="Body Text" w:semiHidden="1" w:uiPriority="1" w:unhideWhenUsed="1"/>
     <w:lsdException w:name="Body Text Indent" w:semiHidden="1" w:unhideWhenUsed="1"/>
     <w:lsdException w:name="List Continue" w:semiHidden="1" w:unhideWhenUsed="1"/>
     <w:lsdException w:name="List Continue 2" w:semiHidden="1" w:unhideWhenUsed="1"/>
@@ -1967,20 +3555,7 @@
   <w:style w:type="paragraph" w:default="1" w:styleId="Normal">
     <w:name w:val="Normal"/>
     <w:qFormat/>
-    <w:rsid w:val="00B409B5"/>
-    <w:pPr>
-      <w:widowControl w:val="0"/>
-      <w:autoSpaceDE w:val="0"/>
-      <w:autoSpaceDN w:val="0"/>
-      <w:spacing w:after="0" w:line="240" w:lineRule="auto"/>
-    </w:pPr>
-    <w:rPr>
-      <w:rFonts w:ascii="Arial MT" w:eastAsia="Arial MT" w:hAnsi="Arial MT" w:cs="Arial MT"/>
-      <w:kern w:val="0"/>
-      <w:sz w:val="22"/>
-      <w:szCs w:val="22"/>
-      <w14:ligatures w14:val="none"/>
-    </w:rPr>
+    <w:rsid w:val="00782010"/>
   </w:style>
   <w:style w:type="paragraph" w:styleId="Ttulo1">
     <w:name w:val="heading 1"/>
@@ -1989,18 +3564,27 @@
     <w:link w:val="Ttulo1Car"/>
     <w:uiPriority w:val="9"/>
     <w:qFormat/>
-    <w:rsid w:val="00851405"/>
+    <w:rsid w:val="00782010"/>
     <w:pPr>
       <w:keepNext/>
       <w:keepLines/>
-      <w:spacing w:before="360" w:after="80"/>
+      <w:numPr>
+        <w:numId w:val="42"/>
+      </w:numPr>
+      <w:pBdr>
+        <w:bottom w:val="single" w:sz="4" w:space="1" w:color="595959" w:themeColor="text1" w:themeTint="A6"/>
+      </w:pBdr>
+      <w:spacing w:before="360"/>
       <w:outlineLvl w:val="0"/>
     </w:pPr>
     <w:rPr>
       <w:rFonts w:asciiTheme="majorHAnsi" w:eastAsiaTheme="majorEastAsia" w:hAnsiTheme="majorHAnsi" w:cstheme="majorBidi"/>
-      <w:color w:val="0F4761" w:themeColor="accent1" w:themeShade="BF"/>
-      <w:sz w:val="40"/>
-      <w:szCs w:val="40"/>
+      <w:b/>
+      <w:bCs/>
+      <w:smallCaps/>
+      <w:color w:val="000000" w:themeColor="text1"/>
+      <w:sz w:val="36"/>
+      <w:szCs w:val="36"/>
     </w:rPr>
   </w:style>
   <w:style w:type="paragraph" w:styleId="Ttulo2">
@@ -2012,18 +3596,25 @@
     <w:semiHidden/>
     <w:unhideWhenUsed/>
     <w:qFormat/>
-    <w:rsid w:val="00851405"/>
+    <w:rsid w:val="00782010"/>
     <w:pPr>
       <w:keepNext/>
       <w:keepLines/>
-      <w:spacing w:before="160" w:after="80"/>
+      <w:numPr>
+        <w:ilvl w:val="1"/>
+        <w:numId w:val="42"/>
+      </w:numPr>
+      <w:spacing w:before="360" w:after="0"/>
       <w:outlineLvl w:val="1"/>
     </w:pPr>
     <w:rPr>
       <w:rFonts w:asciiTheme="majorHAnsi" w:eastAsiaTheme="majorEastAsia" w:hAnsiTheme="majorHAnsi" w:cstheme="majorBidi"/>
-      <w:color w:val="0F4761" w:themeColor="accent1" w:themeShade="BF"/>
-      <w:sz w:val="32"/>
-      <w:szCs w:val="32"/>
+      <w:b/>
+      <w:bCs/>
+      <w:smallCaps/>
+      <w:color w:val="000000" w:themeColor="text1"/>
+      <w:sz w:val="28"/>
+      <w:szCs w:val="28"/>
     </w:rPr>
   </w:style>
   <w:style w:type="paragraph" w:styleId="Ttulo3">
@@ -2032,21 +3623,24 @@
     <w:next w:val="Normal"/>
     <w:link w:val="Ttulo3Car"/>
     <w:uiPriority w:val="9"/>
-    <w:semiHidden/>
     <w:unhideWhenUsed/>
     <w:qFormat/>
-    <w:rsid w:val="00851405"/>
+    <w:rsid w:val="00782010"/>
     <w:pPr>
       <w:keepNext/>
       <w:keepLines/>
-      <w:spacing w:before="160" w:after="80"/>
+      <w:numPr>
+        <w:ilvl w:val="2"/>
+        <w:numId w:val="42"/>
+      </w:numPr>
+      <w:spacing w:before="200" w:after="0"/>
       <w:outlineLvl w:val="2"/>
     </w:pPr>
     <w:rPr>
-      <w:rFonts w:eastAsiaTheme="majorEastAsia" w:cstheme="majorBidi"/>
-      <w:color w:val="0F4761" w:themeColor="accent1" w:themeShade="BF"/>
-      <w:sz w:val="28"/>
-      <w:szCs w:val="28"/>
+      <w:rFonts w:asciiTheme="majorHAnsi" w:eastAsiaTheme="majorEastAsia" w:hAnsiTheme="majorHAnsi" w:cstheme="majorBidi"/>
+      <w:b/>
+      <w:bCs/>
+      <w:color w:val="000000" w:themeColor="text1"/>
     </w:rPr>
   </w:style>
   <w:style w:type="paragraph" w:styleId="Ttulo4">
@@ -2058,18 +3652,24 @@
     <w:semiHidden/>
     <w:unhideWhenUsed/>
     <w:qFormat/>
-    <w:rsid w:val="00851405"/>
+    <w:rsid w:val="00782010"/>
     <w:pPr>
       <w:keepNext/>
       <w:keepLines/>
-      <w:spacing w:before="80" w:after="40"/>
+      <w:numPr>
+        <w:ilvl w:val="3"/>
+        <w:numId w:val="42"/>
+      </w:numPr>
+      <w:spacing w:before="200" w:after="0"/>
       <w:outlineLvl w:val="3"/>
     </w:pPr>
     <w:rPr>
-      <w:rFonts w:eastAsiaTheme="majorEastAsia" w:cstheme="majorBidi"/>
+      <w:rFonts w:asciiTheme="majorHAnsi" w:eastAsiaTheme="majorEastAsia" w:hAnsiTheme="majorHAnsi" w:cstheme="majorBidi"/>
+      <w:b/>
+      <w:bCs/>
       <w:i/>
       <w:iCs/>
-      <w:color w:val="0F4761" w:themeColor="accent1" w:themeShade="BF"/>
+      <w:color w:val="000000" w:themeColor="text1"/>
     </w:rPr>
   </w:style>
   <w:style w:type="paragraph" w:styleId="Ttulo5">
@@ -2081,16 +3681,20 @@
     <w:semiHidden/>
     <w:unhideWhenUsed/>
     <w:qFormat/>
-    <w:rsid w:val="00851405"/>
+    <w:rsid w:val="00782010"/>
     <w:pPr>
       <w:keepNext/>
       <w:keepLines/>
-      <w:spacing w:before="80" w:after="40"/>
+      <w:numPr>
+        <w:ilvl w:val="4"/>
+        <w:numId w:val="42"/>
+      </w:numPr>
+      <w:spacing w:before="200" w:after="0"/>
       <w:outlineLvl w:val="4"/>
     </w:pPr>
     <w:rPr>
-      <w:rFonts w:eastAsiaTheme="majorEastAsia" w:cstheme="majorBidi"/>
-      <w:color w:val="0F4761" w:themeColor="accent1" w:themeShade="BF"/>
+      <w:rFonts w:asciiTheme="majorHAnsi" w:eastAsiaTheme="majorEastAsia" w:hAnsiTheme="majorHAnsi" w:cstheme="majorBidi"/>
+      <w:color w:val="17365D" w:themeColor="text2" w:themeShade="BF"/>
     </w:rPr>
   </w:style>
   <w:style w:type="paragraph" w:styleId="Ttulo6">
@@ -2102,18 +3706,22 @@
     <w:semiHidden/>
     <w:unhideWhenUsed/>
     <w:qFormat/>
-    <w:rsid w:val="00851405"/>
+    <w:rsid w:val="00782010"/>
     <w:pPr>
       <w:keepNext/>
       <w:keepLines/>
-      <w:spacing w:before="40"/>
+      <w:numPr>
+        <w:ilvl w:val="5"/>
+        <w:numId w:val="42"/>
+      </w:numPr>
+      <w:spacing w:before="200" w:after="0"/>
       <w:outlineLvl w:val="5"/>
     </w:pPr>
     <w:rPr>
-      <w:rFonts w:eastAsiaTheme="majorEastAsia" w:cstheme="majorBidi"/>
+      <w:rFonts w:asciiTheme="majorHAnsi" w:eastAsiaTheme="majorEastAsia" w:hAnsiTheme="majorHAnsi" w:cstheme="majorBidi"/>
       <w:i/>
       <w:iCs/>
-      <w:color w:val="595959" w:themeColor="text1" w:themeTint="A6"/>
+      <w:color w:val="17365D" w:themeColor="text2" w:themeShade="BF"/>
     </w:rPr>
   </w:style>
   <w:style w:type="paragraph" w:styleId="Ttulo7">
@@ -2125,16 +3733,22 @@
     <w:semiHidden/>
     <w:unhideWhenUsed/>
     <w:qFormat/>
-    <w:rsid w:val="00851405"/>
+    <w:rsid w:val="00782010"/>
     <w:pPr>
       <w:keepNext/>
       <w:keepLines/>
-      <w:spacing w:before="40"/>
+      <w:numPr>
+        <w:ilvl w:val="6"/>
+        <w:numId w:val="42"/>
+      </w:numPr>
+      <w:spacing w:before="200" w:after="0"/>
       <w:outlineLvl w:val="6"/>
     </w:pPr>
     <w:rPr>
-      <w:rFonts w:eastAsiaTheme="majorEastAsia" w:cstheme="majorBidi"/>
-      <w:color w:val="595959" w:themeColor="text1" w:themeTint="A6"/>
+      <w:rFonts w:asciiTheme="majorHAnsi" w:eastAsiaTheme="majorEastAsia" w:hAnsiTheme="majorHAnsi" w:cstheme="majorBidi"/>
+      <w:i/>
+      <w:iCs/>
+      <w:color w:val="404040" w:themeColor="text1" w:themeTint="BF"/>
     </w:rPr>
   </w:style>
   <w:style w:type="paragraph" w:styleId="Ttulo8">
@@ -2146,17 +3760,22 @@
     <w:semiHidden/>
     <w:unhideWhenUsed/>
     <w:qFormat/>
-    <w:rsid w:val="00851405"/>
+    <w:rsid w:val="00782010"/>
     <w:pPr>
       <w:keepNext/>
       <w:keepLines/>
+      <w:numPr>
+        <w:ilvl w:val="7"/>
+        <w:numId w:val="42"/>
+      </w:numPr>
+      <w:spacing w:before="200" w:after="0"/>
       <w:outlineLvl w:val="7"/>
     </w:pPr>
     <w:rPr>
-      <w:rFonts w:eastAsiaTheme="majorEastAsia" w:cstheme="majorBidi"/>
-      <w:i/>
-      <w:iCs/>
-      <w:color w:val="272727" w:themeColor="text1" w:themeTint="D8"/>
+      <w:rFonts w:asciiTheme="majorHAnsi" w:eastAsiaTheme="majorEastAsia" w:hAnsiTheme="majorHAnsi" w:cstheme="majorBidi"/>
+      <w:color w:val="404040" w:themeColor="text1" w:themeTint="BF"/>
+      <w:sz w:val="20"/>
+      <w:szCs w:val="20"/>
     </w:rPr>
   </w:style>
   <w:style w:type="paragraph" w:styleId="Ttulo9">
@@ -2168,20 +3787,30 @@
     <w:semiHidden/>
     <w:unhideWhenUsed/>
     <w:qFormat/>
-    <w:rsid w:val="00851405"/>
+    <w:rsid w:val="00782010"/>
     <w:pPr>
       <w:keepNext/>
       <w:keepLines/>
+      <w:numPr>
+        <w:ilvl w:val="8"/>
+        <w:numId w:val="42"/>
+      </w:numPr>
+      <w:spacing w:before="200" w:after="0"/>
       <w:outlineLvl w:val="8"/>
     </w:pPr>
     <w:rPr>
-      <w:rFonts w:eastAsiaTheme="majorEastAsia" w:cstheme="majorBidi"/>
-      <w:color w:val="272727" w:themeColor="text1" w:themeTint="D8"/>
+      <w:rFonts w:asciiTheme="majorHAnsi" w:eastAsiaTheme="majorEastAsia" w:hAnsiTheme="majorHAnsi" w:cstheme="majorBidi"/>
+      <w:i/>
+      <w:iCs/>
+      <w:color w:val="404040" w:themeColor="text1" w:themeTint="BF"/>
+      <w:sz w:val="20"/>
+      <w:szCs w:val="20"/>
     </w:rPr>
   </w:style>
   <w:style w:type="character" w:default="1" w:styleId="Fuentedeprrafopredeter">
     <w:name w:val="Default Paragraph Font"/>
     <w:uiPriority w:val="1"/>
+    <w:semiHidden/>
     <w:unhideWhenUsed/>
   </w:style>
   <w:style w:type="table" w:default="1" w:styleId="Tablanormal">
@@ -2210,12 +3839,15 @@
     <w:basedOn w:val="Fuentedeprrafopredeter"/>
     <w:link w:val="Ttulo1"/>
     <w:uiPriority w:val="9"/>
-    <w:rsid w:val="00851405"/>
+    <w:rsid w:val="00782010"/>
     <w:rPr>
       <w:rFonts w:asciiTheme="majorHAnsi" w:eastAsiaTheme="majorEastAsia" w:hAnsiTheme="majorHAnsi" w:cstheme="majorBidi"/>
-      <w:color w:val="0F4761" w:themeColor="accent1" w:themeShade="BF"/>
-      <w:sz w:val="40"/>
-      <w:szCs w:val="40"/>
+      <w:b/>
+      <w:bCs/>
+      <w:smallCaps/>
+      <w:color w:val="000000" w:themeColor="text1"/>
+      <w:sz w:val="36"/>
+      <w:szCs w:val="36"/>
     </w:rPr>
   </w:style>
   <w:style w:type="character" w:customStyle="1" w:styleId="Ttulo2Car">
@@ -2224,12 +3856,15 @@
     <w:link w:val="Ttulo2"/>
     <w:uiPriority w:val="9"/>
     <w:semiHidden/>
-    <w:rsid w:val="00851405"/>
+    <w:rsid w:val="00782010"/>
     <w:rPr>
       <w:rFonts w:asciiTheme="majorHAnsi" w:eastAsiaTheme="majorEastAsia" w:hAnsiTheme="majorHAnsi" w:cstheme="majorBidi"/>
-      <w:color w:val="0F4761" w:themeColor="accent1" w:themeShade="BF"/>
-      <w:sz w:val="32"/>
-      <w:szCs w:val="32"/>
+      <w:b/>
+      <w:bCs/>
+      <w:smallCaps/>
+      <w:color w:val="000000" w:themeColor="text1"/>
+      <w:sz w:val="28"/>
+      <w:szCs w:val="28"/>
     </w:rPr>
   </w:style>
   <w:style w:type="character" w:customStyle="1" w:styleId="Ttulo3Car">
@@ -2237,13 +3872,12 @@
     <w:basedOn w:val="Fuentedeprrafopredeter"/>
     <w:link w:val="Ttulo3"/>
     <w:uiPriority w:val="9"/>
-    <w:semiHidden/>
-    <w:rsid w:val="00851405"/>
+    <w:rsid w:val="00782010"/>
     <w:rPr>
-      <w:rFonts w:eastAsiaTheme="majorEastAsia" w:cstheme="majorBidi"/>
-      <w:color w:val="0F4761" w:themeColor="accent1" w:themeShade="BF"/>
-      <w:sz w:val="28"/>
-      <w:szCs w:val="28"/>
+      <w:rFonts w:asciiTheme="majorHAnsi" w:eastAsiaTheme="majorEastAsia" w:hAnsiTheme="majorHAnsi" w:cstheme="majorBidi"/>
+      <w:b/>
+      <w:bCs/>
+      <w:color w:val="000000" w:themeColor="text1"/>
     </w:rPr>
   </w:style>
   <w:style w:type="character" w:customStyle="1" w:styleId="Ttulo4Car">
@@ -2252,12 +3886,14 @@
     <w:link w:val="Ttulo4"/>
     <w:uiPriority w:val="9"/>
     <w:semiHidden/>
-    <w:rsid w:val="00851405"/>
+    <w:rsid w:val="00782010"/>
     <w:rPr>
-      <w:rFonts w:eastAsiaTheme="majorEastAsia" w:cstheme="majorBidi"/>
+      <w:rFonts w:asciiTheme="majorHAnsi" w:eastAsiaTheme="majorEastAsia" w:hAnsiTheme="majorHAnsi" w:cstheme="majorBidi"/>
+      <w:b/>
+      <w:bCs/>
       <w:i/>
       <w:iCs/>
-      <w:color w:val="0F4761" w:themeColor="accent1" w:themeShade="BF"/>
+      <w:color w:val="000000" w:themeColor="text1"/>
     </w:rPr>
   </w:style>
   <w:style w:type="character" w:customStyle="1" w:styleId="Ttulo5Car">
@@ -2266,10 +3902,10 @@
     <w:link w:val="Ttulo5"/>
     <w:uiPriority w:val="9"/>
     <w:semiHidden/>
-    <w:rsid w:val="00851405"/>
+    <w:rsid w:val="00782010"/>
     <w:rPr>
-      <w:rFonts w:eastAsiaTheme="majorEastAsia" w:cstheme="majorBidi"/>
-      <w:color w:val="0F4761" w:themeColor="accent1" w:themeShade="BF"/>
+      <w:rFonts w:asciiTheme="majorHAnsi" w:eastAsiaTheme="majorEastAsia" w:hAnsiTheme="majorHAnsi" w:cstheme="majorBidi"/>
+      <w:color w:val="17365D" w:themeColor="text2" w:themeShade="BF"/>
     </w:rPr>
   </w:style>
   <w:style w:type="character" w:customStyle="1" w:styleId="Ttulo6Car">
@@ -2278,12 +3914,12 @@
     <w:link w:val="Ttulo6"/>
     <w:uiPriority w:val="9"/>
     <w:semiHidden/>
-    <w:rsid w:val="00851405"/>
+    <w:rsid w:val="00782010"/>
     <w:rPr>
-      <w:rFonts w:eastAsiaTheme="majorEastAsia" w:cstheme="majorBidi"/>
+      <w:rFonts w:asciiTheme="majorHAnsi" w:eastAsiaTheme="majorEastAsia" w:hAnsiTheme="majorHAnsi" w:cstheme="majorBidi"/>
       <w:i/>
       <w:iCs/>
-      <w:color w:val="595959" w:themeColor="text1" w:themeTint="A6"/>
+      <w:color w:val="17365D" w:themeColor="text2" w:themeShade="BF"/>
     </w:rPr>
   </w:style>
   <w:style w:type="character" w:customStyle="1" w:styleId="Ttulo7Car">
@@ -2292,10 +3928,12 @@
     <w:link w:val="Ttulo7"/>
     <w:uiPriority w:val="9"/>
     <w:semiHidden/>
-    <w:rsid w:val="00851405"/>
+    <w:rsid w:val="00782010"/>
     <w:rPr>
-      <w:rFonts w:eastAsiaTheme="majorEastAsia" w:cstheme="majorBidi"/>
-      <w:color w:val="595959" w:themeColor="text1" w:themeTint="A6"/>
+      <w:rFonts w:asciiTheme="majorHAnsi" w:eastAsiaTheme="majorEastAsia" w:hAnsiTheme="majorHAnsi" w:cstheme="majorBidi"/>
+      <w:i/>
+      <w:iCs/>
+      <w:color w:val="404040" w:themeColor="text1" w:themeTint="BF"/>
     </w:rPr>
   </w:style>
   <w:style w:type="character" w:customStyle="1" w:styleId="Ttulo8Car">
@@ -2304,12 +3942,12 @@
     <w:link w:val="Ttulo8"/>
     <w:uiPriority w:val="9"/>
     <w:semiHidden/>
-    <w:rsid w:val="00851405"/>
+    <w:rsid w:val="00782010"/>
     <w:rPr>
-      <w:rFonts w:eastAsiaTheme="majorEastAsia" w:cstheme="majorBidi"/>
-      <w:i/>
-      <w:iCs/>
-      <w:color w:val="272727" w:themeColor="text1" w:themeTint="D8"/>
+      <w:rFonts w:asciiTheme="majorHAnsi" w:eastAsiaTheme="majorEastAsia" w:hAnsiTheme="majorHAnsi" w:cstheme="majorBidi"/>
+      <w:color w:val="404040" w:themeColor="text1" w:themeTint="BF"/>
+      <w:sz w:val="20"/>
+      <w:szCs w:val="20"/>
     </w:rPr>
   </w:style>
   <w:style w:type="character" w:customStyle="1" w:styleId="Ttulo9Car">
@@ -2318,10 +3956,14 @@
     <w:link w:val="Ttulo9"/>
     <w:uiPriority w:val="9"/>
     <w:semiHidden/>
-    <w:rsid w:val="00851405"/>
+    <w:rsid w:val="00782010"/>
     <w:rPr>
-      <w:rFonts w:eastAsiaTheme="majorEastAsia" w:cstheme="majorBidi"/>
-      <w:color w:val="272727" w:themeColor="text1" w:themeTint="D8"/>
+      <w:rFonts w:asciiTheme="majorHAnsi" w:eastAsiaTheme="majorEastAsia" w:hAnsiTheme="majorHAnsi" w:cstheme="majorBidi"/>
+      <w:i/>
+      <w:iCs/>
+      <w:color w:val="404040" w:themeColor="text1" w:themeTint="BF"/>
+      <w:sz w:val="20"/>
+      <w:szCs w:val="20"/>
     </w:rPr>
   </w:style>
   <w:style w:type="paragraph" w:styleId="Ttulo">
@@ -2331,15 +3973,14 @@
     <w:link w:val="TtuloCar"/>
     <w:uiPriority w:val="10"/>
     <w:qFormat/>
-    <w:rsid w:val="00851405"/>
+    <w:rsid w:val="00782010"/>
     <w:pPr>
-      <w:spacing w:after="80"/>
+      <w:spacing w:after="0" w:line="240" w:lineRule="auto"/>
       <w:contextualSpacing/>
     </w:pPr>
     <w:rPr>
       <w:rFonts w:asciiTheme="majorHAnsi" w:eastAsiaTheme="majorEastAsia" w:hAnsiTheme="majorHAnsi" w:cstheme="majorBidi"/>
-      <w:spacing w:val="-10"/>
-      <w:kern w:val="28"/>
+      <w:color w:val="000000" w:themeColor="text1"/>
       <w:sz w:val="56"/>
       <w:szCs w:val="56"/>
     </w:rPr>
@@ -2349,11 +3990,10 @@
     <w:basedOn w:val="Fuentedeprrafopredeter"/>
     <w:link w:val="Ttulo"/>
     <w:uiPriority w:val="10"/>
-    <w:rsid w:val="00851405"/>
+    <w:rsid w:val="00782010"/>
     <w:rPr>
       <w:rFonts w:asciiTheme="majorHAnsi" w:eastAsiaTheme="majorEastAsia" w:hAnsiTheme="majorHAnsi" w:cstheme="majorBidi"/>
-      <w:spacing w:val="-10"/>
-      <w:kern w:val="28"/>
+      <w:color w:val="000000" w:themeColor="text1"/>
       <w:sz w:val="56"/>
       <w:szCs w:val="56"/>
     </w:rPr>
@@ -2365,18 +4005,15 @@
     <w:link w:val="SubttuloCar"/>
     <w:uiPriority w:val="11"/>
     <w:qFormat/>
-    <w:rsid w:val="00851405"/>
+    <w:rsid w:val="00782010"/>
     <w:pPr>
       <w:numPr>
         <w:ilvl w:val="1"/>
       </w:numPr>
     </w:pPr>
     <w:rPr>
-      <w:rFonts w:eastAsiaTheme="majorEastAsia" w:cstheme="majorBidi"/>
-      <w:color w:val="595959" w:themeColor="text1" w:themeTint="A6"/>
-      <w:spacing w:val="15"/>
-      <w:sz w:val="28"/>
-      <w:szCs w:val="28"/>
+      <w:color w:val="5A5A5A" w:themeColor="text1" w:themeTint="A5"/>
+      <w:spacing w:val="10"/>
     </w:rPr>
   </w:style>
   <w:style w:type="character" w:customStyle="1" w:styleId="SubttuloCar">
@@ -2384,13 +4021,10 @@
     <w:basedOn w:val="Fuentedeprrafopredeter"/>
     <w:link w:val="Subttulo"/>
     <w:uiPriority w:val="11"/>
-    <w:rsid w:val="00851405"/>
+    <w:rsid w:val="00782010"/>
     <w:rPr>
-      <w:rFonts w:eastAsiaTheme="majorEastAsia" w:cstheme="majorBidi"/>
-      <w:color w:val="595959" w:themeColor="text1" w:themeTint="A6"/>
-      <w:spacing w:val="15"/>
-      <w:sz w:val="28"/>
-      <w:szCs w:val="28"/>
+      <w:color w:val="5A5A5A" w:themeColor="text1" w:themeTint="A5"/>
+      <w:spacing w:val="10"/>
     </w:rPr>
   </w:style>
   <w:style w:type="paragraph" w:styleId="Cita">
@@ -2400,15 +4034,15 @@
     <w:link w:val="CitaCar"/>
     <w:uiPriority w:val="29"/>
     <w:qFormat/>
-    <w:rsid w:val="00851405"/>
+    <w:rsid w:val="00782010"/>
     <w:pPr>
       <w:spacing w:before="160"/>
-      <w:jc w:val="center"/>
+      <w:ind w:left="720" w:right="720"/>
     </w:pPr>
     <w:rPr>
       <w:i/>
       <w:iCs/>
-      <w:color w:val="404040" w:themeColor="text1" w:themeTint="BF"/>
+      <w:color w:val="000000" w:themeColor="text1"/>
     </w:rPr>
   </w:style>
   <w:style w:type="character" w:customStyle="1" w:styleId="CitaCar">
@@ -2416,11 +4050,11 @@
     <w:basedOn w:val="Fuentedeprrafopredeter"/>
     <w:link w:val="Cita"/>
     <w:uiPriority w:val="29"/>
-    <w:rsid w:val="00851405"/>
+    <w:rsid w:val="00782010"/>
     <w:rPr>
       <w:i/>
       <w:iCs/>
-      <w:color w:val="404040" w:themeColor="text1" w:themeTint="BF"/>
+      <w:color w:val="000000" w:themeColor="text1"/>
     </w:rPr>
   </w:style>
   <w:style w:type="paragraph" w:styleId="Prrafodelista">
@@ -2439,11 +4073,13 @@
     <w:basedOn w:val="Fuentedeprrafopredeter"/>
     <w:uiPriority w:val="21"/>
     <w:qFormat/>
-    <w:rsid w:val="00851405"/>
+    <w:rsid w:val="00782010"/>
     <w:rPr>
+      <w:b/>
+      <w:bCs/>
       <w:i/>
       <w:iCs/>
-      <w:color w:val="0F4761" w:themeColor="accent1" w:themeShade="BF"/>
+      <w:caps/>
     </w:rPr>
   </w:style>
   <w:style w:type="paragraph" w:styleId="Citadestacada">
@@ -2453,20 +4089,19 @@
     <w:link w:val="CitadestacadaCar"/>
     <w:uiPriority w:val="30"/>
     <w:qFormat/>
-    <w:rsid w:val="00851405"/>
+    <w:rsid w:val="00782010"/>
     <w:pPr>
       <w:pBdr>
-        <w:top w:val="single" w:sz="4" w:space="10" w:color="0F4761" w:themeColor="accent1" w:themeShade="BF"/>
-        <w:bottom w:val="single" w:sz="4" w:space="10" w:color="0F4761" w:themeColor="accent1" w:themeShade="BF"/>
+        <w:top w:val="single" w:sz="24" w:space="1" w:color="F2F2F2" w:themeColor="background1" w:themeShade="F2"/>
+        <w:bottom w:val="single" w:sz="24" w:space="1" w:color="F2F2F2" w:themeColor="background1" w:themeShade="F2"/>
       </w:pBdr>
-      <w:spacing w:before="360" w:after="360"/>
-      <w:ind w:left="864" w:right="864"/>
+      <w:shd w:val="clear" w:color="auto" w:fill="F2F2F2" w:themeFill="background1" w:themeFillShade="F2"/>
+      <w:spacing w:before="240" w:after="240"/>
+      <w:ind w:left="936" w:right="936"/>
       <w:jc w:val="center"/>
     </w:pPr>
     <w:rPr>
-      <w:i/>
-      <w:iCs/>
-      <w:color w:val="0F4761" w:themeColor="accent1" w:themeShade="BF"/>
+      <w:color w:val="000000" w:themeColor="text1"/>
     </w:rPr>
   </w:style>
   <w:style w:type="character" w:customStyle="1" w:styleId="CitadestacadaCar">
@@ -2474,11 +4109,10 @@
     <w:basedOn w:val="Fuentedeprrafopredeter"/>
     <w:link w:val="Citadestacada"/>
     <w:uiPriority w:val="30"/>
-    <w:rsid w:val="00851405"/>
+    <w:rsid w:val="00782010"/>
     <w:rPr>
-      <w:i/>
-      <w:iCs/>
-      <w:color w:val="0F4761" w:themeColor="accent1" w:themeShade="BF"/>
+      <w:color w:val="000000" w:themeColor="text1"/>
+      <w:shd w:val="clear" w:color="auto" w:fill="F2F2F2" w:themeFill="background1" w:themeFillShade="F2"/>
     </w:rPr>
   </w:style>
   <w:style w:type="character" w:styleId="Referenciaintensa">
@@ -2486,13 +4120,12 @@
     <w:basedOn w:val="Fuentedeprrafopredeter"/>
     <w:uiPriority w:val="32"/>
     <w:qFormat/>
-    <w:rsid w:val="00851405"/>
+    <w:rsid w:val="00782010"/>
     <w:rPr>
       <w:b/>
       <w:bCs/>
       <w:smallCaps/>
-      <w:color w:val="0F4761" w:themeColor="accent1" w:themeShade="BF"/>
-      <w:spacing w:val="5"/>
+      <w:u w:val="single"/>
     </w:rPr>
   </w:style>
   <w:style w:type="paragraph" w:styleId="Encabezado">
@@ -2542,7 +4175,6 @@
     <w:basedOn w:val="Normal"/>
     <w:link w:val="TextoindependienteCar"/>
     <w:uiPriority w:val="1"/>
-    <w:qFormat/>
     <w:rsid w:val="004B11C9"/>
     <w:rPr>
       <w:sz w:val="24"/>
@@ -2561,11 +4193,114 @@
       <w14:ligatures w14:val="none"/>
     </w:rPr>
   </w:style>
+  <w:style w:type="paragraph" w:styleId="Descripcin">
+    <w:name w:val="caption"/>
+    <w:basedOn w:val="Normal"/>
+    <w:next w:val="Normal"/>
+    <w:uiPriority w:val="35"/>
+    <w:semiHidden/>
+    <w:unhideWhenUsed/>
+    <w:qFormat/>
+    <w:rsid w:val="00782010"/>
+    <w:pPr>
+      <w:spacing w:after="200" w:line="240" w:lineRule="auto"/>
+    </w:pPr>
+    <w:rPr>
+      <w:i/>
+      <w:iCs/>
+      <w:color w:val="1F497D" w:themeColor="text2"/>
+      <w:sz w:val="18"/>
+      <w:szCs w:val="18"/>
+    </w:rPr>
+  </w:style>
+  <w:style w:type="character" w:styleId="Textoennegrita">
+    <w:name w:val="Strong"/>
+    <w:basedOn w:val="Fuentedeprrafopredeter"/>
+    <w:uiPriority w:val="22"/>
+    <w:qFormat/>
+    <w:rsid w:val="00782010"/>
+    <w:rPr>
+      <w:b/>
+      <w:bCs/>
+      <w:color w:val="000000" w:themeColor="text1"/>
+    </w:rPr>
+  </w:style>
+  <w:style w:type="character" w:styleId="nfasis">
+    <w:name w:val="Emphasis"/>
+    <w:basedOn w:val="Fuentedeprrafopredeter"/>
+    <w:uiPriority w:val="20"/>
+    <w:qFormat/>
+    <w:rsid w:val="00782010"/>
+    <w:rPr>
+      <w:i/>
+      <w:iCs/>
+      <w:color w:val="auto"/>
+    </w:rPr>
+  </w:style>
+  <w:style w:type="paragraph" w:styleId="Sinespaciado">
+    <w:name w:val="No Spacing"/>
+    <w:uiPriority w:val="1"/>
+    <w:qFormat/>
+    <w:rsid w:val="00782010"/>
+    <w:pPr>
+      <w:spacing w:after="0" w:line="240" w:lineRule="auto"/>
+    </w:pPr>
+  </w:style>
+  <w:style w:type="character" w:styleId="nfasissutil">
+    <w:name w:val="Subtle Emphasis"/>
+    <w:basedOn w:val="Fuentedeprrafopredeter"/>
+    <w:uiPriority w:val="19"/>
+    <w:qFormat/>
+    <w:rsid w:val="00782010"/>
+    <w:rPr>
+      <w:i/>
+      <w:iCs/>
+      <w:color w:val="404040" w:themeColor="text1" w:themeTint="BF"/>
+    </w:rPr>
+  </w:style>
+  <w:style w:type="character" w:styleId="Referenciasutil">
+    <w:name w:val="Subtle Reference"/>
+    <w:basedOn w:val="Fuentedeprrafopredeter"/>
+    <w:uiPriority w:val="31"/>
+    <w:qFormat/>
+    <w:rsid w:val="00782010"/>
+    <w:rPr>
+      <w:smallCaps/>
+      <w:color w:val="404040" w:themeColor="text1" w:themeTint="BF"/>
+      <w:u w:val="single" w:color="7F7F7F" w:themeColor="text1" w:themeTint="80"/>
+    </w:rPr>
+  </w:style>
+  <w:style w:type="character" w:styleId="Ttulodellibro">
+    <w:name w:val="Book Title"/>
+    <w:basedOn w:val="Fuentedeprrafopredeter"/>
+    <w:uiPriority w:val="33"/>
+    <w:qFormat/>
+    <w:rsid w:val="00782010"/>
+    <w:rPr>
+      <w:b w:val="0"/>
+      <w:bCs w:val="0"/>
+      <w:smallCaps/>
+      <w:spacing w:val="5"/>
+    </w:rPr>
+  </w:style>
+  <w:style w:type="paragraph" w:styleId="TtuloTDC">
+    <w:name w:val="TOC Heading"/>
+    <w:basedOn w:val="Ttulo1"/>
+    <w:next w:val="Normal"/>
+    <w:uiPriority w:val="39"/>
+    <w:semiHidden/>
+    <w:unhideWhenUsed/>
+    <w:qFormat/>
+    <w:rsid w:val="00782010"/>
+    <w:pPr>
+      <w:outlineLvl w:val="9"/>
+    </w:pPr>
+  </w:style>
 </w:styles>
 </file>
 
 <file path=word/theme/theme1.xml><?xml version="1.0" encoding="utf-8"?>
-<a:theme xmlns:a="http://schemas.openxmlformats.org/drawingml/2006/main" name="Tema de Office">
+<a:theme xmlns:a="http://schemas.openxmlformats.org/drawingml/2006/main" name="Tema1">
   <a:themeElements>
     <a:clrScheme name="Office">
       <a:dk1>
@@ -2575,44 +4310,44 @@
         <a:sysClr val="window" lastClr="FFFFFF"/>
       </a:lt1>
       <a:dk2>
-        <a:srgbClr val="0E2841"/>
+        <a:srgbClr val="1F497D"/>
       </a:dk2>
       <a:lt2>
-        <a:srgbClr val="E8E8E8"/>
+        <a:srgbClr val="EEECE1"/>
       </a:lt2>
       <a:accent1>
-        <a:srgbClr val="156082"/>
+        <a:srgbClr val="4F81BD"/>
       </a:accent1>
       <a:accent2>
-        <a:srgbClr val="E97132"/>
+        <a:srgbClr val="C0504D"/>
       </a:accent2>
       <a:accent3>
-        <a:srgbClr val="196B24"/>
+        <a:srgbClr val="9BBB59"/>
       </a:accent3>
       <a:accent4>
-        <a:srgbClr val="0F9ED5"/>
+        <a:srgbClr val="8064A2"/>
       </a:accent4>
       <a:accent5>
-        <a:srgbClr val="A02B93"/>
+        <a:srgbClr val="4BACC6"/>
       </a:accent5>
       <a:accent6>
-        <a:srgbClr val="4EA72E"/>
+        <a:srgbClr val="F79646"/>
       </a:accent6>
       <a:hlink>
-        <a:srgbClr val="467886"/>
+        <a:srgbClr val="0000FF"/>
       </a:hlink>
       <a:folHlink>
-        <a:srgbClr val="96607D"/>
+        <a:srgbClr val="800080"/>
       </a:folHlink>
     </a:clrScheme>
     <a:fontScheme name="Office">
       <a:majorFont>
-        <a:latin typeface="Aptos Display" panose="02110004020202020204"/>
+        <a:latin typeface="Cambria"/>
         <a:ea typeface=""/>
         <a:cs typeface=""/>
-        <a:font script="Jpan" typeface="游ゴシック Light"/>
+        <a:font script="Jpan" typeface="ＭＳ ゴシック"/>
         <a:font script="Hang" typeface="맑은 고딕"/>
-        <a:font script="Hans" typeface="等线 Light"/>
+        <a:font script="Hans" typeface="宋体"/>
         <a:font script="Hant" typeface="新細明體"/>
         <a:font script="Arab" typeface="Times New Roman"/>
         <a:font script="Hebr" typeface="Times New Roman"/>
@@ -2639,32 +4374,14 @@
         <a:font script="Mong" typeface="Mongolian Baiti"/>
         <a:font script="Viet" typeface="Times New Roman"/>
         <a:font script="Uigh" typeface="Microsoft Uighur"/>
-        <a:font script="Geor" typeface="Sylfaen"/>
-        <a:font script="Armn" typeface="Arial"/>
-        <a:font script="Bugi" typeface="Leelawadee UI"/>
-        <a:font script="Bopo" typeface="Microsoft JhengHei"/>
-        <a:font script="Java" typeface="Javanese Text"/>
-        <a:font script="Lisu" typeface="Segoe UI"/>
-        <a:font script="Mymr" typeface="Myanmar Text"/>
-        <a:font script="Nkoo" typeface="Ebrima"/>
-        <a:font script="Olck" typeface="Nirmala UI"/>
-        <a:font script="Osma" typeface="Ebrima"/>
-        <a:font script="Phag" typeface="Phagspa"/>
-        <a:font script="Syrn" typeface="Estrangelo Edessa"/>
-        <a:font script="Syrj" typeface="Estrangelo Edessa"/>
-        <a:font script="Syre" typeface="Estrangelo Edessa"/>
-        <a:font script="Sora" typeface="Nirmala UI"/>
-        <a:font script="Tale" typeface="Microsoft Tai Le"/>
-        <a:font script="Talu" typeface="Microsoft New Tai Lue"/>
-        <a:font script="Tfng" typeface="Ebrima"/>
       </a:majorFont>
       <a:minorFont>
-        <a:latin typeface="Aptos" panose="02110004020202020204"/>
+        <a:latin typeface="Calibri"/>
         <a:ea typeface=""/>
         <a:cs typeface=""/>
-        <a:font script="Jpan" typeface="游明朝"/>
+        <a:font script="Jpan" typeface="ＭＳ 明朝"/>
         <a:font script="Hang" typeface="맑은 고딕"/>
-        <a:font script="Hans" typeface="等线"/>
+        <a:font script="Hans" typeface="宋体"/>
         <a:font script="Hant" typeface="新細明體"/>
         <a:font script="Arab" typeface="Arial"/>
         <a:font script="Hebr" typeface="Arial"/>
@@ -2691,24 +4408,6 @@
         <a:font script="Mong" typeface="Mongolian Baiti"/>
         <a:font script="Viet" typeface="Arial"/>
         <a:font script="Uigh" typeface="Microsoft Uighur"/>
-        <a:font script="Geor" typeface="Sylfaen"/>
-        <a:font script="Armn" typeface="Arial"/>
-        <a:font script="Bugi" typeface="Leelawadee UI"/>
-        <a:font script="Bopo" typeface="Microsoft JhengHei"/>
-        <a:font script="Java" typeface="Javanese Text"/>
-        <a:font script="Lisu" typeface="Segoe UI"/>
-        <a:font script="Mymr" typeface="Myanmar Text"/>
-        <a:font script="Nkoo" typeface="Ebrima"/>
-        <a:font script="Olck" typeface="Nirmala UI"/>
-        <a:font script="Osma" typeface="Ebrima"/>
-        <a:font script="Phag" typeface="Phagspa"/>
-        <a:font script="Syrn" typeface="Estrangelo Edessa"/>
-        <a:font script="Syrj" typeface="Estrangelo Edessa"/>
-        <a:font script="Syre" typeface="Estrangelo Edessa"/>
-        <a:font script="Sora" typeface="Nirmala UI"/>
-        <a:font script="Tale" typeface="Microsoft Tai Le"/>
-        <a:font script="Talu" typeface="Microsoft New Tai Lue"/>
-        <a:font script="Tfng" typeface="Ebrima"/>
       </a:minorFont>
     </a:fontScheme>
     <a:fmtScheme name="Office">
@@ -2720,142 +4419,166 @@
           <a:gsLst>
             <a:gs pos="0">
               <a:schemeClr val="phClr">
-                <a:lumMod val="110000"/>
-                <a:satMod val="105000"/>
-                <a:tint val="67000"/>
+                <a:tint val="50000"/>
+                <a:satMod val="300000"/>
               </a:schemeClr>
             </a:gs>
-            <a:gs pos="50000">
+            <a:gs pos="35000">
               <a:schemeClr val="phClr">
-                <a:lumMod val="105000"/>
-                <a:satMod val="103000"/>
-                <a:tint val="73000"/>
+                <a:tint val="37000"/>
+                <a:satMod val="300000"/>
               </a:schemeClr>
             </a:gs>
             <a:gs pos="100000">
               <a:schemeClr val="phClr">
-                <a:lumMod val="105000"/>
-                <a:satMod val="109000"/>
-                <a:tint val="81000"/>
+                <a:tint val="15000"/>
+                <a:satMod val="350000"/>
               </a:schemeClr>
             </a:gs>
           </a:gsLst>
-          <a:lin ang="5400000" scaled="0"/>
+          <a:lin ang="16200000" scaled="1"/>
         </a:gradFill>
         <a:gradFill rotWithShape="1">
           <a:gsLst>
             <a:gs pos="0">
               <a:schemeClr val="phClr">
-                <a:satMod val="103000"/>
-                <a:lumMod val="102000"/>
-                <a:tint val="94000"/>
+                <a:shade val="51000"/>
+                <a:satMod val="130000"/>
               </a:schemeClr>
             </a:gs>
-            <a:gs pos="50000">
+            <a:gs pos="80000">
               <a:schemeClr val="phClr">
-                <a:satMod val="110000"/>
-                <a:lumMod val="100000"/>
-                <a:shade val="100000"/>
+                <a:shade val="93000"/>
+                <a:satMod val="130000"/>
               </a:schemeClr>
             </a:gs>
             <a:gs pos="100000">
               <a:schemeClr val="phClr">
-                <a:lumMod val="99000"/>
-                <a:satMod val="120000"/>
-                <a:shade val="78000"/>
+                <a:shade val="94000"/>
+                <a:satMod val="135000"/>
               </a:schemeClr>
             </a:gs>
           </a:gsLst>
-          <a:lin ang="5400000" scaled="0"/>
+          <a:lin ang="16200000" scaled="0"/>
         </a:gradFill>
       </a:fillStyleLst>
       <a:lnStyleLst>
-        <a:ln w="6350" cap="flat" cmpd="sng" algn="ctr">
+        <a:ln w="9525" cap="flat" cmpd="sng" algn="ctr">
+          <a:solidFill>
+            <a:schemeClr val="phClr">
+              <a:shade val="95000"/>
+              <a:satMod val="105000"/>
+            </a:schemeClr>
+          </a:solidFill>
+          <a:prstDash val="solid"/>
+        </a:ln>
+        <a:ln w="25400" cap="flat" cmpd="sng" algn="ctr">
           <a:solidFill>
             <a:schemeClr val="phClr"/>
           </a:solidFill>
           <a:prstDash val="solid"/>
-          <a:miter lim="800000"/>
         </a:ln>
-        <a:ln w="12700" cap="flat" cmpd="sng" algn="ctr">
+        <a:ln w="38100" cap="flat" cmpd="sng" algn="ctr">
           <a:solidFill>
             <a:schemeClr val="phClr"/>
           </a:solidFill>
           <a:prstDash val="solid"/>
-          <a:miter lim="800000"/>
-        </a:ln>
-        <a:ln w="19050" cap="flat" cmpd="sng" algn="ctr">
-          <a:solidFill>
-            <a:schemeClr val="phClr"/>
-          </a:solidFill>
-          <a:prstDash val="solid"/>
-          <a:miter lim="800000"/>
         </a:ln>
       </a:lnStyleLst>
       <a:effectStyleLst>
         <a:effectStyle>
-          <a:effectLst/>
-        </a:effectStyle>
-        <a:effectStyle>
-          <a:effectLst/>
+          <a:effectLst>
+            <a:outerShdw blurRad="40000" dist="20000" dir="5400000" rotWithShape="0">
+              <a:srgbClr val="000000">
+                <a:alpha val="38000"/>
+              </a:srgbClr>
+            </a:outerShdw>
+          </a:effectLst>
         </a:effectStyle>
         <a:effectStyle>
           <a:effectLst>
-            <a:outerShdw blurRad="57150" dist="19050" dir="5400000" algn="ctr" rotWithShape="0">
+            <a:outerShdw blurRad="40000" dist="23000" dir="5400000" rotWithShape="0">
               <a:srgbClr val="000000">
-                <a:alpha val="63000"/>
+                <a:alpha val="35000"/>
               </a:srgbClr>
             </a:outerShdw>
           </a:effectLst>
+        </a:effectStyle>
+        <a:effectStyle>
+          <a:effectLst>
+            <a:outerShdw blurRad="40000" dist="23000" dir="5400000" rotWithShape="0">
+              <a:srgbClr val="000000">
+                <a:alpha val="35000"/>
+              </a:srgbClr>
+            </a:outerShdw>
+          </a:effectLst>
+          <a:scene3d>
+            <a:camera prst="orthographicFront">
+              <a:rot lat="0" lon="0" rev="0"/>
+            </a:camera>
+            <a:lightRig rig="threePt" dir="t">
+              <a:rot lat="0" lon="0" rev="1200000"/>
+            </a:lightRig>
+          </a:scene3d>
+          <a:sp3d>
+            <a:bevelT w="63500" h="25400"/>
+          </a:sp3d>
         </a:effectStyle>
       </a:effectStyleLst>
       <a:bgFillStyleLst>
         <a:solidFill>
           <a:schemeClr val="phClr"/>
         </a:solidFill>
-        <a:solidFill>
-          <a:schemeClr val="phClr">
-            <a:tint val="95000"/>
-            <a:satMod val="170000"/>
-          </a:schemeClr>
-        </a:solidFill>
         <a:gradFill rotWithShape="1">
           <a:gsLst>
             <a:gs pos="0">
               <a:schemeClr val="phClr">
-                <a:tint val="93000"/>
-                <a:satMod val="150000"/>
-                <a:shade val="98000"/>
-                <a:lumMod val="102000"/>
+                <a:tint val="40000"/>
+                <a:satMod val="350000"/>
               </a:schemeClr>
             </a:gs>
-            <a:gs pos="50000">
+            <a:gs pos="40000">
               <a:schemeClr val="phClr">
-                <a:tint val="98000"/>
-                <a:satMod val="130000"/>
-                <a:shade val="90000"/>
-                <a:lumMod val="103000"/>
+                <a:tint val="45000"/>
+                <a:shade val="99000"/>
+                <a:satMod val="350000"/>
               </a:schemeClr>
             </a:gs>
             <a:gs pos="100000">
               <a:schemeClr val="phClr">
-                <a:shade val="63000"/>
-                <a:satMod val="120000"/>
+                <a:shade val="20000"/>
+                <a:satMod val="255000"/>
               </a:schemeClr>
             </a:gs>
           </a:gsLst>
-          <a:lin ang="5400000" scaled="0"/>
+          <a:path path="circle">
+            <a:fillToRect l="50000" t="-80000" r="50000" b="180000"/>
+          </a:path>
+        </a:gradFill>
+        <a:gradFill rotWithShape="1">
+          <a:gsLst>
+            <a:gs pos="0">
+              <a:schemeClr val="phClr">
+                <a:tint val="80000"/>
+                <a:satMod val="300000"/>
+              </a:schemeClr>
+            </a:gs>
+            <a:gs pos="100000">
+              <a:schemeClr val="phClr">
+                <a:shade val="30000"/>
+                <a:satMod val="200000"/>
+              </a:schemeClr>
+            </a:gs>
+          </a:gsLst>
+          <a:path path="circle">
+            <a:fillToRect l="50000" t="50000" r="50000" b="50000"/>
+          </a:path>
         </a:gradFill>
       </a:bgFillStyleLst>
     </a:fmtScheme>
   </a:themeElements>
   <a:objectDefaults/>
   <a:extraClrSchemeLst/>
-  <a:extLst>
-    <a:ext uri="{05A4C25C-085E-4340-85A3-A5531E510DB2}">
-      <thm15:themeFamily xmlns:thm15="http://schemas.microsoft.com/office/thememl/2012/main" name="Office Theme" id="{2E142A2C-CD16-42D6-873A-C26D2A0506FA}" vid="{1BDDFF52-6CD6-40A5-AB3C-68EB2F1E4D0A}"/>
-    </a:ext>
-  </a:extLst>
 </a:theme>
 </file>
 

--- a/Memoria/Memoria.docx
+++ b/Memoria/Memoria.docx
@@ -1188,6 +1188,9 @@
       </w:r>
     </w:p>
     <w:p>
+      <w:pPr>
+        <w:ind w:left="360"/>
+      </w:pPr>
       <w:r>
         <w:t xml:space="preserve">Esta memoria presenta de forma detallada el trabajo realizado para el desarrollo del proyecto fin de grado, el cual ha permitido aplicar gran parte del conocimiento adquirido durante cuatro años de aprendizaje en la Universidad. El proyecto desarrollado consiste en un videojuego de carreras en tres dimensiones con generación procedural de circuitos e inteligencia artificial, construido sobre el motor Unity y el </w:t>
       </w:r>
@@ -1209,6 +1212,9 @@
       </w:r>
     </w:p>
     <w:p>
+      <w:pPr>
+        <w:ind w:left="360"/>
+      </w:pPr>
       <w:r>
         <w:t xml:space="preserve">El núcleo del proyecto es un agente autónomo capaz de aprender a conducir un vehículo a lo largo de circuitos generados de forma aleatoria, sin intervención humana durante el entrenamiento. Para ello, se ha diseñado e implementado un sistema completo que abarca desde la generación dinámica de los circuitos hasta el entrenamiento del agente mediante técnicas de aprendizaje por refuerzo profundo, pasando por la física del vehículo, la gestión de </w:t>
       </w:r>
@@ -1222,6 +1228,9 @@
       </w:r>
     </w:p>
     <w:p>
+      <w:pPr>
+        <w:ind w:left="360"/>
+      </w:pPr>
       <w:r>
         <w:t>Para facilitar la comprensión de este documento, se ha decidido dividirlo en una serie de capítulos que siguen la estructura definida en la normativa de trabajos fin de grado de la universidad. Estos capítulos, excluyendo el presente, serían los siguientes:</w:t>
       </w:r>
@@ -1233,6 +1242,7 @@
           <w:ilvl w:val="0"/>
           <w:numId w:val="51"/>
         </w:numPr>
+        <w:ind w:left="1080"/>
       </w:pPr>
       <w:r>
         <w:t>Objetivos y alcance: En este capítulo se expondrá el motivo por el cual se ha elegido desarrollar este proyecto, así como los objetivos concretos que se pretenden alcanzar con su realización. Se delimitará también el alcance del trabajo, detallando qué funcionalidades y sistemas forman parte del proyecto y cuáles quedan fuera de él.</w:t>
@@ -1245,6 +1255,7 @@
           <w:ilvl w:val="0"/>
           <w:numId w:val="51"/>
         </w:numPr>
+        <w:ind w:left="1080"/>
       </w:pPr>
       <w:r>
         <w:t>Estado del arte: En este capítulo se ofrecerá una visión general del contexto en el que se enmarca el proyecto, analizando los antecedentes más relevantes en el campo de la inteligencia artificial aplicada a los videojuegos y la generación procedural de contenido. Se estudiarán trabajos académicos y títulos comerciales que han servido de referencia e inspiración, evaluando el estado actual de estas tecnologías y las oportunidades que justifican el enfoque adoptado en este trabajo.</w:t>
@@ -1257,6 +1268,7 @@
           <w:ilvl w:val="0"/>
           <w:numId w:val="51"/>
         </w:numPr>
+        <w:ind w:left="1080"/>
       </w:pPr>
       <w:r>
         <w:t>Planificación y presupuesto: A la hora de desarrollar cualquier proyecto informático es importante contar con una planificación de las tareas a realizar para garantizar su correcta finalización. En este apartado se detallarán todas las tareas llevadas a cabo durante el desarrollo, indicando su duración y fechas de inicio y fin mediante un diagrama de Gantt. Asimismo, se incluirá una estimación del presupuesto necesario para la realización del proyecto, desglosando los costes asociados a los recursos humanos, las herramientas utilizadas y otros gastos derivados del desarrollo.</w:t>
@@ -1269,6 +1281,7 @@
           <w:ilvl w:val="0"/>
           <w:numId w:val="51"/>
         </w:numPr>
+        <w:ind w:left="1080"/>
       </w:pPr>
       <w:r>
         <w:t xml:space="preserve">Memoria técnica: Este capítulo recogerá toda la información técnica generada durante el transcurso del proyecto. Se explicarán los requisitos funcionales y no funcionales que el sistema debe cumplir para considerarse exitoso, las herramientas y tecnologías utilizadas, y la terminología específica empleada. Para finalizar, se describirá en detalle el diseño e implementación del videojuego, incluyendo el generador procedural de circuitos, el sistema de </w:t>
@@ -1289,9 +1302,14 @@
           <w:ilvl w:val="0"/>
           <w:numId w:val="51"/>
         </w:numPr>
-      </w:pPr>
-      <w:r>
-        <w:t>Resultados: En este capítulo se presentarán y analizarán los resultados obtenidos durante el entrenamiento del agente y las pruebas realizadas sobre el sistema. Se evaluará el comportamiento del agente en distintos circuitos, su capacidad de generalización y el rendimiento global del videojuego desarrollado.</w:t>
+        <w:ind w:left="1080"/>
+      </w:pPr>
+      <w:r>
+        <w:t xml:space="preserve">Resultados: En este capítulo se presentarán y analizarán los resultados obtenidos durante el entrenamiento del agente y las pruebas realizadas sobre el sistema. Se </w:t>
+      </w:r>
+      <w:r>
+        <w:lastRenderedPageBreak/>
+        <w:t>evaluará el comportamiento del agente en distintos circuitos, su capacidad de generalización y el rendimiento global del videojuego desarrollado.</w:t>
       </w:r>
     </w:p>
     <w:p>
@@ -1301,9 +1319,9 @@
           <w:ilvl w:val="0"/>
           <w:numId w:val="51"/>
         </w:numPr>
-      </w:pPr>
-      <w:r>
-        <w:lastRenderedPageBreak/>
+        <w:ind w:left="1080"/>
+      </w:pPr>
+      <w:r>
         <w:t>Valoración ética: Todo proyecto o trabajo informático tiene una serie de implicaciones derivadas de su desarrollo y publicación. Por ello, es imprescindible evaluar dichas implicaciones desde un punto de vista no solo legal, sino también ético, prestando especial atención al uso de inteligencia artificial y a las posibles repercusiones del producto desarrollado.</w:t>
       </w:r>
     </w:p>
@@ -1314,6 +1332,7 @@
           <w:ilvl w:val="0"/>
           <w:numId w:val="51"/>
         </w:numPr>
+        <w:ind w:left="1080"/>
       </w:pPr>
       <w:r>
         <w:t>Conclusiones y trabajo futuro: En este último capítulo se expondrán las conclusiones obtenidas una vez concluido el desarrollo del proyecto, valorando en qué medida se han alcanzado los objetivos planteados inicialmente. Adicionalmente, se incluirá un apartado dedicado a las posibles líneas de trabajo futuro, describiendo mejoras y funcionalidades que podrían incorporarse en versiones posteriores del sistema.</w:t>
@@ -1326,6 +1345,7 @@
           <w:ilvl w:val="0"/>
           <w:numId w:val="51"/>
         </w:numPr>
+        <w:ind w:left="1080"/>
       </w:pPr>
       <w:r>
         <w:t>Bibliografía: Este apartado recogerá todas las fuentes de información consultadas a lo largo del trabajo fin de grado, ya sean referencias académicas, documentación técnica o recursos web utilizados tanto para el desarrollo del proyecto como para la elaboración de esta memoria.</w:t>
@@ -1372,32 +1392,632 @@
       <w:pPr>
         <w:ind w:left="360"/>
       </w:pPr>
-    </w:p>
-    <w:p/>
-    <w:p/>
-    <w:p/>
-    <w:p/>
-    <w:p/>
-    <w:p/>
-    <w:p/>
-    <w:p/>
-    <w:p/>
-    <w:p/>
-    <w:p/>
-    <w:p/>
-    <w:p/>
-    <w:p/>
-    <w:p/>
-    <w:p/>
-    <w:p/>
-    <w:p/>
-    <w:p/>
-    <w:p/>
-    <w:p/>
-    <w:p/>
-    <w:p/>
-    <w:p/>
-    <w:p/>
+      <w:r>
+        <w:t>El presente capítulo define los objetivos que se pretenden alcanzar con el desarrollo de este proyecto, así como los límites que se han establecido para garantizar su viabilidad dentro del tiempo y los recursos disponibles. Dado el carácter académico del trabajo, ha sido necesario establecer con claridad qué sistemas y funcionalidades forman parte del producto final y cuáles quedan fuera de él, priorizando en todo momento la solidez técnica y la coherencia del conjunto sobre la amplitud de características.</w:t>
+      </w:r>
+    </w:p>
+    <w:p>
+      <w:pPr>
+        <w:pStyle w:val="Prrafodelista"/>
+        <w:keepNext/>
+        <w:keepLines/>
+        <w:numPr>
+          <w:ilvl w:val="0"/>
+          <w:numId w:val="42"/>
+        </w:numPr>
+        <w:pBdr>
+          <w:bottom w:val="single" w:sz="4" w:space="1" w:color="595959" w:themeColor="text1" w:themeTint="A6"/>
+        </w:pBdr>
+        <w:spacing w:before="360"/>
+        <w:contextualSpacing w:val="0"/>
+        <w:outlineLvl w:val="0"/>
+        <w:rPr>
+          <w:rFonts w:asciiTheme="majorHAnsi" w:eastAsiaTheme="majorEastAsia" w:hAnsiTheme="majorHAnsi" w:cstheme="majorBidi"/>
+          <w:b/>
+          <w:bCs/>
+          <w:smallCaps/>
+          <w:vanish/>
+          <w:color w:val="000000" w:themeColor="text1"/>
+          <w:sz w:val="36"/>
+          <w:szCs w:val="36"/>
+        </w:rPr>
+      </w:pPr>
+    </w:p>
+    <w:p>
+      <w:pPr>
+        <w:pStyle w:val="Prrafodelista"/>
+        <w:keepNext/>
+        <w:keepLines/>
+        <w:numPr>
+          <w:ilvl w:val="0"/>
+          <w:numId w:val="42"/>
+        </w:numPr>
+        <w:pBdr>
+          <w:bottom w:val="single" w:sz="4" w:space="1" w:color="595959" w:themeColor="text1" w:themeTint="A6"/>
+        </w:pBdr>
+        <w:spacing w:before="360"/>
+        <w:contextualSpacing w:val="0"/>
+        <w:outlineLvl w:val="0"/>
+        <w:rPr>
+          <w:rFonts w:asciiTheme="majorHAnsi" w:eastAsiaTheme="majorEastAsia" w:hAnsiTheme="majorHAnsi" w:cstheme="majorBidi"/>
+          <w:b/>
+          <w:bCs/>
+          <w:smallCaps/>
+          <w:vanish/>
+          <w:color w:val="000000" w:themeColor="text1"/>
+          <w:sz w:val="36"/>
+          <w:szCs w:val="36"/>
+        </w:rPr>
+      </w:pPr>
+    </w:p>
+    <w:p>
+      <w:pPr>
+        <w:pStyle w:val="Ttulo2"/>
+        <w:ind w:left="993" w:hanging="567"/>
+        <w:jc w:val="both"/>
+        <w:rPr>
+          <w:rFonts w:asciiTheme="minorHAnsi" w:hAnsiTheme="minorHAnsi" w:cstheme="minorHAnsi"/>
+        </w:rPr>
+      </w:pPr>
+      <w:r>
+        <w:rPr>
+          <w:rFonts w:asciiTheme="minorHAnsi" w:hAnsiTheme="minorHAnsi" w:cstheme="minorHAnsi"/>
+        </w:rPr>
+        <w:t xml:space="preserve">Objetivos </w:t>
+      </w:r>
+    </w:p>
+    <w:p>
+      <w:pPr>
+        <w:ind w:left="426"/>
+      </w:pPr>
+      <w:r>
+        <w:t xml:space="preserve">El objetivo principal de este proyecto es diseñar y desarrollar un videojuego de carreras tridimensional en el que un agente inteligente aprenda de forma autónoma a conducir un vehículo a lo largo de circuitos generados de manera procedural, sin intervención humana durante el proceso de entrenamiento. Para ello, se ha aplicado aprendizaje por refuerzo profundo mediante el </w:t>
+      </w:r>
+      <w:proofErr w:type="spellStart"/>
+      <w:r>
+        <w:t>framework</w:t>
+      </w:r>
+      <w:proofErr w:type="spellEnd"/>
+      <w:r>
+        <w:t xml:space="preserve"> ML-</w:t>
+      </w:r>
+      <w:proofErr w:type="spellStart"/>
+      <w:r>
+        <w:t>Agents</w:t>
+      </w:r>
+      <w:proofErr w:type="spellEnd"/>
+      <w:r>
+        <w:t xml:space="preserve"> de Unity Technologies, integrando este sistema con una simulación física realista del vehículo y un generador dinámico de circuitos.</w:t>
+      </w:r>
+    </w:p>
+    <w:p>
+      <w:pPr>
+        <w:ind w:left="426"/>
+      </w:pPr>
+      <w:r>
+        <w:t xml:space="preserve">A </w:t>
+      </w:r>
+      <w:r>
+        <w:t>continuación,</w:t>
+      </w:r>
+      <w:r>
+        <w:t xml:space="preserve"> se detallan los objetivos específicos que se han definido a partir del objetivo principal, y que servirán como métricas para evaluar el éxito del proyecto:</w:t>
+      </w:r>
+    </w:p>
+    <w:p>
+      <w:pPr>
+        <w:numPr>
+          <w:ilvl w:val="0"/>
+          <w:numId w:val="59"/>
+        </w:numPr>
+      </w:pPr>
+      <w:r>
+        <w:rPr>
+          <w:b/>
+          <w:bCs/>
+        </w:rPr>
+        <w:t>Objetivo 1.</w:t>
+      </w:r>
+      <w:r>
+        <w:t xml:space="preserve"> Implementar un generador procedural de circuitos capaz de producir trazados cerrados, variados y sin solapamientos.</w:t>
+      </w:r>
+    </w:p>
+    <w:p>
+      <w:pPr>
+        <w:numPr>
+          <w:ilvl w:val="0"/>
+          <w:numId w:val="59"/>
+        </w:numPr>
+      </w:pPr>
+      <w:r>
+        <w:rPr>
+          <w:b/>
+          <w:bCs/>
+        </w:rPr>
+        <w:t>Objetivo 2.</w:t>
+      </w:r>
+      <w:r>
+        <w:t xml:space="preserve"> Desarrollar un sistema de guardado y carga de circuitos, que permita persistir los circuitos generados y reutilizarlos en sesiones de entrenamiento posteriores.</w:t>
+      </w:r>
+    </w:p>
+    <w:p>
+      <w:pPr>
+        <w:numPr>
+          <w:ilvl w:val="0"/>
+          <w:numId w:val="59"/>
+        </w:numPr>
+      </w:pPr>
+      <w:r>
+        <w:rPr>
+          <w:b/>
+          <w:bCs/>
+        </w:rPr>
+        <w:t>Objetivo 3.</w:t>
+      </w:r>
+      <w:r>
+        <w:t xml:space="preserve"> Implementar la física del vehículo, incluyendo tracción trasera, frenado, dirección y comportamiento de derrape, ofreciendo una conducción realista dentro del entorno de simulación.</w:t>
+      </w:r>
+    </w:p>
+    <w:p>
+      <w:pPr>
+        <w:numPr>
+          <w:ilvl w:val="0"/>
+          <w:numId w:val="59"/>
+        </w:numPr>
+      </w:pPr>
+      <w:r>
+        <w:rPr>
+          <w:b/>
+          <w:bCs/>
+        </w:rPr>
+        <w:t>Objetivo 4.</w:t>
+      </w:r>
+      <w:r>
+        <w:t xml:space="preserve"> Diseñar e implementar un sistema de </w:t>
+      </w:r>
+      <w:proofErr w:type="spellStart"/>
+      <w:r>
+        <w:t>checkpoints</w:t>
+      </w:r>
+      <w:proofErr w:type="spellEnd"/>
+      <w:r>
+        <w:t xml:space="preserve"> ordenados que permita al agente conocer su posición relativa dentro del circuito y que sirva como base para el cálculo de recompensas durante el entrenamiento.</w:t>
+      </w:r>
+    </w:p>
+    <w:p>
+      <w:pPr>
+        <w:numPr>
+          <w:ilvl w:val="0"/>
+          <w:numId w:val="59"/>
+        </w:numPr>
+      </w:pPr>
+      <w:r>
+        <w:rPr>
+          <w:b/>
+          <w:bCs/>
+        </w:rPr>
+        <w:t>Objetivo 5.</w:t>
+      </w:r>
+      <w:r>
+        <w:t xml:space="preserve"> Desarrollar un agente de aprendizaje por refuerzo que, a partir de observaciones del entorno como distancia al siguiente </w:t>
+      </w:r>
+      <w:proofErr w:type="spellStart"/>
+      <w:r>
+        <w:t>checkpoint</w:t>
+      </w:r>
+      <w:proofErr w:type="spellEnd"/>
+      <w:r>
+        <w:t xml:space="preserve">, velocidad, ángulo de orientación y </w:t>
+      </w:r>
+      <w:proofErr w:type="spellStart"/>
+      <w:r>
+        <w:t>raycasts</w:t>
+      </w:r>
+      <w:proofErr w:type="spellEnd"/>
+      <w:r>
+        <w:t xml:space="preserve"> de detección de obstáculos, aprenda a completar vueltas de forma autónoma.</w:t>
+      </w:r>
+    </w:p>
+    <w:p>
+      <w:pPr>
+        <w:numPr>
+          <w:ilvl w:val="0"/>
+          <w:numId w:val="59"/>
+        </w:numPr>
+      </w:pPr>
+      <w:r>
+        <w:rPr>
+          <w:b/>
+          <w:bCs/>
+        </w:rPr>
+        <w:t>Objetivo 6.</w:t>
+      </w:r>
+      <w:r>
+        <w:t xml:space="preserve"> Diseñar una función de recompensa que incentive el progreso del agente hacia los </w:t>
+      </w:r>
+      <w:proofErr w:type="spellStart"/>
+      <w:r>
+        <w:t>checkpoints</w:t>
+      </w:r>
+      <w:proofErr w:type="spellEnd"/>
+      <w:r>
+        <w:t>, penalice el deslizamiento lateral, el tiempo invertido y la salida de la pista, y recompense la finalización de vueltas y carreras completas.</w:t>
+      </w:r>
+    </w:p>
+    <w:p>
+      <w:pPr>
+        <w:numPr>
+          <w:ilvl w:val="0"/>
+          <w:numId w:val="59"/>
+        </w:numPr>
+      </w:pPr>
+      <w:r>
+        <w:rPr>
+          <w:b/>
+          <w:bCs/>
+        </w:rPr>
+        <w:t>Objetivo 7.</w:t>
+      </w:r>
+      <w:r>
+        <w:t xml:space="preserve"> Implementar un gestor de entrenamiento que permita rotar automáticamente entre distintos circuitos guardados durante las sesiones de entrenamiento, con el objetivo de mejorar la capacidad de generalización del agente.</w:t>
+      </w:r>
+    </w:p>
+    <w:p>
+      <w:pPr>
+        <w:numPr>
+          <w:ilvl w:val="0"/>
+          <w:numId w:val="59"/>
+        </w:numPr>
+      </w:pPr>
+      <w:r>
+        <w:rPr>
+          <w:b/>
+          <w:bCs/>
+        </w:rPr>
+        <w:t>Objetivo 8.</w:t>
+      </w:r>
+      <w:r>
+        <w:t xml:space="preserve"> Desarrollar una interfaz de usuario funcional que incluya menú principal, menú de pausa, opciones de configuración de pantalla y audio, y un HUD de carrera que muestre el progreso de vueltas en tiempo real.</w:t>
+      </w:r>
+    </w:p>
+    <w:p>
+      <w:pPr>
+        <w:numPr>
+          <w:ilvl w:val="0"/>
+          <w:numId w:val="59"/>
+        </w:numPr>
+      </w:pPr>
+      <w:r>
+        <w:rPr>
+          <w:b/>
+          <w:bCs/>
+        </w:rPr>
+        <w:lastRenderedPageBreak/>
+        <w:t>Objetivo 9.</w:t>
+      </w:r>
+      <w:r>
+        <w:t xml:space="preserve"> Integrar los distintos modos de juego, incluyendo un modo de entrenamiento autónomo y un modo de juego donde el usuario pueda controlar el vehículo manualmente mediante teclado.</w:t>
+      </w:r>
+    </w:p>
+    <w:p>
+      <w:pPr>
+        <w:pStyle w:val="Ttulo2"/>
+        <w:ind w:left="993" w:hanging="567"/>
+        <w:jc w:val="both"/>
+        <w:rPr>
+          <w:rFonts w:asciiTheme="minorHAnsi" w:hAnsiTheme="minorHAnsi" w:cstheme="minorHAnsi"/>
+        </w:rPr>
+      </w:pPr>
+      <w:r>
+        <w:rPr>
+          <w:rFonts w:asciiTheme="minorHAnsi" w:hAnsiTheme="minorHAnsi" w:cstheme="minorHAnsi"/>
+        </w:rPr>
+        <w:t>alcance</w:t>
+      </w:r>
+    </w:p>
+    <w:p>
+      <w:pPr>
+        <w:ind w:left="426"/>
+      </w:pPr>
+      <w:r>
+        <w:t xml:space="preserve">Dado el carácter académico de este trabajo de fin de grado, el proyecto se ha desarrollado con recursos y tiempo limitados, lo que ha requerido establecer con claridad los límites funcionales y técnicos del producto final. A </w:t>
+      </w:r>
+      <w:r>
+        <w:t>continuación,</w:t>
+      </w:r>
+      <w:r>
+        <w:t xml:space="preserve"> se detallan los aspectos que han quedado dentro y fuera del alcance del proyecto.</w:t>
+      </w:r>
+    </w:p>
+    <w:p>
+      <w:pPr>
+        <w:ind w:left="426"/>
+      </w:pPr>
+      <w:r>
+        <w:rPr>
+          <w:i/>
+          <w:iCs/>
+        </w:rPr>
+        <w:t>Aspectos incluidos en el alcance:</w:t>
+      </w:r>
+    </w:p>
+    <w:p>
+      <w:pPr>
+        <w:numPr>
+          <w:ilvl w:val="0"/>
+          <w:numId w:val="60"/>
+        </w:numPr>
+      </w:pPr>
+      <w:r>
+        <w:t xml:space="preserve">Generación procedural de circuitos cerrados en tres dimensiones, con control de variedad, detección de solapamientos mediante </w:t>
+      </w:r>
+      <w:proofErr w:type="spellStart"/>
+      <w:r>
+        <w:t>grid</w:t>
+      </w:r>
+      <w:proofErr w:type="spellEnd"/>
+      <w:r>
+        <w:t xml:space="preserve"> espacial y </w:t>
+      </w:r>
+      <w:proofErr w:type="spellStart"/>
+      <w:r>
+        <w:t>backtracking</w:t>
+      </w:r>
+      <w:proofErr w:type="spellEnd"/>
+      <w:r>
+        <w:t xml:space="preserve"> automático.</w:t>
+      </w:r>
+    </w:p>
+    <w:p>
+      <w:pPr>
+        <w:numPr>
+          <w:ilvl w:val="0"/>
+          <w:numId w:val="60"/>
+        </w:numPr>
+      </w:pPr>
+      <w:r>
+        <w:t>Sistema de guardado y carga de circuitos en formato JSON, tanto para su uso manual como para la rotación automática durante el entrenamiento.</w:t>
+      </w:r>
+    </w:p>
+    <w:p>
+      <w:pPr>
+        <w:numPr>
+          <w:ilvl w:val="0"/>
+          <w:numId w:val="60"/>
+        </w:numPr>
+      </w:pPr>
+      <w:r>
+        <w:t xml:space="preserve">Simulación física del vehículo con </w:t>
+      </w:r>
+      <w:proofErr w:type="spellStart"/>
+      <w:r>
+        <w:t>WheelColliders</w:t>
+      </w:r>
+      <w:proofErr w:type="spellEnd"/>
+      <w:r>
+        <w:t>, incluyendo tracción trasera, dirección, frenado y recuperación de tracción tras derrape.</w:t>
+      </w:r>
+    </w:p>
+    <w:p>
+      <w:pPr>
+        <w:numPr>
+          <w:ilvl w:val="0"/>
+          <w:numId w:val="60"/>
+        </w:numPr>
+      </w:pPr>
+      <w:r>
+        <w:t xml:space="preserve">Sistema de </w:t>
+      </w:r>
+      <w:proofErr w:type="spellStart"/>
+      <w:r>
+        <w:t>checkpoints</w:t>
+      </w:r>
+      <w:proofErr w:type="spellEnd"/>
+      <w:r>
+        <w:t xml:space="preserve"> ordenados con gestión de vueltas y lógica de carrera configurable por número de vueltas o distancia total.</w:t>
+      </w:r>
+    </w:p>
+    <w:p>
+      <w:pPr>
+        <w:numPr>
+          <w:ilvl w:val="0"/>
+          <w:numId w:val="60"/>
+        </w:numPr>
+      </w:pPr>
+      <w:r>
+        <w:t>Agente de aprendizaje por refuerzo entrenado con ML-</w:t>
+      </w:r>
+      <w:proofErr w:type="spellStart"/>
+      <w:r>
+        <w:t>Agents</w:t>
+      </w:r>
+      <w:proofErr w:type="spellEnd"/>
+      <w:r>
+        <w:t xml:space="preserve">, con observaciones vectoriales y </w:t>
+      </w:r>
+      <w:proofErr w:type="spellStart"/>
+      <w:r>
+        <w:t>raycasts</w:t>
+      </w:r>
+      <w:proofErr w:type="spellEnd"/>
+      <w:r>
+        <w:t xml:space="preserve">, y función de recompensa basada en progreso hacia </w:t>
+      </w:r>
+      <w:proofErr w:type="spellStart"/>
+      <w:r>
+        <w:t>checkpoints</w:t>
+      </w:r>
+      <w:proofErr w:type="spellEnd"/>
+      <w:r>
+        <w:t>.</w:t>
+      </w:r>
+    </w:p>
+    <w:p>
+      <w:pPr>
+        <w:numPr>
+          <w:ilvl w:val="0"/>
+          <w:numId w:val="60"/>
+        </w:numPr>
+      </w:pPr>
+      <w:r>
+        <w:t>Gestor de entrenamiento con rotación automática de circuitos entre episodios.</w:t>
+      </w:r>
+    </w:p>
+    <w:p>
+      <w:pPr>
+        <w:numPr>
+          <w:ilvl w:val="0"/>
+          <w:numId w:val="60"/>
+        </w:numPr>
+      </w:pPr>
+      <w:r>
+        <w:t>Interfaz de usuario con menú principal, submenú de modos de juego, menú de pausa, panel de opciones y HUD de vueltas.</w:t>
+      </w:r>
+    </w:p>
+    <w:p>
+      <w:pPr>
+        <w:numPr>
+          <w:ilvl w:val="0"/>
+          <w:numId w:val="60"/>
+        </w:numPr>
+      </w:pPr>
+      <w:r>
+        <w:t>Modo de control manual del vehículo mediante teclado para pruebas y juego libre.</w:t>
+      </w:r>
+    </w:p>
+    <w:p>
+      <w:pPr>
+        <w:ind w:left="426"/>
+      </w:pPr>
+      <w:r>
+        <w:rPr>
+          <w:i/>
+          <w:iCs/>
+        </w:rPr>
+        <w:t>Aspectos fuera del alcance:</w:t>
+      </w:r>
+    </w:p>
+    <w:p>
+      <w:pPr>
+        <w:numPr>
+          <w:ilvl w:val="0"/>
+          <w:numId w:val="61"/>
+        </w:numPr>
+      </w:pPr>
+      <w:r>
+        <w:t>No se implementará un modo multijugador. La naturaleza del proyecto, centrado en el entrenamiento de un agente autónomo, no requiere ni se beneficia de esta funcionalidad, y su implementación supondría costes de infraestructura de servidor que exceden el presupuesto académico del trabajo.</w:t>
+      </w:r>
+    </w:p>
+    <w:p>
+      <w:pPr>
+        <w:numPr>
+          <w:ilvl w:val="0"/>
+          <w:numId w:val="61"/>
+        </w:numPr>
+      </w:pPr>
+      <w:r>
+        <w:t>No se desarrollará un sistema de ranking ni de comparación de rendimiento entre agentes. El foco del proyecto es el aprendizaje del agente individual, no la competición entre múltiples instancias.</w:t>
+      </w:r>
+    </w:p>
+    <w:p>
+      <w:pPr>
+        <w:numPr>
+          <w:ilvl w:val="0"/>
+          <w:numId w:val="61"/>
+        </w:numPr>
+      </w:pPr>
+      <w:r>
+        <w:t xml:space="preserve">No se realizará el lanzamiento comercial del producto. Aunque el videojuego alcanza un nivel de completitud suficiente, la publicación en plataformas de distribución como </w:t>
+      </w:r>
+      <w:proofErr w:type="spellStart"/>
+      <w:r>
+        <w:t>Steam</w:t>
+      </w:r>
+      <w:proofErr w:type="spellEnd"/>
+      <w:r>
+        <w:t xml:space="preserve"> implica costes económicos y trámites que quedan fuera del alcance de este trabajo.</w:t>
+      </w:r>
+    </w:p>
+    <w:p>
+      <w:pPr>
+        <w:numPr>
+          <w:ilvl w:val="0"/>
+          <w:numId w:val="61"/>
+        </w:numPr>
+      </w:pPr>
+      <w:r>
+        <w:t xml:space="preserve">No se crearán modelos tridimensionales, texturas, música ni efectos de sonido de forma manual. Al tratarse de un proyecto de ingeniería informática, estos elementos se obtendrán </w:t>
+      </w:r>
+      <w:r>
+        <w:lastRenderedPageBreak/>
+        <w:t xml:space="preserve">de recursos externos gratuitos o de los propios </w:t>
+      </w:r>
+      <w:proofErr w:type="spellStart"/>
+      <w:r>
+        <w:t>assets</w:t>
+      </w:r>
+      <w:proofErr w:type="spellEnd"/>
+      <w:r>
+        <w:t xml:space="preserve"> del motor Unity, centrando el esfuerzo en los sistemas de software.</w:t>
+      </w:r>
+    </w:p>
+    <w:p>
+      <w:pPr>
+        <w:numPr>
+          <w:ilvl w:val="0"/>
+          <w:numId w:val="61"/>
+        </w:numPr>
+      </w:pPr>
+      <w:r>
+        <w:t xml:space="preserve">No se implementará un sistema de guardado de progreso del agente entre sesiones de juego orientado al usuario final. El guardado de modelos entrenados queda gestionado por el propio </w:t>
+      </w:r>
+      <w:proofErr w:type="spellStart"/>
+      <w:r>
+        <w:t>framework</w:t>
+      </w:r>
+      <w:proofErr w:type="spellEnd"/>
+      <w:r>
+        <w:t xml:space="preserve"> ML-</w:t>
+      </w:r>
+      <w:proofErr w:type="spellStart"/>
+      <w:r>
+        <w:t>Agents</w:t>
+      </w:r>
+      <w:proofErr w:type="spellEnd"/>
+      <w:r>
+        <w:t xml:space="preserve"> y queda fuera de la interfaz del videojuego.</w:t>
+      </w:r>
+    </w:p>
+    <w:p>
+      <w:pPr>
+        <w:numPr>
+          <w:ilvl w:val="0"/>
+          <w:numId w:val="61"/>
+        </w:numPr>
+      </w:pPr>
+      <w:r>
+        <w:t>No se abordará el entrenamiento distribuido ni el uso de infraestructura en la nube para acelerar el proceso de aprendizaje. Todo el entrenamiento se realizará en local.</w:t>
+      </w:r>
+    </w:p>
+    <w:p>
+      <w:pPr>
+        <w:numPr>
+          <w:ilvl w:val="0"/>
+          <w:numId w:val="61"/>
+        </w:numPr>
+      </w:pPr>
+      <w:r>
+        <w:t>No se ha implementado un sistema de decoración procedural del circuito. Si bien el generador es capaz de construir trazados cerrados y funcionales, la colocación automática de elementos decorativos como vallas, árboles, edificios u otros objetos ambientales a lo largo del circuito no ha llegado a desarrollarse. Esta funcionalidad queda identificada como una línea de trabajo futuro.</w:t>
+      </w:r>
+    </w:p>
+    <w:p>
+      <w:pPr>
+        <w:ind w:left="426"/>
+      </w:pPr>
+      <w:r>
+        <w:t>Estas limitaciones no comprometen el cumplimiento del objetivo principal del proyecto. En todo momento se ha priorizado la coherencia técnica del sistema, la viabilidad dentro de los márgenes académicos establecidos y la solidez del resultado obtenido frente a la amplitud de funcionalidades.</w:t>
+      </w:r>
+    </w:p>
     <w:p>
       <w:r>
         <w:br w:type="page"/>
@@ -1408,7 +2028,7 @@
         <w:pStyle w:val="Ttulo1"/>
         <w:numPr>
           <w:ilvl w:val="0"/>
-          <w:numId w:val="55"/>
+          <w:numId w:val="2"/>
         </w:numPr>
         <w:jc w:val="right"/>
         <w:rPr>
@@ -1466,7 +2086,7 @@
         <w:pStyle w:val="Ttulo1"/>
         <w:numPr>
           <w:ilvl w:val="0"/>
-          <w:numId w:val="55"/>
+          <w:numId w:val="2"/>
         </w:numPr>
         <w:jc w:val="right"/>
         <w:rPr>
@@ -1524,7 +2144,7 @@
         <w:pStyle w:val="Ttulo1"/>
         <w:numPr>
           <w:ilvl w:val="0"/>
-          <w:numId w:val="55"/>
+          <w:numId w:val="2"/>
         </w:numPr>
         <w:jc w:val="right"/>
         <w:rPr>
@@ -1582,7 +2202,7 @@
         <w:pStyle w:val="Ttulo1"/>
         <w:numPr>
           <w:ilvl w:val="0"/>
-          <w:numId w:val="55"/>
+          <w:numId w:val="2"/>
         </w:numPr>
         <w:jc w:val="right"/>
         <w:rPr>
@@ -1640,7 +2260,7 @@
         <w:pStyle w:val="Ttulo1"/>
         <w:numPr>
           <w:ilvl w:val="0"/>
-          <w:numId w:val="55"/>
+          <w:numId w:val="2"/>
         </w:numPr>
         <w:jc w:val="right"/>
         <w:rPr>
@@ -1697,7 +2317,7 @@
         <w:pStyle w:val="Ttulo1"/>
         <w:numPr>
           <w:ilvl w:val="0"/>
-          <w:numId w:val="55"/>
+          <w:numId w:val="2"/>
         </w:numPr>
         <w:jc w:val="right"/>
         <w:rPr>
@@ -1755,7 +2375,7 @@
         <w:pStyle w:val="Ttulo1"/>
         <w:numPr>
           <w:ilvl w:val="0"/>
-          <w:numId w:val="55"/>
+          <w:numId w:val="2"/>
         </w:numPr>
         <w:jc w:val="right"/>
         <w:rPr>
@@ -1955,6 +2575,155 @@
 <file path=word/numbering.xml><?xml version="1.0" encoding="utf-8"?>
 <w:numbering xmlns:wpc="http://schemas.microsoft.com/office/word/2010/wordprocessingCanvas" xmlns:cx="http://schemas.microsoft.com/office/drawing/2014/chartex" xmlns:cx1="http://schemas.microsoft.com/office/drawing/2015/9/8/chartex" xmlns:cx2="http://schemas.microsoft.com/office/drawing/2015/10/21/chartex" xmlns:cx3="http://schemas.microsoft.com/office/drawing/2016/5/9/chartex" xmlns:cx4="http://schemas.microsoft.com/office/drawing/2016/5/10/chartex" xmlns:cx5="http://schemas.microsoft.com/office/drawing/2016/5/11/chartex" xmlns:cx6="http://schemas.microsoft.com/office/drawing/2016/5/12/chartex" xmlns:cx7="http://schemas.microsoft.com/office/drawing/2016/5/13/chartex" xmlns:cx8="http://schemas.microsoft.com/office/drawing/2016/5/14/chartex" xmlns:mc="http://schemas.openxmlformats.org/markup-compatibility/2006" xmlns:aink="http://schemas.microsoft.com/office/drawing/2016/ink" xmlns:am3d="http://schemas.microsoft.com/office/drawing/2017/model3d" xmlns:o="urn:schemas-microsoft-com:office:office" xmlns:oel="http://schemas.microsoft.com/office/2019/extlst" xmlns:r="http://schemas.openxmlformats.org/officeDocument/2006/relationships" xmlns:m="http://schemas.openxmlformats.org/officeDocument/2006/math" xmlns:v="urn:schemas-microsoft-com:vml" xmlns:wp14="http://schemas.microsoft.com/office/word/2010/wordprocessingDrawing" xmlns:wp="http://schemas.openxmlformats.org/drawingml/2006/wordprocessingDrawing" xmlns:w10="urn:schemas-microsoft-com:office:word" xmlns:w="http://schemas.openxmlformats.org/wordprocessingml/2006/main" xmlns:w14="http://schemas.microsoft.com/office/word/2010/wordml" xmlns:w15="http://schemas.microsoft.com/office/word/2012/wordml" xmlns:w16cex="http://schemas.microsoft.com/office/word/2018/wordml/cex" xmlns:w16cid="http://schemas.microsoft.com/office/word/2016/wordml/cid" xmlns:w16="http://schemas.microsoft.com/office/word/2018/wordml" xmlns:w16du="http://schemas.microsoft.com/office/word/2023/wordml/word16du" xmlns:w16sdtdh="http://schemas.microsoft.com/office/word/2020/wordml/sdtdatahash" xmlns:w16se="http://schemas.microsoft.com/office/word/2015/wordml/symex" xmlns:wpg="http://schemas.microsoft.com/office/word/2010/wordprocessingGroup" xmlns:wpi="http://schemas.microsoft.com/office/word/2010/wordprocessingInk" xmlns:wne="http://schemas.microsoft.com/office/word/2006/wordml" xmlns:wps="http://schemas.microsoft.com/office/word/2010/wordprocessingShape" mc:Ignorable="w14 w15 w16se w16cid w16 w16cex w16sdtdh w16du wp14">
   <w:abstractNum w:abstractNumId="0" w15:restartNumberingAfterBreak="0">
+    <w:nsid w:val="087F2EB0"/>
+    <w:multiLevelType w:val="multilevel"/>
+    <w:tmpl w:val="AECECA98"/>
+    <w:lvl w:ilvl="0">
+      <w:start w:val="1"/>
+      <w:numFmt w:val="bullet"/>
+      <w:lvlText w:val=""/>
+      <w:lvlJc w:val="left"/>
+      <w:pPr>
+        <w:tabs>
+          <w:tab w:val="num" w:pos="720"/>
+        </w:tabs>
+        <w:ind w:left="720" w:hanging="360"/>
+      </w:pPr>
+      <w:rPr>
+        <w:rFonts w:ascii="Symbol" w:hAnsi="Symbol" w:hint="default"/>
+        <w:sz w:val="20"/>
+      </w:rPr>
+    </w:lvl>
+    <w:lvl w:ilvl="1" w:tentative="1">
+      <w:start w:val="1"/>
+      <w:numFmt w:val="bullet"/>
+      <w:lvlText w:val="o"/>
+      <w:lvlJc w:val="left"/>
+      <w:pPr>
+        <w:tabs>
+          <w:tab w:val="num" w:pos="1440"/>
+        </w:tabs>
+        <w:ind w:left="1440" w:hanging="360"/>
+      </w:pPr>
+      <w:rPr>
+        <w:rFonts w:ascii="Courier New" w:hAnsi="Courier New" w:hint="default"/>
+        <w:sz w:val="20"/>
+      </w:rPr>
+    </w:lvl>
+    <w:lvl w:ilvl="2" w:tentative="1">
+      <w:start w:val="1"/>
+      <w:numFmt w:val="bullet"/>
+      <w:lvlText w:val=""/>
+      <w:lvlJc w:val="left"/>
+      <w:pPr>
+        <w:tabs>
+          <w:tab w:val="num" w:pos="2160"/>
+        </w:tabs>
+        <w:ind w:left="2160" w:hanging="360"/>
+      </w:pPr>
+      <w:rPr>
+        <w:rFonts w:ascii="Wingdings" w:hAnsi="Wingdings" w:hint="default"/>
+        <w:sz w:val="20"/>
+      </w:rPr>
+    </w:lvl>
+    <w:lvl w:ilvl="3" w:tentative="1">
+      <w:start w:val="1"/>
+      <w:numFmt w:val="bullet"/>
+      <w:lvlText w:val=""/>
+      <w:lvlJc w:val="left"/>
+      <w:pPr>
+        <w:tabs>
+          <w:tab w:val="num" w:pos="2880"/>
+        </w:tabs>
+        <w:ind w:left="2880" w:hanging="360"/>
+      </w:pPr>
+      <w:rPr>
+        <w:rFonts w:ascii="Wingdings" w:hAnsi="Wingdings" w:hint="default"/>
+        <w:sz w:val="20"/>
+      </w:rPr>
+    </w:lvl>
+    <w:lvl w:ilvl="4" w:tentative="1">
+      <w:start w:val="1"/>
+      <w:numFmt w:val="bullet"/>
+      <w:lvlText w:val=""/>
+      <w:lvlJc w:val="left"/>
+      <w:pPr>
+        <w:tabs>
+          <w:tab w:val="num" w:pos="3600"/>
+        </w:tabs>
+        <w:ind w:left="3600" w:hanging="360"/>
+      </w:pPr>
+      <w:rPr>
+        <w:rFonts w:ascii="Wingdings" w:hAnsi="Wingdings" w:hint="default"/>
+        <w:sz w:val="20"/>
+      </w:rPr>
+    </w:lvl>
+    <w:lvl w:ilvl="5" w:tentative="1">
+      <w:start w:val="1"/>
+      <w:numFmt w:val="bullet"/>
+      <w:lvlText w:val=""/>
+      <w:lvlJc w:val="left"/>
+      <w:pPr>
+        <w:tabs>
+          <w:tab w:val="num" w:pos="4320"/>
+        </w:tabs>
+        <w:ind w:left="4320" w:hanging="360"/>
+      </w:pPr>
+      <w:rPr>
+        <w:rFonts w:ascii="Wingdings" w:hAnsi="Wingdings" w:hint="default"/>
+        <w:sz w:val="20"/>
+      </w:rPr>
+    </w:lvl>
+    <w:lvl w:ilvl="6" w:tentative="1">
+      <w:start w:val="1"/>
+      <w:numFmt w:val="bullet"/>
+      <w:lvlText w:val=""/>
+      <w:lvlJc w:val="left"/>
+      <w:pPr>
+        <w:tabs>
+          <w:tab w:val="num" w:pos="5040"/>
+        </w:tabs>
+        <w:ind w:left="5040" w:hanging="360"/>
+      </w:pPr>
+      <w:rPr>
+        <w:rFonts w:ascii="Wingdings" w:hAnsi="Wingdings" w:hint="default"/>
+        <w:sz w:val="20"/>
+      </w:rPr>
+    </w:lvl>
+    <w:lvl w:ilvl="7" w:tentative="1">
+      <w:start w:val="1"/>
+      <w:numFmt w:val="bullet"/>
+      <w:lvlText w:val=""/>
+      <w:lvlJc w:val="left"/>
+      <w:pPr>
+        <w:tabs>
+          <w:tab w:val="num" w:pos="5760"/>
+        </w:tabs>
+        <w:ind w:left="5760" w:hanging="360"/>
+      </w:pPr>
+      <w:rPr>
+        <w:rFonts w:ascii="Wingdings" w:hAnsi="Wingdings" w:hint="default"/>
+        <w:sz w:val="20"/>
+      </w:rPr>
+    </w:lvl>
+    <w:lvl w:ilvl="8" w:tentative="1">
+      <w:start w:val="1"/>
+      <w:numFmt w:val="bullet"/>
+      <w:lvlText w:val=""/>
+      <w:lvlJc w:val="left"/>
+      <w:pPr>
+        <w:tabs>
+          <w:tab w:val="num" w:pos="6480"/>
+        </w:tabs>
+        <w:ind w:left="6480" w:hanging="360"/>
+      </w:pPr>
+      <w:rPr>
+        <w:rFonts w:ascii="Wingdings" w:hAnsi="Wingdings" w:hint="default"/>
+        <w:sz w:val="20"/>
+      </w:rPr>
+    </w:lvl>
+  </w:abstractNum>
+  <w:abstractNum w:abstractNumId="1" w15:restartNumberingAfterBreak="0">
     <w:nsid w:val="0D4429D3"/>
     <w:multiLevelType w:val="multilevel"/>
     <w:tmpl w:val="9E801392"/>
@@ -2072,7 +2841,7 @@
       </w:rPr>
     </w:lvl>
   </w:abstractNum>
-  <w:abstractNum w:abstractNumId="1" w15:restartNumberingAfterBreak="0">
+  <w:abstractNum w:abstractNumId="2" w15:restartNumberingAfterBreak="0">
     <w:nsid w:val="1482775B"/>
     <w:multiLevelType w:val="multilevel"/>
     <w:tmpl w:val="0EBA3C40"/>
@@ -2167,7 +2936,7 @@
       </w:pPr>
     </w:lvl>
   </w:abstractNum>
-  <w:abstractNum w:abstractNumId="2" w15:restartNumberingAfterBreak="0">
+  <w:abstractNum w:abstractNumId="3" w15:restartNumberingAfterBreak="0">
     <w:nsid w:val="1B1F3AE9"/>
     <w:multiLevelType w:val="hybridMultilevel"/>
     <w:tmpl w:val="D10E9598"/>
@@ -2256,7 +3025,156 @@
       </w:pPr>
     </w:lvl>
   </w:abstractNum>
-  <w:abstractNum w:abstractNumId="3" w15:restartNumberingAfterBreak="0">
+  <w:abstractNum w:abstractNumId="4" w15:restartNumberingAfterBreak="0">
+    <w:nsid w:val="31F8360F"/>
+    <w:multiLevelType w:val="multilevel"/>
+    <w:tmpl w:val="375AF8EA"/>
+    <w:lvl w:ilvl="0">
+      <w:start w:val="1"/>
+      <w:numFmt w:val="bullet"/>
+      <w:lvlText w:val=""/>
+      <w:lvlJc w:val="left"/>
+      <w:pPr>
+        <w:tabs>
+          <w:tab w:val="num" w:pos="720"/>
+        </w:tabs>
+        <w:ind w:left="720" w:hanging="360"/>
+      </w:pPr>
+      <w:rPr>
+        <w:rFonts w:ascii="Symbol" w:hAnsi="Symbol" w:hint="default"/>
+        <w:sz w:val="20"/>
+      </w:rPr>
+    </w:lvl>
+    <w:lvl w:ilvl="1" w:tentative="1">
+      <w:start w:val="1"/>
+      <w:numFmt w:val="bullet"/>
+      <w:lvlText w:val="o"/>
+      <w:lvlJc w:val="left"/>
+      <w:pPr>
+        <w:tabs>
+          <w:tab w:val="num" w:pos="1440"/>
+        </w:tabs>
+        <w:ind w:left="1440" w:hanging="360"/>
+      </w:pPr>
+      <w:rPr>
+        <w:rFonts w:ascii="Courier New" w:hAnsi="Courier New" w:hint="default"/>
+        <w:sz w:val="20"/>
+      </w:rPr>
+    </w:lvl>
+    <w:lvl w:ilvl="2" w:tentative="1">
+      <w:start w:val="1"/>
+      <w:numFmt w:val="bullet"/>
+      <w:lvlText w:val=""/>
+      <w:lvlJc w:val="left"/>
+      <w:pPr>
+        <w:tabs>
+          <w:tab w:val="num" w:pos="2160"/>
+        </w:tabs>
+        <w:ind w:left="2160" w:hanging="360"/>
+      </w:pPr>
+      <w:rPr>
+        <w:rFonts w:ascii="Wingdings" w:hAnsi="Wingdings" w:hint="default"/>
+        <w:sz w:val="20"/>
+      </w:rPr>
+    </w:lvl>
+    <w:lvl w:ilvl="3" w:tentative="1">
+      <w:start w:val="1"/>
+      <w:numFmt w:val="bullet"/>
+      <w:lvlText w:val=""/>
+      <w:lvlJc w:val="left"/>
+      <w:pPr>
+        <w:tabs>
+          <w:tab w:val="num" w:pos="2880"/>
+        </w:tabs>
+        <w:ind w:left="2880" w:hanging="360"/>
+      </w:pPr>
+      <w:rPr>
+        <w:rFonts w:ascii="Wingdings" w:hAnsi="Wingdings" w:hint="default"/>
+        <w:sz w:val="20"/>
+      </w:rPr>
+    </w:lvl>
+    <w:lvl w:ilvl="4" w:tentative="1">
+      <w:start w:val="1"/>
+      <w:numFmt w:val="bullet"/>
+      <w:lvlText w:val=""/>
+      <w:lvlJc w:val="left"/>
+      <w:pPr>
+        <w:tabs>
+          <w:tab w:val="num" w:pos="3600"/>
+        </w:tabs>
+        <w:ind w:left="3600" w:hanging="360"/>
+      </w:pPr>
+      <w:rPr>
+        <w:rFonts w:ascii="Wingdings" w:hAnsi="Wingdings" w:hint="default"/>
+        <w:sz w:val="20"/>
+      </w:rPr>
+    </w:lvl>
+    <w:lvl w:ilvl="5" w:tentative="1">
+      <w:start w:val="1"/>
+      <w:numFmt w:val="bullet"/>
+      <w:lvlText w:val=""/>
+      <w:lvlJc w:val="left"/>
+      <w:pPr>
+        <w:tabs>
+          <w:tab w:val="num" w:pos="4320"/>
+        </w:tabs>
+        <w:ind w:left="4320" w:hanging="360"/>
+      </w:pPr>
+      <w:rPr>
+        <w:rFonts w:ascii="Wingdings" w:hAnsi="Wingdings" w:hint="default"/>
+        <w:sz w:val="20"/>
+      </w:rPr>
+    </w:lvl>
+    <w:lvl w:ilvl="6" w:tentative="1">
+      <w:start w:val="1"/>
+      <w:numFmt w:val="bullet"/>
+      <w:lvlText w:val=""/>
+      <w:lvlJc w:val="left"/>
+      <w:pPr>
+        <w:tabs>
+          <w:tab w:val="num" w:pos="5040"/>
+        </w:tabs>
+        <w:ind w:left="5040" w:hanging="360"/>
+      </w:pPr>
+      <w:rPr>
+        <w:rFonts w:ascii="Wingdings" w:hAnsi="Wingdings" w:hint="default"/>
+        <w:sz w:val="20"/>
+      </w:rPr>
+    </w:lvl>
+    <w:lvl w:ilvl="7" w:tentative="1">
+      <w:start w:val="1"/>
+      <w:numFmt w:val="bullet"/>
+      <w:lvlText w:val=""/>
+      <w:lvlJc w:val="left"/>
+      <w:pPr>
+        <w:tabs>
+          <w:tab w:val="num" w:pos="5760"/>
+        </w:tabs>
+        <w:ind w:left="5760" w:hanging="360"/>
+      </w:pPr>
+      <w:rPr>
+        <w:rFonts w:ascii="Wingdings" w:hAnsi="Wingdings" w:hint="default"/>
+        <w:sz w:val="20"/>
+      </w:rPr>
+    </w:lvl>
+    <w:lvl w:ilvl="8" w:tentative="1">
+      <w:start w:val="1"/>
+      <w:numFmt w:val="bullet"/>
+      <w:lvlText w:val=""/>
+      <w:lvlJc w:val="left"/>
+      <w:pPr>
+        <w:tabs>
+          <w:tab w:val="num" w:pos="6480"/>
+        </w:tabs>
+        <w:ind w:left="6480" w:hanging="360"/>
+      </w:pPr>
+      <w:rPr>
+        <w:rFonts w:ascii="Wingdings" w:hAnsi="Wingdings" w:hint="default"/>
+        <w:sz w:val="20"/>
+      </w:rPr>
+    </w:lvl>
+  </w:abstractNum>
+  <w:abstractNum w:abstractNumId="5" w15:restartNumberingAfterBreak="0">
     <w:nsid w:val="35814743"/>
     <w:multiLevelType w:val="multilevel"/>
     <w:tmpl w:val="0C0A001F"/>
@@ -2342,7 +3260,7 @@
       </w:pPr>
     </w:lvl>
   </w:abstractNum>
-  <w:abstractNum w:abstractNumId="4" w15:restartNumberingAfterBreak="0">
+  <w:abstractNum w:abstractNumId="6" w15:restartNumberingAfterBreak="0">
     <w:nsid w:val="36A34642"/>
     <w:multiLevelType w:val="hybridMultilevel"/>
     <w:tmpl w:val="48600288"/>
@@ -2428,7 +3346,7 @@
       </w:pPr>
     </w:lvl>
   </w:abstractNum>
-  <w:abstractNum w:abstractNumId="5" w15:restartNumberingAfterBreak="0">
+  <w:abstractNum w:abstractNumId="7" w15:restartNumberingAfterBreak="0">
     <w:nsid w:val="455E60FF"/>
     <w:multiLevelType w:val="hybridMultilevel"/>
     <w:tmpl w:val="5E648752"/>
@@ -2517,11 +3435,160 @@
       </w:pPr>
     </w:lvl>
   </w:abstractNum>
-  <w:abstractNum w:abstractNumId="6" w15:restartNumberingAfterBreak="0">
+  <w:abstractNum w:abstractNumId="8" w15:restartNumberingAfterBreak="0">
+    <w:nsid w:val="4745673C"/>
+    <w:multiLevelType w:val="multilevel"/>
+    <w:tmpl w:val="832CB3FE"/>
+    <w:lvl w:ilvl="0">
+      <w:start w:val="1"/>
+      <w:numFmt w:val="bullet"/>
+      <w:lvlText w:val=""/>
+      <w:lvlJc w:val="left"/>
+      <w:pPr>
+        <w:tabs>
+          <w:tab w:val="num" w:pos="720"/>
+        </w:tabs>
+        <w:ind w:left="720" w:hanging="360"/>
+      </w:pPr>
+      <w:rPr>
+        <w:rFonts w:ascii="Symbol" w:hAnsi="Symbol" w:hint="default"/>
+        <w:sz w:val="20"/>
+      </w:rPr>
+    </w:lvl>
+    <w:lvl w:ilvl="1" w:tentative="1">
+      <w:start w:val="1"/>
+      <w:numFmt w:val="bullet"/>
+      <w:lvlText w:val="o"/>
+      <w:lvlJc w:val="left"/>
+      <w:pPr>
+        <w:tabs>
+          <w:tab w:val="num" w:pos="1440"/>
+        </w:tabs>
+        <w:ind w:left="1440" w:hanging="360"/>
+      </w:pPr>
+      <w:rPr>
+        <w:rFonts w:ascii="Courier New" w:hAnsi="Courier New" w:hint="default"/>
+        <w:sz w:val="20"/>
+      </w:rPr>
+    </w:lvl>
+    <w:lvl w:ilvl="2" w:tentative="1">
+      <w:start w:val="1"/>
+      <w:numFmt w:val="bullet"/>
+      <w:lvlText w:val=""/>
+      <w:lvlJc w:val="left"/>
+      <w:pPr>
+        <w:tabs>
+          <w:tab w:val="num" w:pos="2160"/>
+        </w:tabs>
+        <w:ind w:left="2160" w:hanging="360"/>
+      </w:pPr>
+      <w:rPr>
+        <w:rFonts w:ascii="Wingdings" w:hAnsi="Wingdings" w:hint="default"/>
+        <w:sz w:val="20"/>
+      </w:rPr>
+    </w:lvl>
+    <w:lvl w:ilvl="3" w:tentative="1">
+      <w:start w:val="1"/>
+      <w:numFmt w:val="bullet"/>
+      <w:lvlText w:val=""/>
+      <w:lvlJc w:val="left"/>
+      <w:pPr>
+        <w:tabs>
+          <w:tab w:val="num" w:pos="2880"/>
+        </w:tabs>
+        <w:ind w:left="2880" w:hanging="360"/>
+      </w:pPr>
+      <w:rPr>
+        <w:rFonts w:ascii="Wingdings" w:hAnsi="Wingdings" w:hint="default"/>
+        <w:sz w:val="20"/>
+      </w:rPr>
+    </w:lvl>
+    <w:lvl w:ilvl="4" w:tentative="1">
+      <w:start w:val="1"/>
+      <w:numFmt w:val="bullet"/>
+      <w:lvlText w:val=""/>
+      <w:lvlJc w:val="left"/>
+      <w:pPr>
+        <w:tabs>
+          <w:tab w:val="num" w:pos="3600"/>
+        </w:tabs>
+        <w:ind w:left="3600" w:hanging="360"/>
+      </w:pPr>
+      <w:rPr>
+        <w:rFonts w:ascii="Wingdings" w:hAnsi="Wingdings" w:hint="default"/>
+        <w:sz w:val="20"/>
+      </w:rPr>
+    </w:lvl>
+    <w:lvl w:ilvl="5" w:tentative="1">
+      <w:start w:val="1"/>
+      <w:numFmt w:val="bullet"/>
+      <w:lvlText w:val=""/>
+      <w:lvlJc w:val="left"/>
+      <w:pPr>
+        <w:tabs>
+          <w:tab w:val="num" w:pos="4320"/>
+        </w:tabs>
+        <w:ind w:left="4320" w:hanging="360"/>
+      </w:pPr>
+      <w:rPr>
+        <w:rFonts w:ascii="Wingdings" w:hAnsi="Wingdings" w:hint="default"/>
+        <w:sz w:val="20"/>
+      </w:rPr>
+    </w:lvl>
+    <w:lvl w:ilvl="6" w:tentative="1">
+      <w:start w:val="1"/>
+      <w:numFmt w:val="bullet"/>
+      <w:lvlText w:val=""/>
+      <w:lvlJc w:val="left"/>
+      <w:pPr>
+        <w:tabs>
+          <w:tab w:val="num" w:pos="5040"/>
+        </w:tabs>
+        <w:ind w:left="5040" w:hanging="360"/>
+      </w:pPr>
+      <w:rPr>
+        <w:rFonts w:ascii="Wingdings" w:hAnsi="Wingdings" w:hint="default"/>
+        <w:sz w:val="20"/>
+      </w:rPr>
+    </w:lvl>
+    <w:lvl w:ilvl="7" w:tentative="1">
+      <w:start w:val="1"/>
+      <w:numFmt w:val="bullet"/>
+      <w:lvlText w:val=""/>
+      <w:lvlJc w:val="left"/>
+      <w:pPr>
+        <w:tabs>
+          <w:tab w:val="num" w:pos="5760"/>
+        </w:tabs>
+        <w:ind w:left="5760" w:hanging="360"/>
+      </w:pPr>
+      <w:rPr>
+        <w:rFonts w:ascii="Wingdings" w:hAnsi="Wingdings" w:hint="default"/>
+        <w:sz w:val="20"/>
+      </w:rPr>
+    </w:lvl>
+    <w:lvl w:ilvl="8" w:tentative="1">
+      <w:start w:val="1"/>
+      <w:numFmt w:val="bullet"/>
+      <w:lvlText w:val=""/>
+      <w:lvlJc w:val="left"/>
+      <w:pPr>
+        <w:tabs>
+          <w:tab w:val="num" w:pos="6480"/>
+        </w:tabs>
+        <w:ind w:left="6480" w:hanging="360"/>
+      </w:pPr>
+      <w:rPr>
+        <w:rFonts w:ascii="Wingdings" w:hAnsi="Wingdings" w:hint="default"/>
+        <w:sz w:val="20"/>
+      </w:rPr>
+    </w:lvl>
+  </w:abstractNum>
+  <w:abstractNum w:abstractNumId="9" w15:restartNumberingAfterBreak="0">
     <w:nsid w:val="5E2A3319"/>
     <w:multiLevelType w:val="hybridMultilevel"/>
-    <w:tmpl w:val="7E20F3A4"/>
-    <w:lvl w:ilvl="0" w:tplc="0C0A000F">
+    <w:tmpl w:val="27DEB948"/>
+    <w:lvl w:ilvl="0" w:tplc="A30C8758">
       <w:start w:val="1"/>
       <w:numFmt w:val="decimal"/>
       <w:lvlText w:val="%1."/>
@@ -2606,7 +3673,7 @@
       </w:pPr>
     </w:lvl>
   </w:abstractNum>
-  <w:abstractNum w:abstractNumId="7" w15:restartNumberingAfterBreak="0">
+  <w:abstractNum w:abstractNumId="10" w15:restartNumberingAfterBreak="0">
     <w:nsid w:val="65246E26"/>
     <w:multiLevelType w:val="hybridMultilevel"/>
     <w:tmpl w:val="F3E4FD30"/>
@@ -2719,7 +3786,7 @@
       </w:rPr>
     </w:lvl>
   </w:abstractNum>
-  <w:abstractNum w:abstractNumId="8" w15:restartNumberingAfterBreak="0">
+  <w:abstractNum w:abstractNumId="11" w15:restartNumberingAfterBreak="0">
     <w:nsid w:val="6C3E4EDE"/>
     <w:multiLevelType w:val="multilevel"/>
     <w:tmpl w:val="0C0A001F"/>
@@ -2805,7 +3872,7 @@
       </w:pPr>
     </w:lvl>
   </w:abstractNum>
-  <w:abstractNum w:abstractNumId="9" w15:restartNumberingAfterBreak="0">
+  <w:abstractNum w:abstractNumId="12" w15:restartNumberingAfterBreak="0">
     <w:nsid w:val="73A13C94"/>
     <w:multiLevelType w:val="multilevel"/>
     <w:tmpl w:val="0C0A001F"/>
@@ -2891,7 +3958,7 @@
       </w:pPr>
     </w:lvl>
   </w:abstractNum>
-  <w:abstractNum w:abstractNumId="10" w15:restartNumberingAfterBreak="0">
+  <w:abstractNum w:abstractNumId="13" w15:restartNumberingAfterBreak="0">
     <w:nsid w:val="7DF8610F"/>
     <w:multiLevelType w:val="hybridMultilevel"/>
     <w:tmpl w:val="87C41088"/>
@@ -2981,178 +4048,187 @@
     </w:lvl>
   </w:abstractNum>
   <w:num w:numId="1" w16cid:durableId="2034067891">
+    <w:abstractNumId w:val="6"/>
+  </w:num>
+  <w:num w:numId="2" w16cid:durableId="858394404">
+    <w:abstractNumId w:val="1"/>
+  </w:num>
+  <w:num w:numId="3" w16cid:durableId="2143302085">
+    <w:abstractNumId w:val="2"/>
+  </w:num>
+  <w:num w:numId="4" w16cid:durableId="328797445">
+    <w:abstractNumId w:val="2"/>
+  </w:num>
+  <w:num w:numId="5" w16cid:durableId="937130264">
+    <w:abstractNumId w:val="2"/>
+  </w:num>
+  <w:num w:numId="6" w16cid:durableId="1637222232">
+    <w:abstractNumId w:val="2"/>
+  </w:num>
+  <w:num w:numId="7" w16cid:durableId="1852185790">
+    <w:abstractNumId w:val="2"/>
+  </w:num>
+  <w:num w:numId="8" w16cid:durableId="1591701034">
+    <w:abstractNumId w:val="2"/>
+  </w:num>
+  <w:num w:numId="9" w16cid:durableId="457725252">
+    <w:abstractNumId w:val="2"/>
+  </w:num>
+  <w:num w:numId="10" w16cid:durableId="1301227990">
+    <w:abstractNumId w:val="2"/>
+  </w:num>
+  <w:num w:numId="11" w16cid:durableId="644045631">
+    <w:abstractNumId w:val="2"/>
+  </w:num>
+  <w:num w:numId="12" w16cid:durableId="1269432323">
+    <w:abstractNumId w:val="2"/>
+  </w:num>
+  <w:num w:numId="13" w16cid:durableId="220822917">
+    <w:abstractNumId w:val="2"/>
+  </w:num>
+  <w:num w:numId="14" w16cid:durableId="1184049671">
+    <w:abstractNumId w:val="2"/>
+  </w:num>
+  <w:num w:numId="15" w16cid:durableId="1686859818">
+    <w:abstractNumId w:val="2"/>
+  </w:num>
+  <w:num w:numId="16" w16cid:durableId="1239636193">
+    <w:abstractNumId w:val="2"/>
+  </w:num>
+  <w:num w:numId="17" w16cid:durableId="1152873571">
+    <w:abstractNumId w:val="2"/>
+  </w:num>
+  <w:num w:numId="18" w16cid:durableId="377894900">
+    <w:abstractNumId w:val="2"/>
+  </w:num>
+  <w:num w:numId="19" w16cid:durableId="939145795">
+    <w:abstractNumId w:val="2"/>
+  </w:num>
+  <w:num w:numId="20" w16cid:durableId="1872379092">
+    <w:abstractNumId w:val="2"/>
+  </w:num>
+  <w:num w:numId="21" w16cid:durableId="1992517146">
+    <w:abstractNumId w:val="2"/>
+  </w:num>
+  <w:num w:numId="22" w16cid:durableId="1004436757">
+    <w:abstractNumId w:val="2"/>
+  </w:num>
+  <w:num w:numId="23" w16cid:durableId="606427502">
+    <w:abstractNumId w:val="2"/>
+  </w:num>
+  <w:num w:numId="24" w16cid:durableId="1063530813">
+    <w:abstractNumId w:val="2"/>
+  </w:num>
+  <w:num w:numId="25" w16cid:durableId="1017465530">
+    <w:abstractNumId w:val="2"/>
+  </w:num>
+  <w:num w:numId="26" w16cid:durableId="1836647609">
+    <w:abstractNumId w:val="2"/>
+  </w:num>
+  <w:num w:numId="27" w16cid:durableId="676275574">
+    <w:abstractNumId w:val="2"/>
+  </w:num>
+  <w:num w:numId="28" w16cid:durableId="1388644420">
+    <w:abstractNumId w:val="2"/>
+  </w:num>
+  <w:num w:numId="29" w16cid:durableId="1468666964">
+    <w:abstractNumId w:val="2"/>
+  </w:num>
+  <w:num w:numId="30" w16cid:durableId="430515839">
+    <w:abstractNumId w:val="2"/>
+  </w:num>
+  <w:num w:numId="31" w16cid:durableId="1098604387">
+    <w:abstractNumId w:val="2"/>
+  </w:num>
+  <w:num w:numId="32" w16cid:durableId="541598745">
+    <w:abstractNumId w:val="2"/>
+  </w:num>
+  <w:num w:numId="33" w16cid:durableId="874734616">
+    <w:abstractNumId w:val="2"/>
+  </w:num>
+  <w:num w:numId="34" w16cid:durableId="1169561325">
+    <w:abstractNumId w:val="2"/>
+  </w:num>
+  <w:num w:numId="35" w16cid:durableId="1464343843">
+    <w:abstractNumId w:val="2"/>
+  </w:num>
+  <w:num w:numId="36" w16cid:durableId="1703438837">
+    <w:abstractNumId w:val="2"/>
+  </w:num>
+  <w:num w:numId="37" w16cid:durableId="284773268">
+    <w:abstractNumId w:val="2"/>
+  </w:num>
+  <w:num w:numId="38" w16cid:durableId="1216504695">
+    <w:abstractNumId w:val="2"/>
+  </w:num>
+  <w:num w:numId="39" w16cid:durableId="302665675">
+    <w:abstractNumId w:val="2"/>
+  </w:num>
+  <w:num w:numId="40" w16cid:durableId="1155995593">
+    <w:abstractNumId w:val="2"/>
+  </w:num>
+  <w:num w:numId="41" w16cid:durableId="1653024233">
+    <w:abstractNumId w:val="2"/>
+  </w:num>
+  <w:num w:numId="42" w16cid:durableId="809714061">
+    <w:abstractNumId w:val="2"/>
+  </w:num>
+  <w:num w:numId="43" w16cid:durableId="1730569668">
+    <w:abstractNumId w:val="2"/>
+  </w:num>
+  <w:num w:numId="44" w16cid:durableId="777868264">
+    <w:abstractNumId w:val="2"/>
+  </w:num>
+  <w:num w:numId="45" w16cid:durableId="1174029237">
+    <w:abstractNumId w:val="2"/>
+  </w:num>
+  <w:num w:numId="46" w16cid:durableId="314379998">
+    <w:abstractNumId w:val="2"/>
+  </w:num>
+  <w:num w:numId="47" w16cid:durableId="1686789047">
+    <w:abstractNumId w:val="2"/>
+  </w:num>
+  <w:num w:numId="48" w16cid:durableId="967053150">
+    <w:abstractNumId w:val="2"/>
+  </w:num>
+  <w:num w:numId="49" w16cid:durableId="1592664610">
+    <w:abstractNumId w:val="2"/>
+  </w:num>
+  <w:num w:numId="50" w16cid:durableId="1715084563">
+    <w:abstractNumId w:val="2"/>
+  </w:num>
+  <w:num w:numId="51" w16cid:durableId="483468886">
+    <w:abstractNumId w:val="10"/>
+  </w:num>
+  <w:num w:numId="52" w16cid:durableId="1842312576">
+    <w:abstractNumId w:val="12"/>
+  </w:num>
+  <w:num w:numId="53" w16cid:durableId="1965307783">
+    <w:abstractNumId w:val="11"/>
+  </w:num>
+  <w:num w:numId="54" w16cid:durableId="1224367675">
+    <w:abstractNumId w:val="5"/>
+  </w:num>
+  <w:num w:numId="55" w16cid:durableId="1249845438">
+    <w:abstractNumId w:val="9"/>
+  </w:num>
+  <w:num w:numId="56" w16cid:durableId="294992634">
+    <w:abstractNumId w:val="13"/>
+  </w:num>
+  <w:num w:numId="57" w16cid:durableId="456988854">
+    <w:abstractNumId w:val="7"/>
+  </w:num>
+  <w:num w:numId="58" w16cid:durableId="280889026">
+    <w:abstractNumId w:val="3"/>
+  </w:num>
+  <w:num w:numId="59" w16cid:durableId="1898322868">
     <w:abstractNumId w:val="4"/>
   </w:num>
-  <w:num w:numId="2" w16cid:durableId="858394404">
+  <w:num w:numId="60" w16cid:durableId="1477337626">
     <w:abstractNumId w:val="0"/>
   </w:num>
-  <w:num w:numId="3" w16cid:durableId="2143302085">
-    <w:abstractNumId w:val="1"/>
-  </w:num>
-  <w:num w:numId="4" w16cid:durableId="328797445">
-    <w:abstractNumId w:val="1"/>
-  </w:num>
-  <w:num w:numId="5" w16cid:durableId="937130264">
-    <w:abstractNumId w:val="1"/>
-  </w:num>
-  <w:num w:numId="6" w16cid:durableId="1637222232">
-    <w:abstractNumId w:val="1"/>
-  </w:num>
-  <w:num w:numId="7" w16cid:durableId="1852185790">
-    <w:abstractNumId w:val="1"/>
-  </w:num>
-  <w:num w:numId="8" w16cid:durableId="1591701034">
-    <w:abstractNumId w:val="1"/>
-  </w:num>
-  <w:num w:numId="9" w16cid:durableId="457725252">
-    <w:abstractNumId w:val="1"/>
-  </w:num>
-  <w:num w:numId="10" w16cid:durableId="1301227990">
-    <w:abstractNumId w:val="1"/>
-  </w:num>
-  <w:num w:numId="11" w16cid:durableId="644045631">
-    <w:abstractNumId w:val="1"/>
-  </w:num>
-  <w:num w:numId="12" w16cid:durableId="1269432323">
-    <w:abstractNumId w:val="1"/>
-  </w:num>
-  <w:num w:numId="13" w16cid:durableId="220822917">
-    <w:abstractNumId w:val="1"/>
-  </w:num>
-  <w:num w:numId="14" w16cid:durableId="1184049671">
-    <w:abstractNumId w:val="1"/>
-  </w:num>
-  <w:num w:numId="15" w16cid:durableId="1686859818">
-    <w:abstractNumId w:val="1"/>
-  </w:num>
-  <w:num w:numId="16" w16cid:durableId="1239636193">
-    <w:abstractNumId w:val="1"/>
-  </w:num>
-  <w:num w:numId="17" w16cid:durableId="1152873571">
-    <w:abstractNumId w:val="1"/>
-  </w:num>
-  <w:num w:numId="18" w16cid:durableId="377894900">
-    <w:abstractNumId w:val="1"/>
-  </w:num>
-  <w:num w:numId="19" w16cid:durableId="939145795">
-    <w:abstractNumId w:val="1"/>
-  </w:num>
-  <w:num w:numId="20" w16cid:durableId="1872379092">
-    <w:abstractNumId w:val="1"/>
-  </w:num>
-  <w:num w:numId="21" w16cid:durableId="1992517146">
-    <w:abstractNumId w:val="1"/>
-  </w:num>
-  <w:num w:numId="22" w16cid:durableId="1004436757">
-    <w:abstractNumId w:val="1"/>
-  </w:num>
-  <w:num w:numId="23" w16cid:durableId="606427502">
-    <w:abstractNumId w:val="1"/>
-  </w:num>
-  <w:num w:numId="24" w16cid:durableId="1063530813">
-    <w:abstractNumId w:val="1"/>
-  </w:num>
-  <w:num w:numId="25" w16cid:durableId="1017465530">
-    <w:abstractNumId w:val="1"/>
-  </w:num>
-  <w:num w:numId="26" w16cid:durableId="1836647609">
-    <w:abstractNumId w:val="1"/>
-  </w:num>
-  <w:num w:numId="27" w16cid:durableId="676275574">
-    <w:abstractNumId w:val="1"/>
-  </w:num>
-  <w:num w:numId="28" w16cid:durableId="1388644420">
-    <w:abstractNumId w:val="1"/>
-  </w:num>
-  <w:num w:numId="29" w16cid:durableId="1468666964">
-    <w:abstractNumId w:val="1"/>
-  </w:num>
-  <w:num w:numId="30" w16cid:durableId="430515839">
-    <w:abstractNumId w:val="1"/>
-  </w:num>
-  <w:num w:numId="31" w16cid:durableId="1098604387">
-    <w:abstractNumId w:val="1"/>
-  </w:num>
-  <w:num w:numId="32" w16cid:durableId="541598745">
-    <w:abstractNumId w:val="1"/>
-  </w:num>
-  <w:num w:numId="33" w16cid:durableId="874734616">
-    <w:abstractNumId w:val="1"/>
-  </w:num>
-  <w:num w:numId="34" w16cid:durableId="1169561325">
-    <w:abstractNumId w:val="1"/>
-  </w:num>
-  <w:num w:numId="35" w16cid:durableId="1464343843">
-    <w:abstractNumId w:val="1"/>
-  </w:num>
-  <w:num w:numId="36" w16cid:durableId="1703438837">
-    <w:abstractNumId w:val="1"/>
-  </w:num>
-  <w:num w:numId="37" w16cid:durableId="284773268">
-    <w:abstractNumId w:val="1"/>
-  </w:num>
-  <w:num w:numId="38" w16cid:durableId="1216504695">
-    <w:abstractNumId w:val="1"/>
-  </w:num>
-  <w:num w:numId="39" w16cid:durableId="302665675">
-    <w:abstractNumId w:val="1"/>
-  </w:num>
-  <w:num w:numId="40" w16cid:durableId="1155995593">
-    <w:abstractNumId w:val="1"/>
-  </w:num>
-  <w:num w:numId="41" w16cid:durableId="1653024233">
-    <w:abstractNumId w:val="1"/>
-  </w:num>
-  <w:num w:numId="42" w16cid:durableId="809714061">
-    <w:abstractNumId w:val="1"/>
-  </w:num>
-  <w:num w:numId="43" w16cid:durableId="1730569668">
-    <w:abstractNumId w:val="1"/>
-  </w:num>
-  <w:num w:numId="44" w16cid:durableId="777868264">
-    <w:abstractNumId w:val="1"/>
-  </w:num>
-  <w:num w:numId="45" w16cid:durableId="1174029237">
-    <w:abstractNumId w:val="1"/>
-  </w:num>
-  <w:num w:numId="46" w16cid:durableId="314379998">
-    <w:abstractNumId w:val="1"/>
-  </w:num>
-  <w:num w:numId="47" w16cid:durableId="1686789047">
-    <w:abstractNumId w:val="1"/>
-  </w:num>
-  <w:num w:numId="48" w16cid:durableId="967053150">
-    <w:abstractNumId w:val="1"/>
-  </w:num>
-  <w:num w:numId="49" w16cid:durableId="1592664610">
-    <w:abstractNumId w:val="1"/>
-  </w:num>
-  <w:num w:numId="50" w16cid:durableId="1715084563">
-    <w:abstractNumId w:val="1"/>
-  </w:num>
-  <w:num w:numId="51" w16cid:durableId="483468886">
-    <w:abstractNumId w:val="7"/>
-  </w:num>
-  <w:num w:numId="52" w16cid:durableId="1842312576">
-    <w:abstractNumId w:val="9"/>
-  </w:num>
-  <w:num w:numId="53" w16cid:durableId="1965307783">
+  <w:num w:numId="61" w16cid:durableId="1602641407">
     <w:abstractNumId w:val="8"/>
-  </w:num>
-  <w:num w:numId="54" w16cid:durableId="1224367675">
-    <w:abstractNumId w:val="3"/>
-  </w:num>
-  <w:num w:numId="55" w16cid:durableId="1249845438">
-    <w:abstractNumId w:val="6"/>
-  </w:num>
-  <w:num w:numId="56" w16cid:durableId="294992634">
-    <w:abstractNumId w:val="10"/>
-  </w:num>
-  <w:num w:numId="57" w16cid:durableId="456988854">
-    <w:abstractNumId w:val="5"/>
-  </w:num>
-  <w:num w:numId="58" w16cid:durableId="280889026">
-    <w:abstractNumId w:val="2"/>
   </w:num>
 </w:numbering>
 </file>
@@ -3593,7 +4669,6 @@
     <w:next w:val="Normal"/>
     <w:link w:val="Ttulo2Car"/>
     <w:uiPriority w:val="9"/>
-    <w:semiHidden/>
     <w:unhideWhenUsed/>
     <w:qFormat/>
     <w:rsid w:val="00782010"/>
@@ -3810,7 +4885,6 @@
   <w:style w:type="character" w:default="1" w:styleId="Fuentedeprrafopredeter">
     <w:name w:val="Default Paragraph Font"/>
     <w:uiPriority w:val="1"/>
-    <w:semiHidden/>
     <w:unhideWhenUsed/>
   </w:style>
   <w:style w:type="table" w:default="1" w:styleId="Tablanormal">
@@ -3855,7 +4929,6 @@
     <w:basedOn w:val="Fuentedeprrafopredeter"/>
     <w:link w:val="Ttulo2"/>
     <w:uiPriority w:val="9"/>
-    <w:semiHidden/>
     <w:rsid w:val="00782010"/>
     <w:rPr>
       <w:rFonts w:asciiTheme="majorHAnsi" w:eastAsiaTheme="majorEastAsia" w:hAnsiTheme="majorHAnsi" w:cstheme="majorBidi"/>

--- a/Memoria/Memoria.docx
+++ b/Memoria/Memoria.docx
@@ -1495,13 +1495,7 @@
         <w:ind w:left="426"/>
       </w:pPr>
       <w:r>
-        <w:t xml:space="preserve">A </w:t>
-      </w:r>
-      <w:r>
-        <w:t>continuación,</w:t>
-      </w:r>
-      <w:r>
-        <w:t xml:space="preserve"> se detallan los objetivos específicos que se han definido a partir del objetivo principal, y que servirán como métricas para evaluar el éxito del proyecto:</w:t>
+        <w:t>A continuación, se detallan los objetivos específicos que se han definido a partir del objetivo principal, y que servirán como métricas para evaluar el éxito del proyecto:</w:t>
       </w:r>
     </w:p>
     <w:p>
@@ -1720,13 +1714,7 @@
         <w:ind w:left="426"/>
       </w:pPr>
       <w:r>
-        <w:t xml:space="preserve">Dado el carácter académico de este trabajo de fin de grado, el proyecto se ha desarrollado con recursos y tiempo limitados, lo que ha requerido establecer con claridad los límites funcionales y técnicos del producto final. A </w:t>
-      </w:r>
-      <w:r>
-        <w:t>continuación,</w:t>
-      </w:r>
-      <w:r>
-        <w:t xml:space="preserve"> se detallan los aspectos que han quedado dentro y fuera del alcance del proyecto.</w:t>
+        <w:t>Dado el carácter académico de este trabajo de fin de grado, el proyecto se ha desarrollado con recursos y tiempo limitados, lo que ha requerido establecer con claridad los límites funcionales y técnicos del producto final. A continuación, se detallan los aspectos que han quedado dentro y fuera del alcance del proyecto.</w:t>
       </w:r>
     </w:p>
     <w:p>
@@ -1734,10 +1722,6 @@
         <w:ind w:left="426"/>
       </w:pPr>
       <w:r>
-        <w:rPr>
-          <w:i/>
-          <w:iCs/>
-        </w:rPr>
         <w:t>Aspectos incluidos en el alcance:</w:t>
       </w:r>
     </w:p>
@@ -1890,10 +1874,6 @@
         <w:ind w:left="426"/>
       </w:pPr>
       <w:r>
-        <w:rPr>
-          <w:i/>
-          <w:iCs/>
-        </w:rPr>
         <w:t>Aspectos fuera del alcance:</w:t>
       </w:r>
     </w:p>
@@ -2049,32 +2029,862 @@
         <w:t>Estado del arte</w:t>
       </w:r>
     </w:p>
-    <w:p/>
-    <w:p/>
-    <w:p/>
-    <w:p/>
-    <w:p/>
-    <w:p/>
-    <w:p/>
-    <w:p/>
-    <w:p/>
-    <w:p/>
-    <w:p/>
-    <w:p/>
-    <w:p/>
-    <w:p/>
-    <w:p/>
-    <w:p/>
-    <w:p/>
-    <w:p/>
-    <w:p/>
-    <w:p/>
-    <w:p/>
-    <w:p/>
-    <w:p/>
-    <w:p/>
-    <w:p/>
-    <w:p/>
+    <w:p>
+      <w:pPr>
+        <w:ind w:left="426"/>
+      </w:pPr>
+      <w:r>
+        <w:t xml:space="preserve">En este apartado se aborda la justificación de la decisión de hacer un videojuego de carreras de coches, generando los circuitos de manera procedural y con una IA que ha aprendido mediante el aprendizaje por refuerzo como trabajo de fin de grado. También se explica un poco </w:t>
+      </w:r>
+      <w:r>
+        <w:t>la historia relacionada con esta industria y videojuegos especiales de ella.</w:t>
+      </w:r>
+    </w:p>
+    <w:p>
+      <w:pPr>
+        <w:pStyle w:val="Prrafodelista"/>
+        <w:keepNext/>
+        <w:keepLines/>
+        <w:numPr>
+          <w:ilvl w:val="0"/>
+          <w:numId w:val="42"/>
+        </w:numPr>
+        <w:pBdr>
+          <w:bottom w:val="single" w:sz="4" w:space="1" w:color="595959" w:themeColor="text1" w:themeTint="A6"/>
+        </w:pBdr>
+        <w:spacing w:before="360"/>
+        <w:contextualSpacing w:val="0"/>
+        <w:outlineLvl w:val="0"/>
+        <w:rPr>
+          <w:rFonts w:asciiTheme="majorHAnsi" w:eastAsiaTheme="majorEastAsia" w:hAnsiTheme="majorHAnsi" w:cstheme="majorBidi"/>
+          <w:b/>
+          <w:bCs/>
+          <w:smallCaps/>
+          <w:vanish/>
+          <w:color w:val="000000" w:themeColor="text1"/>
+          <w:sz w:val="36"/>
+          <w:szCs w:val="36"/>
+        </w:rPr>
+      </w:pPr>
+    </w:p>
+    <w:p>
+      <w:pPr>
+        <w:pStyle w:val="Ttulo2"/>
+        <w:ind w:left="1002"/>
+        <w:rPr>
+          <w:rFonts w:asciiTheme="minorHAnsi" w:hAnsiTheme="minorHAnsi" w:cstheme="minorHAnsi"/>
+        </w:rPr>
+      </w:pPr>
+      <w:r>
+        <w:rPr>
+          <w:rFonts w:asciiTheme="minorHAnsi" w:hAnsiTheme="minorHAnsi" w:cstheme="minorHAnsi"/>
+        </w:rPr>
+        <w:t>Justificación</w:t>
+      </w:r>
+    </w:p>
+    <w:p>
+      <w:pPr>
+        <w:ind w:left="426"/>
+      </w:pPr>
+      <w:r>
+        <w:t>Este proyecto nació de la pasión que tengo hacia la informática y, en especial, hacia los videojuegos. A lo largo de mi vida, la industria del videojuego me ha acompañado en numerosos momentos importantes y ha sido una fuente constante de experiencias y relaciones personales que perduran hasta hoy. Es precisamente por ello por lo que he decidido realizar como trabajo de fin de grado el desarrollo de un videojuego, como forma de devolver y contribuir a una industria que tanto me ha aportado. Además, este proyecto supone una oportunidad para demostrar de forma práctica el conocimiento adquirido a lo largo de la carrera, aplicándolo en un tipo de producto que no es habitual en el ámbito académico.</w:t>
+      </w:r>
+    </w:p>
+    <w:p>
+      <w:pPr>
+        <w:ind w:left="426"/>
+      </w:pPr>
+      <w:r>
+        <w:t>La elección de un videojuego de carreras de coches como temática está directamente relacionada con uno de mis mayores intereses fuera de la informática: el automovilismo y, en particular, la Fórmula 1 [1], la competición de motor más importante del mundo. Este interés ha influido de forma natural en la dirección del proyecto, orientándolo hacia un género que conozco y valoro tanto como jugador como como aficionado al motor.</w:t>
+      </w:r>
+    </w:p>
+    <w:p>
+      <w:pPr>
+        <w:ind w:left="426"/>
+      </w:pPr>
+      <w:r>
+        <w:t xml:space="preserve">Por último, la decisión de incorporar generación procedural de circuitos e inteligencia artificial mediante aprendizaje por refuerzo responde al deseo de ir más allá de un proyecto convencional. La gran mayoría de videojuegos de carreras del mercado actual ofrecen circuitos fijos diseñados manualmente, lo que limita la variedad y la </w:t>
+      </w:r>
+      <w:proofErr w:type="spellStart"/>
+      <w:r>
+        <w:t>rejugabilidad</w:t>
+      </w:r>
+      <w:proofErr w:type="spellEnd"/>
+      <w:r>
+        <w:t xml:space="preserve"> a largo plazo. La generación procedural de contenido es una técnica ampliamente utilizada en la industria del videojuego para superar precisamente esa limitación, y su combinación con técnicas de aprendizaje por refuerzo para el entrenamiento de agentes autónomos representa una línea de trabajo activa tanto en investigación académica como en la industria tecnológica. Integrar ambas tecnologías en un mismo producto es lo que, a mi juicio, aporta el valor diferencial y la profundidad técnica necesarios para un trabajo de fin de grado de ingeniería informática.</w:t>
+      </w:r>
+    </w:p>
+    <w:p>
+      <w:pPr>
+        <w:pStyle w:val="Ttulo2"/>
+        <w:ind w:left="993" w:hanging="567"/>
+        <w:jc w:val="both"/>
+        <w:rPr>
+          <w:rFonts w:asciiTheme="minorHAnsi" w:hAnsiTheme="minorHAnsi" w:cstheme="minorHAnsi"/>
+        </w:rPr>
+      </w:pPr>
+      <w:r>
+        <w:rPr>
+          <w:rFonts w:asciiTheme="minorHAnsi" w:hAnsiTheme="minorHAnsi" w:cstheme="minorHAnsi"/>
+        </w:rPr>
+        <w:t>Antecedentes</w:t>
+      </w:r>
+    </w:p>
+    <w:p>
+      <w:pPr>
+        <w:ind w:left="426"/>
+      </w:pPr>
+      <w:r>
+        <w:t xml:space="preserve">Los videojuegos de carreras de coches tienen sus raíces en los primeros años de la industria del videojuego. En 1974, Atari lanzó Gran </w:t>
+      </w:r>
+      <w:proofErr w:type="spellStart"/>
+      <w:r>
+        <w:t>Trak</w:t>
+      </w:r>
+      <w:proofErr w:type="spellEnd"/>
+      <w:r>
+        <w:t xml:space="preserve"> 10 [2], considerado el primer videojuego de carreras de coches propiamente dicho. Su mayor aportación fue la introducción del volante, los pedales y el cambio de marchas como controladores físicos, sentando las bases de lo que hoy consideramos la forma natural de interactuar con este tipo de juegos. Ese mismo año, </w:t>
+      </w:r>
+      <w:proofErr w:type="spellStart"/>
+      <w:r>
+        <w:t>Taito</w:t>
+      </w:r>
+      <w:proofErr w:type="spellEnd"/>
+      <w:r>
+        <w:t xml:space="preserve"> lanzó </w:t>
+      </w:r>
+      <w:proofErr w:type="spellStart"/>
+      <w:r>
+        <w:t>Speed</w:t>
+      </w:r>
+      <w:proofErr w:type="spellEnd"/>
+      <w:r>
+        <w:t xml:space="preserve"> </w:t>
+      </w:r>
+      <w:proofErr w:type="spellStart"/>
+      <w:r>
+        <w:t>Race</w:t>
+      </w:r>
+      <w:proofErr w:type="spellEnd"/>
+      <w:r>
+        <w:t xml:space="preserve"> [3], que introdujo el </w:t>
+      </w:r>
+      <w:proofErr w:type="spellStart"/>
+      <w:r>
+        <w:t>scroll</w:t>
+      </w:r>
+      <w:proofErr w:type="spellEnd"/>
+      <w:r>
+        <w:t xml:space="preserve"> vertical de la pantalla, es decir, que el circuito se desplazaba hacia arriba generando una sensación de movimiento hacia delante que no existía hasta entonces y que influiría directamente en el diseño de juegos posteriores.</w:t>
+      </w:r>
+    </w:p>
+    <w:p>
+      <w:pPr>
+        <w:ind w:left="426"/>
+        <w:rPr>
+          <w:b/>
+          <w:bCs/>
+        </w:rPr>
+      </w:pPr>
+      <w:r>
+        <w:rPr>
+          <w:b/>
+          <w:bCs/>
+        </w:rPr>
+        <w:lastRenderedPageBreak/>
+        <w:t xml:space="preserve">[IMAGEN: Captura de pantalla o fotografía del arcade de Gran </w:t>
+      </w:r>
+      <w:proofErr w:type="spellStart"/>
+      <w:r>
+        <w:rPr>
+          <w:b/>
+          <w:bCs/>
+        </w:rPr>
+        <w:t>Trak</w:t>
+      </w:r>
+      <w:proofErr w:type="spellEnd"/>
+      <w:r>
+        <w:rPr>
+          <w:b/>
+          <w:bCs/>
+        </w:rPr>
+        <w:t xml:space="preserve"> 10 y/o </w:t>
+      </w:r>
+      <w:proofErr w:type="spellStart"/>
+      <w:r>
+        <w:rPr>
+          <w:b/>
+          <w:bCs/>
+        </w:rPr>
+        <w:t>Speed</w:t>
+      </w:r>
+      <w:proofErr w:type="spellEnd"/>
+      <w:r>
+        <w:rPr>
+          <w:b/>
+          <w:bCs/>
+        </w:rPr>
+        <w:t xml:space="preserve"> </w:t>
+      </w:r>
+      <w:proofErr w:type="spellStart"/>
+      <w:r>
+        <w:rPr>
+          <w:b/>
+          <w:bCs/>
+        </w:rPr>
+        <w:t>Race</w:t>
+      </w:r>
+      <w:proofErr w:type="spellEnd"/>
+      <w:r>
+        <w:rPr>
+          <w:b/>
+          <w:bCs/>
+        </w:rPr>
+        <w:t>, mostrando la vista cenital y el volante físico como controlador]</w:t>
+      </w:r>
+    </w:p>
+    <w:p>
+      <w:pPr>
+        <w:ind w:left="426"/>
+      </w:pPr>
+      <w:r>
+        <w:t xml:space="preserve">El siguiente gran salto llegó en 1982 con </w:t>
+      </w:r>
+      <w:proofErr w:type="gramStart"/>
+      <w:r>
+        <w:t>Pole Position</w:t>
+      </w:r>
+      <w:proofErr w:type="gramEnd"/>
+      <w:r>
+        <w:t xml:space="preserve"> [4], desarrollado por </w:t>
+      </w:r>
+      <w:proofErr w:type="spellStart"/>
+      <w:r>
+        <w:t>Namco</w:t>
+      </w:r>
+      <w:proofErr w:type="spellEnd"/>
+      <w:r>
+        <w:t xml:space="preserve"> y distribuido por Atari. Este juego supuso un punto de inflexión para todo el género: fue el primero en introducir la perspectiva en tercera persona detrás del vehículo, que sigue siendo la vista más utilizada en los juegos de carreras actuales. Además, introdujo el uso de un circuito real, el Fuji </w:t>
+      </w:r>
+      <w:proofErr w:type="spellStart"/>
+      <w:r>
+        <w:t>Speedway</w:t>
+      </w:r>
+      <w:proofErr w:type="spellEnd"/>
+      <w:r>
+        <w:t xml:space="preserve"> japonés, la vuelta de clasificación previa a la carrera, y los </w:t>
+      </w:r>
+      <w:proofErr w:type="spellStart"/>
+      <w:r>
+        <w:t>checkpoints</w:t>
+      </w:r>
+      <w:proofErr w:type="spellEnd"/>
+      <w:r>
+        <w:t xml:space="preserve"> como mecánica de progresión.</w:t>
+      </w:r>
+    </w:p>
+    <w:p>
+      <w:pPr>
+        <w:ind w:left="426"/>
+        <w:rPr>
+          <w:b/>
+          <w:bCs/>
+        </w:rPr>
+      </w:pPr>
+      <w:r>
+        <w:rPr>
+          <w:b/>
+          <w:bCs/>
+        </w:rPr>
+        <w:t xml:space="preserve">[IMAGEN: Captura de pantalla de </w:t>
+      </w:r>
+      <w:proofErr w:type="gramStart"/>
+      <w:r>
+        <w:rPr>
+          <w:b/>
+          <w:bCs/>
+        </w:rPr>
+        <w:t>Pole Position</w:t>
+      </w:r>
+      <w:proofErr w:type="gramEnd"/>
+      <w:r>
+        <w:rPr>
+          <w:b/>
+          <w:bCs/>
+        </w:rPr>
+        <w:t xml:space="preserve"> mostrando la perspectiva en tercera persona detrás del vehículo, que contrasta claramente con la vista cenital de los juegos anteriores]</w:t>
+      </w:r>
+    </w:p>
+    <w:p>
+      <w:pPr>
+        <w:ind w:left="426"/>
+      </w:pPr>
+      <w:r>
+        <w:t xml:space="preserve">Sin embargo, la verdadera revolución del género en las consolas domésticas llegó en 1997 con Gran Turismo [5], desarrollado por </w:t>
+      </w:r>
+      <w:proofErr w:type="spellStart"/>
+      <w:r>
+        <w:t>Polyphony</w:t>
+      </w:r>
+      <w:proofErr w:type="spellEnd"/>
+      <w:r>
+        <w:t xml:space="preserve"> Digital para PlayStation. Este título redefinió por completo lo que un videojuego de carreras podía ofrecer, introduciendo físicas de conducción realistas, más de 140 vehículos con licencias oficiales de fabricantes reales, y un sistema de licencias de conducción que el jugador debía superar para desbloquear eventos. Se convirtió en el juego más vendido de PlayStation con cerca de 11 millones de copias y estableció el estándar del simulador de conducción moderno, cuya influencia sigue siendo evidente en sagas actuales como </w:t>
+      </w:r>
+      <w:proofErr w:type="spellStart"/>
+      <w:r>
+        <w:t>Forza</w:t>
+      </w:r>
+      <w:proofErr w:type="spellEnd"/>
+      <w:r>
+        <w:t xml:space="preserve"> </w:t>
+      </w:r>
+      <w:proofErr w:type="spellStart"/>
+      <w:r>
+        <w:t>Motorsport</w:t>
+      </w:r>
+      <w:proofErr w:type="spellEnd"/>
+      <w:r>
+        <w:t xml:space="preserve"> o la propia continuación de Gran Turismo.</w:t>
+      </w:r>
+    </w:p>
+    <w:p>
+      <w:pPr>
+        <w:ind w:left="426"/>
+        <w:rPr>
+          <w:b/>
+          <w:bCs/>
+        </w:rPr>
+      </w:pPr>
+      <w:r>
+        <w:rPr>
+          <w:b/>
+          <w:bCs/>
+        </w:rPr>
+        <w:t>[IMAGEN: Captura de pantalla de Gran Turismo 1 mostrando la selección de coches con licencias reales o una carrera, ilustrando el salto de calidad gráfica y de contenido respecto a los títulos anteriores]</w:t>
+      </w:r>
+    </w:p>
+    <w:p>
+      <w:pPr>
+        <w:pStyle w:val="Ttulo2"/>
+        <w:ind w:left="993" w:hanging="567"/>
+        <w:jc w:val="both"/>
+        <w:rPr>
+          <w:rFonts w:asciiTheme="minorHAnsi" w:hAnsiTheme="minorHAnsi" w:cstheme="minorHAnsi"/>
+        </w:rPr>
+      </w:pPr>
+      <w:r>
+        <w:rPr>
+          <w:rFonts w:asciiTheme="minorHAnsi" w:hAnsiTheme="minorHAnsi" w:cstheme="minorHAnsi"/>
+        </w:rPr>
+        <w:t>Estado actual</w:t>
+      </w:r>
+    </w:p>
+    <w:p>
+      <w:pPr>
+        <w:ind w:left="426"/>
+      </w:pPr>
+      <w:r>
+        <w:t xml:space="preserve">Los videojuegos de carreras de coches constituyen hoy en día uno de los géneros más consolidados de la industria. Títulos como Gran Turismo 7, </w:t>
+      </w:r>
+      <w:proofErr w:type="spellStart"/>
+      <w:r>
+        <w:t>Forza</w:t>
+      </w:r>
+      <w:proofErr w:type="spellEnd"/>
+      <w:r>
+        <w:t xml:space="preserve"> </w:t>
+      </w:r>
+      <w:proofErr w:type="spellStart"/>
+      <w:r>
+        <w:t>Motorsport</w:t>
+      </w:r>
+      <w:proofErr w:type="spellEnd"/>
+      <w:r>
+        <w:t xml:space="preserve">, F1 24 o </w:t>
+      </w:r>
+      <w:proofErr w:type="spellStart"/>
+      <w:r>
+        <w:t>iRacing</w:t>
+      </w:r>
+      <w:proofErr w:type="spellEnd"/>
+      <w:r>
+        <w:t xml:space="preserve"> representan el estado del arte comercial del género, ofreciendo experiencias de conducción cada vez más realistas con físicas avanzadas, coches y circuitos con licencias oficiales y modos de juego muy completos. Sin embargo, y pese a toda esta evolución técnica, todos estos títulos comparten una característica común: sus circuitos están diseñados íntegramente a mano por equipos de diseñadores, y sus </w:t>
+      </w:r>
+      <w:proofErr w:type="spellStart"/>
+      <w:r>
+        <w:t>bots</w:t>
+      </w:r>
+      <w:proofErr w:type="spellEnd"/>
+      <w:r>
+        <w:t xml:space="preserve"> están controlados mediante sistemas de inteligencia artificial tradicional basados en </w:t>
+      </w:r>
+      <w:proofErr w:type="spellStart"/>
+      <w:r>
+        <w:t>waypoints</w:t>
+      </w:r>
+      <w:proofErr w:type="spellEnd"/>
+      <w:r>
+        <w:t xml:space="preserve"> y scripts de comportamiento predefinidos. En este sistema, los diseñadores colocan manualmente una serie de puntos invisibles a lo largo del circuito que el </w:t>
+      </w:r>
+      <w:proofErr w:type="spellStart"/>
+      <w:r>
+        <w:t>bot</w:t>
+      </w:r>
+      <w:proofErr w:type="spellEnd"/>
+      <w:r>
+        <w:t xml:space="preserve"> sigue en orden, complementados por reglas escritas a mano para situaciones concretas como frenar ante un rival, buscar un hueco para adelantar o volver a la línea ideal tras una salida de pista. El </w:t>
+      </w:r>
+      <w:proofErr w:type="spellStart"/>
+      <w:r>
+        <w:t>bot</w:t>
+      </w:r>
+      <w:proofErr w:type="spellEnd"/>
+      <w:r>
+        <w:t xml:space="preserve"> no aprende nada, simplemente ejecuta instrucciones predefinidas, y su dificultad se regula ajustando parámetros como la velocidad máxima o la agresividad con la que sigue la línea ideal.</w:t>
+      </w:r>
+    </w:p>
+    <w:p>
+      <w:pPr>
+        <w:ind w:left="426"/>
+        <w:rPr>
+          <w:b/>
+          <w:bCs/>
+        </w:rPr>
+      </w:pPr>
+      <w:r>
+        <w:rPr>
+          <w:b/>
+          <w:bCs/>
+        </w:rPr>
+        <w:t xml:space="preserve">[IMAGEN: Captura de pantalla de un juego AAA de carreras como Gran Turismo 7 o </w:t>
+      </w:r>
+      <w:proofErr w:type="spellStart"/>
+      <w:r>
+        <w:rPr>
+          <w:b/>
+          <w:bCs/>
+        </w:rPr>
+        <w:t>Forza</w:t>
+      </w:r>
+      <w:proofErr w:type="spellEnd"/>
+      <w:r>
+        <w:rPr>
+          <w:b/>
+          <w:bCs/>
+        </w:rPr>
+        <w:t xml:space="preserve"> </w:t>
+      </w:r>
+      <w:proofErr w:type="spellStart"/>
+      <w:r>
+        <w:rPr>
+          <w:b/>
+          <w:bCs/>
+        </w:rPr>
+        <w:t>Motorsport</w:t>
+      </w:r>
+      <w:proofErr w:type="spellEnd"/>
+      <w:r>
+        <w:rPr>
+          <w:b/>
+          <w:bCs/>
+        </w:rPr>
+        <w:t xml:space="preserve"> ilustrando un circuito diseñado manualmente]</w:t>
+      </w:r>
+    </w:p>
+    <w:p>
+      <w:pPr>
+        <w:ind w:left="426"/>
+      </w:pPr>
+      <w:r>
+        <w:t xml:space="preserve">En el ámbito de la generación procedural de circuitos, su ausencia en los grandes títulos comerciales es prácticamente total. No existe ningún juego de carreras AAA que genere sus </w:t>
+      </w:r>
+      <w:r>
+        <w:lastRenderedPageBreak/>
+        <w:t xml:space="preserve">pistas de forma automática. En el segmento independiente sí existen algunos precedentes, aunque con un enfoque y alcance muy diferente al de este proyecto. </w:t>
+      </w:r>
+      <w:proofErr w:type="spellStart"/>
+      <w:r>
+        <w:t>Trackmaster</w:t>
+      </w:r>
+      <w:proofErr w:type="spellEnd"/>
+      <w:r>
+        <w:t xml:space="preserve"> [6], disponible en </w:t>
+      </w:r>
+      <w:proofErr w:type="spellStart"/>
+      <w:r>
+        <w:t>Steam</w:t>
+      </w:r>
+      <w:proofErr w:type="spellEnd"/>
+      <w:r>
+        <w:t xml:space="preserve">, es un juego arcade que genera pistas aleatorias con obstáculos y elementos fantásticos, alejado por completo de cualquier pretensión de simulación realista. </w:t>
+      </w:r>
+      <w:proofErr w:type="spellStart"/>
+      <w:r>
+        <w:t>Virage</w:t>
+      </w:r>
+      <w:proofErr w:type="spellEnd"/>
+      <w:r>
+        <w:t xml:space="preserve"> Rally [7], también en </w:t>
+      </w:r>
+      <w:proofErr w:type="spellStart"/>
+      <w:r>
+        <w:t>Steam</w:t>
+      </w:r>
+      <w:proofErr w:type="spellEnd"/>
+      <w:r>
+        <w:t xml:space="preserve">, genera etapas de rally </w:t>
+      </w:r>
+      <w:proofErr w:type="spellStart"/>
+      <w:r>
+        <w:t>proceduralmente</w:t>
+      </w:r>
+      <w:proofErr w:type="spellEnd"/>
+      <w:r>
+        <w:t xml:space="preserve">, pero se trata de tramos de carretera abierta, no de circuitos cerrados como los que genera el sistema desarrollado en este trabajo. </w:t>
+      </w:r>
+    </w:p>
+    <w:p>
+      <w:pPr>
+        <w:ind w:left="426"/>
+        <w:rPr>
+          <w:b/>
+          <w:bCs/>
+        </w:rPr>
+      </w:pPr>
+      <w:r>
+        <w:rPr>
+          <w:b/>
+          <w:bCs/>
+        </w:rPr>
+        <w:t xml:space="preserve">[IMAGEN: Captura de pantalla de </w:t>
+      </w:r>
+      <w:proofErr w:type="spellStart"/>
+      <w:r>
+        <w:rPr>
+          <w:b/>
+          <w:bCs/>
+        </w:rPr>
+        <w:t>Trackmaster</w:t>
+      </w:r>
+      <w:proofErr w:type="spellEnd"/>
+      <w:r>
+        <w:rPr>
+          <w:b/>
+          <w:bCs/>
+        </w:rPr>
+        <w:t xml:space="preserve"> o </w:t>
+      </w:r>
+      <w:proofErr w:type="spellStart"/>
+      <w:r>
+        <w:rPr>
+          <w:b/>
+          <w:bCs/>
+        </w:rPr>
+        <w:t>Virage</w:t>
+      </w:r>
+      <w:proofErr w:type="spellEnd"/>
+      <w:r>
+        <w:rPr>
+          <w:b/>
+          <w:bCs/>
+        </w:rPr>
+        <w:t xml:space="preserve"> Rally ilustrando el contraste con los circuitos generados en este proyecto]</w:t>
+      </w:r>
+    </w:p>
+    <w:p>
+      <w:pPr>
+        <w:ind w:left="426"/>
+      </w:pPr>
+      <w:r>
+        <w:t xml:space="preserve">Respecto al entrenamiento de agentes mediante aprendizaje por refuerzo en el género de carreras, la situación es similar. Ningún juego comercial de carreras utiliza RL para controlar a sus </w:t>
+      </w:r>
+      <w:proofErr w:type="spellStart"/>
+      <w:r>
+        <w:t>bots</w:t>
+      </w:r>
+      <w:proofErr w:type="spellEnd"/>
+      <w:r>
+        <w:t xml:space="preserve">. La única excepción notable en el sector es Gran Turismo </w:t>
+      </w:r>
+      <w:proofErr w:type="spellStart"/>
+      <w:r>
+        <w:t>Sophy</w:t>
+      </w:r>
+      <w:proofErr w:type="spellEnd"/>
+      <w:r>
+        <w:t xml:space="preserve"> [</w:t>
+      </w:r>
+      <w:r>
+        <w:t>8</w:t>
+      </w:r>
+      <w:r>
+        <w:t xml:space="preserve">], un agente desarrollado por Sony AI y presentado en 2022 que, entrenado mediante aprendizaje por refuerzo, fue capaz de superar a pilotos humanos de élite en Gran Turismo 7. Sin embargo, </w:t>
+      </w:r>
+      <w:proofErr w:type="spellStart"/>
+      <w:r>
+        <w:t>Sophy</w:t>
+      </w:r>
+      <w:proofErr w:type="spellEnd"/>
+      <w:r>
+        <w:t xml:space="preserve"> es un proyecto de investigación externo al propio videojuego, nunca llegó a integrarse como el sistema de IA del juego para el jugador habitual, y fue desarrollado sobre un circuito fijo y conocido, no sobre circuitos generados dinámicamente.</w:t>
+      </w:r>
+    </w:p>
+    <w:p>
+      <w:pPr>
+        <w:ind w:left="426"/>
+      </w:pPr>
+      <w:r>
+        <w:t>Dado este panorama, el presente proyecto ocupa un hueco claramente diferencial dentro del género: ningún título comercial combina la generación procedural de circuitos cerrados con el entrenamiento de un agente mediante aprendizaje por refuerzo dentro de un mismo videojuego jugable. Esta combinación es precisamente lo que aporta el valor técnico y la originalidad de este trabajo dentro del estado actual de la industria.</w:t>
+      </w:r>
+    </w:p>
+    <w:p>
+      <w:pPr>
+        <w:pStyle w:val="Ttulo2"/>
+        <w:ind w:left="993" w:hanging="567"/>
+        <w:jc w:val="both"/>
+        <w:rPr>
+          <w:rFonts w:asciiTheme="minorHAnsi" w:hAnsiTheme="minorHAnsi" w:cstheme="minorHAnsi"/>
+        </w:rPr>
+      </w:pPr>
+      <w:r>
+        <w:rPr>
+          <w:rFonts w:asciiTheme="minorHAnsi" w:hAnsiTheme="minorHAnsi" w:cstheme="minorHAnsi"/>
+        </w:rPr>
+        <w:t>Terminología y conceptos fundamentales</w:t>
+      </w:r>
+    </w:p>
+    <w:p>
+      <w:pPr>
+        <w:ind w:left="426"/>
+      </w:pPr>
+      <w:r>
+        <w:t>Antes de profundizar en el desarrollo del proyecto, es conveniente definir los conceptos fundamentales que aparecerán de forma recurrente a lo largo de esta memoria, con el objetivo de facilitar su comprensión independientemente del nivel de familiaridad del lector con estas tecnologías.</w:t>
+      </w:r>
+    </w:p>
+    <w:p>
+      <w:pPr>
+        <w:ind w:left="426"/>
+      </w:pPr>
+      <w:r>
+        <w:t xml:space="preserve">El primero y más central de todos es el aprendizaje por refuerzo (en inglés, </w:t>
+      </w:r>
+      <w:proofErr w:type="spellStart"/>
+      <w:r>
+        <w:t>Reinforcement</w:t>
+      </w:r>
+      <w:proofErr w:type="spellEnd"/>
+      <w:r>
+        <w:t xml:space="preserve"> </w:t>
+      </w:r>
+      <w:proofErr w:type="spellStart"/>
+      <w:r>
+        <w:t>Learning</w:t>
+      </w:r>
+      <w:proofErr w:type="spellEnd"/>
+      <w:r>
+        <w:t xml:space="preserve"> o RL), una rama del aprendizaje automático en la que un agente aprende a tomar decisiones mediante la interacción con un entorno [9]. A diferencia del aprendizaje supervisado, donde el modelo aprende a partir de ejemplos etiquetados, en el aprendizaje por refuerzo el agente no recibe instrucciones directas sobre qué hacer, sino que explora el entorno por su cuenta, recibe una señal numérica llamada recompensa en función de si sus acciones son beneficiosas o perjudiciales, y ajusta su comportamiento con el objetivo de maximizar la recompensa acumulada a lo largo del tiempo. Cada ciclo completo de interacción, desde que el agente se inicializa hasta que termina por haber completado el objetivo o por haber fallado, se denomina episodio. El conjunto de reglas que determinan qué acción toma el agente en cada situación se denomina política, y es precisamente lo que el agente aprende y refina a lo largo de los episodios de entrenamiento.</w:t>
+      </w:r>
+    </w:p>
+    <w:p>
+      <w:pPr>
+        <w:ind w:left="426"/>
+        <w:rPr>
+          <w:b/>
+          <w:bCs/>
+        </w:rPr>
+      </w:pPr>
+      <w:r>
+        <w:rPr>
+          <w:b/>
+          <w:bCs/>
+        </w:rPr>
+        <w:t xml:space="preserve">[IMAGEN: Diagrama del ciclo básico de aprendizaje por refuerzo: agente → acción → entorno → recompensa + observación → agente. Es el lugar ideal para una figura propia o extraída de </w:t>
+      </w:r>
+      <w:r>
+        <w:rPr>
+          <w:b/>
+          <w:bCs/>
+        </w:rPr>
+        <w:lastRenderedPageBreak/>
+        <w:t>bibliografía académica, ya que ilustra el concepto de forma muy visual y es habitual en memorias con este contenido]</w:t>
+      </w:r>
+    </w:p>
+    <w:p>
+      <w:pPr>
+        <w:ind w:left="426"/>
+      </w:pPr>
+      <w:r>
+        <w:t>Estrechamente relacionado con el aprendizaje por refuerzo está el concepto de función de recompensa, que merece una mención específica por su importancia crítica en el diseño del sistema. La función de recompensa es la que define qué comportamientos se consideran deseables y cuáles no, asignando valores numéricos positivos o negativos a las acciones del agente en cada paso de tiempo [10]. Su diseño es una de las decisiones más determinantes del proceso de entrenamiento: una función de recompensa mal diseñada puede llevar al agente a aprender comportamientos inesperados o ineficientes que maximizan la recompensa de formas no previstas por el desarrollador, mientras que una bien diseñada guía el aprendizaje de forma efectiva hacia el comportamiento deseado.</w:t>
+      </w:r>
+    </w:p>
+    <w:p>
+      <w:pPr>
+        <w:ind w:left="426"/>
+      </w:pPr>
+      <w:r>
+        <w:t xml:space="preserve">El segundo concepto fundamental es la generación procedural de contenido (en inglés, Procedural Content </w:t>
+      </w:r>
+      <w:proofErr w:type="spellStart"/>
+      <w:r>
+        <w:t>Generation</w:t>
+      </w:r>
+      <w:proofErr w:type="spellEnd"/>
+      <w:r>
+        <w:t xml:space="preserve"> o PCG), una técnica mediante la cual el contenido de un videojuego se crea de forma automática mediante algoritmos en lugar de ser diseñado manualmente por un equipo humano [11]. Es importante distinguir generación procedural de aleatoriedad pura: el contenido procedural se genera siguiendo reglas y restricciones definidas por el desarrollador, lo que garantiza que el resultado sea siempre válido y jugable, aunque diferente en cada ejecución. Esta técnica se utiliza ampliamente en la industria del videojuego para aumentar la variedad y la </w:t>
+      </w:r>
+      <w:proofErr w:type="spellStart"/>
+      <w:r>
+        <w:t>rejugabilidad</w:t>
+      </w:r>
+      <w:proofErr w:type="spellEnd"/>
+      <w:r>
+        <w:t xml:space="preserve"> sin incrementar proporcionalmente el coste de producción.</w:t>
+      </w:r>
+    </w:p>
+    <w:p>
+      <w:pPr>
+        <w:ind w:left="426"/>
+        <w:rPr>
+          <w:b/>
+          <w:bCs/>
+        </w:rPr>
+      </w:pPr>
+      <w:r>
+        <w:rPr>
+          <w:b/>
+          <w:bCs/>
+        </w:rPr>
+        <w:t>[IMAGEN: Ejemplo visual de generación procedural, idealmente una captura del propio generador de circuitos del proyecto mostrando dos circuitos diferentes generados automáticamente, lo que ilustra directamente el concepto aplicado al trabajo]</w:t>
+      </w:r>
+    </w:p>
+    <w:p>
+      <w:pPr>
+        <w:ind w:left="426"/>
+      </w:pPr>
+      <w:r>
+        <w:t>ML-</w:t>
+      </w:r>
+      <w:proofErr w:type="spellStart"/>
+      <w:r>
+        <w:t>Agents</w:t>
+      </w:r>
+      <w:proofErr w:type="spellEnd"/>
+      <w:r>
+        <w:t xml:space="preserve"> es el </w:t>
+      </w:r>
+      <w:proofErr w:type="spellStart"/>
+      <w:r>
+        <w:t>framework</w:t>
+      </w:r>
+      <w:proofErr w:type="spellEnd"/>
+      <w:r>
+        <w:t xml:space="preserve"> desarrollado por Unity Technologies que permite implementar aprendizaje por refuerzo directamente dentro del motor de videojuegos Unity [12]. Proporciona una capa de comunicación entre el entorno de simulación, en este caso el videojuego, y los algoritmos de entrenamiento, permitiendo que un agente definido dentro de la escena de Unity reciba observaciones del entorno, tome decisiones y reciba recompensas de forma integrada con la lógica del juego. Es la herramienta sobre la que se apoya todo el sistema de inteligencia artificial desarrollado en este proyecto.</w:t>
+      </w:r>
+    </w:p>
+    <w:p>
+      <w:pPr>
+        <w:ind w:left="426"/>
+      </w:pPr>
+      <w:r>
+        <w:t xml:space="preserve">Los </w:t>
+      </w:r>
+      <w:proofErr w:type="spellStart"/>
+      <w:r>
+        <w:t>raycasts</w:t>
+      </w:r>
+      <w:proofErr w:type="spellEnd"/>
+      <w:r>
+        <w:t xml:space="preserve"> son rayos virtuales que se proyectan desde un punto del espacio en una dirección determinada y devuelven información sobre el primer objeto que interceptan, como su distancia o su tipo [13]. En el contexto de este proyecto se utilizan como parte de las observaciones que el agente recibe del entorno: el vehículo proyecta varios </w:t>
+      </w:r>
+      <w:proofErr w:type="spellStart"/>
+      <w:r>
+        <w:t>raycasts</w:t>
+      </w:r>
+      <w:proofErr w:type="spellEnd"/>
+      <w:r>
+        <w:t xml:space="preserve"> en distintas direcciones alrededor suyo, y las distancias devueltas le permiten percibir la proximidad de las paredes del circuito sin necesidad de acceder directamente a la geometría del escenario, de forma similar a como funcionan los sensores de proximidad en un vehículo real.</w:t>
+      </w:r>
+    </w:p>
+    <w:p>
+      <w:pPr>
+        <w:ind w:left="426"/>
+        <w:rPr>
+          <w:b/>
+          <w:bCs/>
+        </w:rPr>
+      </w:pPr>
+      <w:r>
+        <w:rPr>
+          <w:b/>
+          <w:bCs/>
+        </w:rPr>
+        <w:t xml:space="preserve">[IMAGEN: Captura del vehículo en el circuito dentro del editor de Unity con los </w:t>
+      </w:r>
+      <w:proofErr w:type="spellStart"/>
+      <w:r>
+        <w:rPr>
+          <w:b/>
+          <w:bCs/>
+        </w:rPr>
+        <w:t>raycasts</w:t>
+      </w:r>
+      <w:proofErr w:type="spellEnd"/>
+      <w:r>
+        <w:rPr>
+          <w:b/>
+          <w:bCs/>
+        </w:rPr>
+        <w:t xml:space="preserve"> visibles como líneas proyectadas desde el coche, lo que ilustra de forma muy directa cómo el agente percibe su entorno]</w:t>
+      </w:r>
+    </w:p>
+    <w:p>
+      <w:pPr>
+        <w:ind w:left="426"/>
+      </w:pPr>
+      <w:r>
+        <w:lastRenderedPageBreak/>
+        <w:t xml:space="preserve">Por último, un </w:t>
+      </w:r>
+      <w:proofErr w:type="spellStart"/>
+      <w:r>
+        <w:t>checkpoint</w:t>
+      </w:r>
+      <w:proofErr w:type="spellEnd"/>
+      <w:r>
+        <w:t xml:space="preserve"> en el contexto de los videojuegos de carreras es un punto de control situado a lo largo del circuito que el vehículo debe atravesar en orden [14]. En los juegos tradicionales se utilizan para validar que el jugador ha completado el recorrido correctamente y evitar atajos. En este proyecto los </w:t>
+      </w:r>
+      <w:proofErr w:type="spellStart"/>
+      <w:r>
+        <w:t>checkpoints</w:t>
+      </w:r>
+      <w:proofErr w:type="spellEnd"/>
+      <w:r>
+        <w:t xml:space="preserve"> cumplen además un papel fundamental en el entrenamiento del agente, ya que sirven como base para calcular la función de recompensa: superar un </w:t>
+      </w:r>
+      <w:proofErr w:type="spellStart"/>
+      <w:r>
+        <w:t>checkpoint</w:t>
+      </w:r>
+      <w:proofErr w:type="spellEnd"/>
+      <w:r>
+        <w:t xml:space="preserve"> en el orden correcto proporciona una recompensa positiva al agente, orientando su aprendizaje hacia completar el circuito de forma progresiva.</w:t>
+      </w:r>
+    </w:p>
+    <w:p>
+      <w:pPr>
+        <w:ind w:left="426"/>
+      </w:pPr>
+    </w:p>
+    <w:p>
+      <w:pPr>
+        <w:ind w:left="426"/>
+      </w:pPr>
+    </w:p>
+    <w:p>
+      <w:pPr>
+        <w:ind w:left="426"/>
+      </w:pPr>
+    </w:p>
     <w:p/>
     <w:p>
       <w:r>
@@ -4229,6 +5039,18 @@
   </w:num>
   <w:num w:numId="61" w16cid:durableId="1602641407">
     <w:abstractNumId w:val="8"/>
+  </w:num>
+  <w:num w:numId="62" w16cid:durableId="814760968">
+    <w:abstractNumId w:val="2"/>
+  </w:num>
+  <w:num w:numId="63" w16cid:durableId="1342856026">
+    <w:abstractNumId w:val="2"/>
+  </w:num>
+  <w:num w:numId="64" w16cid:durableId="853960429">
+    <w:abstractNumId w:val="2"/>
+  </w:num>
+  <w:num w:numId="65" w16cid:durableId="1481073495">
+    <w:abstractNumId w:val="2"/>
   </w:num>
 </w:numbering>
 </file>
